--- a/Fase 2/Evidencias Grupales/2.6_GuiaEstudiante_Fase 2_Informe Final Proyecto APT.docx
+++ b/Fase 2/Evidencias Grupales/2.6_GuiaEstudiante_Fase 2_Informe Final Proyecto APT.docx
@@ -1,6 +1,6 @@
 
 <file path=word/document.xml><?xml version="1.0" encoding="utf-8"?>
-<w:document xmlns:wpc="http://schemas.microsoft.com/office/word/2010/wordprocessingCanvas" xmlns:cx="http://schemas.microsoft.com/office/drawing/2014/chartex" xmlns:mc="http://schemas.openxmlformats.org/markup-compatibility/2006" xmlns:o="urn:schemas-microsoft-com:office:office" xmlns:r="http://schemas.openxmlformats.org/officeDocument/2006/relationships" xmlns:m="http://schemas.openxmlformats.org/officeDocument/2006/math" xmlns:v="urn:schemas-microsoft-com:vml" xmlns:wp14="http://schemas.microsoft.com/office/word/2010/wordprocessingDrawing" xmlns:wp="http://schemas.openxmlformats.org/drawingml/2006/wordprocessingDrawing" xmlns:w10="urn:schemas-microsoft-com:office:word" xmlns:w="http://schemas.openxmlformats.org/wordprocessingml/2006/main" xmlns:w14="http://schemas.microsoft.com/office/word/2010/wordml" xmlns:w15="http://schemas.microsoft.com/office/word/2012/wordml" xmlns:w16se="http://schemas.microsoft.com/office/word/2015/wordml/symex" xmlns:wpg="http://schemas.microsoft.com/office/word/2010/wordprocessingGroup" xmlns:wpi="http://schemas.microsoft.com/office/word/2010/wordprocessingInk" xmlns:wne="http://schemas.microsoft.com/office/word/2006/wordml" xmlns:wps="http://schemas.microsoft.com/office/word/2010/wordprocessingShape" mc:Ignorable="w14 w15 w16se wp14">
+<w:document xmlns:wpc="http://schemas.microsoft.com/office/word/2010/wordprocessingCanvas" xmlns:cx="http://schemas.microsoft.com/office/drawing/2014/chartex" xmlns:cx1="http://schemas.microsoft.com/office/drawing/2015/9/8/chartex" xmlns:cx2="http://schemas.microsoft.com/office/drawing/2015/10/21/chartex" xmlns:cx3="http://schemas.microsoft.com/office/drawing/2016/5/9/chartex" xmlns:cx4="http://schemas.microsoft.com/office/drawing/2016/5/10/chartex" xmlns:cx5="http://schemas.microsoft.com/office/drawing/2016/5/11/chartex" xmlns:cx6="http://schemas.microsoft.com/office/drawing/2016/5/12/chartex" xmlns:cx7="http://schemas.microsoft.com/office/drawing/2016/5/13/chartex" xmlns:cx8="http://schemas.microsoft.com/office/drawing/2016/5/14/chartex" xmlns:mc="http://schemas.openxmlformats.org/markup-compatibility/2006" xmlns:aink="http://schemas.microsoft.com/office/drawing/2016/ink" xmlns:am3d="http://schemas.microsoft.com/office/drawing/2017/model3d" xmlns:o="urn:schemas-microsoft-com:office:office" xmlns:oel="http://schemas.microsoft.com/office/2019/extlst" xmlns:r="http://schemas.openxmlformats.org/officeDocument/2006/relationships" xmlns:m="http://schemas.openxmlformats.org/officeDocument/2006/math" xmlns:v="urn:schemas-microsoft-com:vml" xmlns:wp14="http://schemas.microsoft.com/office/word/2010/wordprocessingDrawing" xmlns:wp="http://schemas.openxmlformats.org/drawingml/2006/wordprocessingDrawing" xmlns:w10="urn:schemas-microsoft-com:office:word" xmlns:w="http://schemas.openxmlformats.org/wordprocessingml/2006/main" xmlns:w14="http://schemas.microsoft.com/office/word/2010/wordml" xmlns:w15="http://schemas.microsoft.com/office/word/2012/wordml" xmlns:w16cex="http://schemas.microsoft.com/office/word/2018/wordml/cex" xmlns:w16cid="http://schemas.microsoft.com/office/word/2016/wordml/cid" xmlns:w16="http://schemas.microsoft.com/office/word/2018/wordml" xmlns:w16du="http://schemas.microsoft.com/office/word/2023/wordml/word16du" xmlns:w16sdtdh="http://schemas.microsoft.com/office/word/2020/wordml/sdtdatahash" xmlns:w16sdtfl="http://schemas.microsoft.com/office/word/2024/wordml/sdtformatlock" xmlns:w16se="http://schemas.microsoft.com/office/word/2015/wordml/symex" xmlns:wpg="http://schemas.microsoft.com/office/word/2010/wordprocessingGroup" xmlns:wpi="http://schemas.microsoft.com/office/word/2010/wordprocessingInk" xmlns:wne="http://schemas.microsoft.com/office/word/2006/wordml" xmlns:wps="http://schemas.microsoft.com/office/word/2010/wordprocessingShape" mc:Ignorable="w14 w15 w16se w16cid w16 w16cex w16sdtdh w16sdtfl w16du wp14">
   <w:body>
     <w:p>
       <w:r>
@@ -174,8 +174,6 @@
                                 </w:rPr>
                                 <w:t>Capstone</w:t>
                               </w:r>
-                              <w:bookmarkStart w:id="0" w:name="_GoBack"/>
-                              <w:bookmarkEnd w:id="0"/>
                             </w:p>
                           </w:txbxContent>
                         </wps:txbx>
@@ -240,7 +238,7 @@
           </mc:Choice>
           <mc:Fallback>
             <w:pict>
-              <v:group w14:anchorId="7466F1C2" id="Grupo 53" o:spid="_x0000_s1026" style="position:absolute;margin-left:-24.7pt;margin-top:3pt;width:491.25pt;height:123pt;z-index:251659264;mso-position-horizontal-relative:margin;mso-width-relative:margin;mso-height-relative:margin" coordsize="59912,15621" o:gfxdata="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">
+              <v:group w14:anchorId="7466F1C2" id="Grupo 53" o:spid="_x0000_s1026" style="position:absolute;margin-left:-24.7pt;margin-top:3pt;width:491.25pt;height:123pt;z-index:251659264;mso-position-horizontal-relative:margin;mso-width-relative:margin;mso-height-relative:margin" coordsize="59912,15621" o:gfxdata="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">
                 <v:shapetype id="_x0000_t202" coordsize="21600,21600" o:spt="202" path="m,l,21600r21600,l21600,xe">
                   <v:stroke joinstyle="miter"/>
                   <v:path gradientshapeok="t" o:connecttype="rect"/>
@@ -361,8 +359,6 @@
                           </w:rPr>
                           <w:t>Capstone</w:t>
                         </w:r>
-                        <w:bookmarkStart w:id="1" w:name="_GoBack"/>
-                        <w:bookmarkEnd w:id="1"/>
                       </w:p>
                     </w:txbxContent>
                   </v:textbox>
@@ -717,7 +713,7 @@
                 <w:szCs w:val="20"/>
                 <w:lang w:eastAsia="es-CL"/>
               </w:rPr>
-              <w:t>Escribe el nombre de tu Proyecto APT.</w:t>
+              <w:t>CuTuCo (Cultiva Tu Compra): Marketplace SaaS B2B2C de comercio de proximidad para la Agricultura Familiar Campesina (AFC) y pequeños y medianos productores locales de Chile.</w:t>
             </w:r>
           </w:p>
         </w:tc>
@@ -767,29 +763,7 @@
                 <w:szCs w:val="20"/>
                 <w:lang w:eastAsia="es-CL"/>
               </w:rPr>
-              <w:t xml:space="preserve">Menciona la(s) área(s) de desempeño de tu Plan de Estudio que </w:t>
-            </w:r>
-            <w:r>
-              <w:rPr>
-                <w:rFonts w:ascii="Calibri" w:hAnsi="Calibri" w:cs="Arial"/>
-                <w:i/>
-                <w:color w:val="548DD4"/>
-                <w:sz w:val="20"/>
-                <w:szCs w:val="20"/>
-                <w:lang w:eastAsia="es-CL"/>
-              </w:rPr>
-              <w:t xml:space="preserve">abordaron </w:t>
-            </w:r>
-            <w:r>
-              <w:rPr>
-                <w:rFonts w:ascii="Calibri" w:hAnsi="Calibri" w:cs="Arial"/>
-                <w:i/>
-                <w:color w:val="548DD4"/>
-                <w:sz w:val="20"/>
-                <w:szCs w:val="20"/>
-                <w:lang w:eastAsia="es-CL"/>
-              </w:rPr>
-              <w:t>tu Proyecto APT.</w:t>
+              <w:t>Desarrollo de soluciones de TI y gestión de proyectos informáticos, con foco en desarrollo de software, arquitectura cloud, APIs, datos, pruebas e integración de servicios.</w:t>
             </w:r>
           </w:p>
         </w:tc>
@@ -847,7 +821,7 @@
                 <w:szCs w:val="20"/>
                 <w:lang w:eastAsia="es-CL"/>
               </w:rPr>
-              <w:t xml:space="preserve">Menciona las competencias  de tu Plan de Estudio que </w:t>
+              <w:t xml:space="preserve">C1: Realizar pruebas de certificación de productos y procesos. </w:t>
             </w:r>
             <w:r>
               <w:rPr>
@@ -858,7 +832,7 @@
                 <w:szCs w:val="20"/>
                 <w:lang w:eastAsia="es-CL"/>
               </w:rPr>
-              <w:t>abordaste e</w:t>
+              <w:br/>
             </w:r>
             <w:r>
               <w:rPr>
@@ -869,7 +843,51 @@
                 <w:szCs w:val="20"/>
                 <w:lang w:eastAsia="es-CL"/>
               </w:rPr>
-              <w:t>n tu Proyecto APT.</w:t>
+              <w:t xml:space="preserve">C2: Gestionar proyectos informáticos. </w:t>
+            </w:r>
+            <w:r>
+              <w:rPr>
+                <w:rFonts w:ascii="Calibri" w:hAnsi="Calibri" w:cs="Arial"/>
+                <w:i/>
+                <w:color w:val="548DD4"/>
+                <w:sz w:val="20"/>
+                <w:szCs w:val="20"/>
+                <w:lang w:eastAsia="es-CL"/>
+              </w:rPr>
+              <w:br/>
+            </w:r>
+            <w:r>
+              <w:rPr>
+                <w:rFonts w:ascii="Calibri" w:hAnsi="Calibri" w:cs="Arial"/>
+                <w:i/>
+                <w:color w:val="548DD4"/>
+                <w:sz w:val="20"/>
+                <w:szCs w:val="20"/>
+                <w:lang w:eastAsia="es-CL"/>
+              </w:rPr>
+              <w:t xml:space="preserve">C3: Construir modelos de datos escalables. </w:t>
+            </w:r>
+            <w:r>
+              <w:rPr>
+                <w:rFonts w:ascii="Calibri" w:hAnsi="Calibri" w:cs="Arial"/>
+                <w:i/>
+                <w:color w:val="548DD4"/>
+                <w:sz w:val="20"/>
+                <w:szCs w:val="20"/>
+                <w:lang w:eastAsia="es-CL"/>
+              </w:rPr>
+              <w:br/>
+            </w:r>
+            <w:r>
+              <w:rPr>
+                <w:rFonts w:ascii="Calibri" w:hAnsi="Calibri" w:cs="Arial"/>
+                <w:i/>
+                <w:color w:val="548DD4"/>
+                <w:sz w:val="20"/>
+                <w:szCs w:val="20"/>
+                <w:lang w:eastAsia="es-CL"/>
+              </w:rPr>
+              <w:t>C4: Desarrollar una solución de software utilizando técnicas que permitan sistematizar el proceso de desarrollo y mantenimiento.</w:t>
             </w:r>
           </w:p>
         </w:tc>
@@ -996,19 +1014,10 @@
                 <w:ilvl w:val="0"/>
                 <w:numId w:val="6"/>
               </w:numPr>
-              <w:spacing w:before="0" w:beforeAutospacing="0" w:after="0" w:afterAutospacing="0"/>
-              <w:ind w:left="301" w:hanging="283"/>
+              <w:spacing w:after="0"/>
               <w:jc w:val="both"/>
               <w:textAlignment w:val="baseline"/>
               <w:rPr>
-                <w:rFonts w:ascii="Segoe UI" w:hAnsi="Segoe UI" w:cs="Segoe UI"/>
-                <w:color w:val="0070C0"/>
-                <w:sz w:val="18"/>
-                <w:szCs w:val="18"/>
-              </w:rPr>
-            </w:pPr>
-            <w:r>
-              <w:rPr>
                 <w:rStyle w:val="normaltextrun"/>
                 <w:rFonts w:ascii="Calibri" w:hAnsi="Calibri" w:cs="Calibri"/>
                 <w:i/>
@@ -1017,20 +1026,7 @@
                 <w:sz w:val="18"/>
                 <w:szCs w:val="18"/>
               </w:rPr>
-              <w:t>Señala qu</w:t>
-            </w:r>
-            <w:r>
-              <w:rPr>
-                <w:rStyle w:val="normaltextrun"/>
-                <w:rFonts w:ascii="Segoe UI" w:hAnsi="Segoe UI" w:cs="Segoe UI"/>
-                <w:i/>
-                <w:iCs/>
-                <w:color w:val="0070C0"/>
-                <w:sz w:val="18"/>
-                <w:szCs w:val="18"/>
-              </w:rPr>
-              <w:t>é</w:t>
-            </w:r>
+            </w:pPr>
             <w:r>
               <w:rPr>
                 <w:rStyle w:val="normaltextrun"/>
@@ -1041,125 +1037,7 @@
                 <w:sz w:val="18"/>
                 <w:szCs w:val="18"/>
               </w:rPr>
-              <w:t xml:space="preserve"> problema busc</w:t>
-            </w:r>
-            <w:r>
-              <w:rPr>
-                <w:rStyle w:val="normaltextrun"/>
-                <w:rFonts w:ascii="Calibri" w:hAnsi="Calibri" w:cs="Calibri"/>
-                <w:i/>
-                <w:iCs/>
-                <w:color w:val="0070C0"/>
-                <w:sz w:val="18"/>
-                <w:szCs w:val="18"/>
-              </w:rPr>
-              <w:t>ó</w:t>
-            </w:r>
-            <w:r>
-              <w:rPr>
-                <w:rStyle w:val="normaltextrun"/>
-                <w:rFonts w:ascii="Calibri" w:hAnsi="Calibri" w:cs="Calibri"/>
-                <w:i/>
-                <w:iCs/>
-                <w:color w:val="0070C0"/>
-                <w:sz w:val="18"/>
-                <w:szCs w:val="18"/>
-              </w:rPr>
-              <w:t xml:space="preserve"> solucionar tu proyecto</w:t>
-            </w:r>
-            <w:r>
-              <w:rPr>
-                <w:rStyle w:val="normaltextrun"/>
-                <w:rFonts w:ascii="Calibri" w:hAnsi="Calibri" w:cs="Calibri"/>
-                <w:i/>
-                <w:iCs/>
-                <w:color w:val="0070C0"/>
-                <w:sz w:val="18"/>
-                <w:szCs w:val="18"/>
-              </w:rPr>
-              <w:t xml:space="preserve"> y</w:t>
-            </w:r>
-            <w:r>
-              <w:rPr>
-                <w:rStyle w:val="normaltextrun"/>
-                <w:rFonts w:ascii="Calibri" w:hAnsi="Calibri" w:cs="Calibri"/>
-                <w:i/>
-                <w:iCs/>
-                <w:color w:val="0070C0"/>
-                <w:sz w:val="18"/>
-                <w:szCs w:val="18"/>
-              </w:rPr>
-              <w:t xml:space="preserve"> </w:t>
-            </w:r>
-            <w:r>
-              <w:rPr>
-                <w:rStyle w:val="normaltextrun"/>
-                <w:rFonts w:ascii="Calibri" w:hAnsi="Calibri" w:cs="Calibri"/>
-                <w:i/>
-                <w:iCs/>
-                <w:color w:val="0070C0"/>
-                <w:sz w:val="18"/>
-                <w:szCs w:val="18"/>
-              </w:rPr>
-              <w:t>su</w:t>
-            </w:r>
-            <w:r>
-              <w:rPr>
-                <w:rStyle w:val="normaltextrun"/>
-                <w:rFonts w:ascii="Calibri" w:hAnsi="Calibri" w:cs="Calibri"/>
-                <w:i/>
-                <w:iCs/>
-                <w:color w:val="0070C0"/>
-                <w:sz w:val="18"/>
-                <w:szCs w:val="18"/>
-              </w:rPr>
-              <w:t xml:space="preserve"> relevancia para e</w:t>
-            </w:r>
-            <w:r>
-              <w:rPr>
-                <w:rStyle w:val="normaltextrun"/>
-                <w:rFonts w:ascii="Calibri" w:hAnsi="Calibri" w:cs="Calibri"/>
-                <w:i/>
-                <w:iCs/>
-                <w:color w:val="0070C0"/>
-                <w:sz w:val="18"/>
-                <w:szCs w:val="18"/>
-              </w:rPr>
-              <w:t>l</w:t>
-            </w:r>
-            <w:r>
-              <w:rPr>
-                <w:rStyle w:val="normaltextrun"/>
-                <w:rFonts w:ascii="Calibri" w:hAnsi="Calibri" w:cs="Calibri"/>
-                <w:i/>
-                <w:iCs/>
-                <w:color w:val="0070C0"/>
-                <w:sz w:val="18"/>
-                <w:szCs w:val="18"/>
-              </w:rPr>
-              <w:t xml:space="preserve"> contexto de la profesión</w:t>
-            </w:r>
-            <w:r>
-              <w:rPr>
-                <w:rStyle w:val="normaltextrun"/>
-                <w:rFonts w:ascii="Calibri" w:hAnsi="Calibri" w:cs="Calibri"/>
-                <w:i/>
-                <w:iCs/>
-                <w:color w:val="0070C0"/>
-                <w:sz w:val="18"/>
-                <w:szCs w:val="18"/>
-              </w:rPr>
-              <w:t>. Algunas preguntas que pueden ayudarte a responder este apartado son: </w:t>
-            </w:r>
-            <w:r>
-              <w:rPr>
-                <w:rStyle w:val="eop"/>
-                <w:rFonts w:ascii="Calibri" w:hAnsi="Calibri" w:cs="Calibri"/>
-                <w:color w:val="0070C0"/>
-                <w:sz w:val="18"/>
-                <w:szCs w:val="18"/>
-              </w:rPr>
-              <w:t> </w:t>
+              <w:t>Nosotros desarrollamos CuTuCo para abordar dos problemas relacionados: la brecha tecnológica de pequeños productores y la intermediación comercial que reduce su margen. Una tienda propia no resuelve por sí sola la logística de proximidad, la confianza entre las partes, la gestión multivendedor ni la trazabilidad de las transacciones.</w:t>
             </w:r>
           </w:p>
           <w:p>
@@ -1167,20 +1045,12 @@
               <w:pStyle w:val="paragraph"/>
               <w:numPr>
                 <w:ilvl w:val="0"/>
-                <w:numId w:val="5"/>
+                <w:numId w:val="6"/>
               </w:numPr>
-              <w:spacing w:before="0" w:beforeAutospacing="0" w:after="0" w:afterAutospacing="0"/>
+              <w:spacing w:after="0"/>
               <w:jc w:val="both"/>
               <w:textAlignment w:val="baseline"/>
               <w:rPr>
-                <w:rFonts w:ascii="Calibri" w:hAnsi="Calibri" w:cs="Calibri"/>
-                <w:color w:val="0070C0"/>
-                <w:sz w:val="18"/>
-                <w:szCs w:val="18"/>
-              </w:rPr>
-            </w:pPr>
-            <w:r>
-              <w:rPr>
                 <w:rStyle w:val="normaltextrun"/>
                 <w:rFonts w:ascii="Calibri" w:hAnsi="Calibri" w:cs="Calibri"/>
                 <w:i/>
@@ -1189,17 +1059,18 @@
                 <w:sz w:val="18"/>
                 <w:szCs w:val="18"/>
               </w:rPr>
-              <w:t>¿Por qué es relevante este tema para el campo laboral de tu carrera?</w:t>
-            </w:r>
-            <w:r>
-              <w:rPr>
-                <w:rStyle w:val="eop"/>
+            </w:pPr>
+            <w:r>
+              <w:rPr>
+                <w:rStyle w:val="normaltextrun"/>
                 <w:rFonts w:ascii="Calibri" w:hAnsi="Calibri" w:cs="Calibri"/>
+                <w:i/>
+                <w:iCs/>
                 <w:color w:val="0070C0"/>
                 <w:sz w:val="18"/>
                 <w:szCs w:val="18"/>
               </w:rPr>
-              <w:t> </w:t>
+              <w:t>El tema es relevante para nuestro campo laboral porque nos obliga a resolver problemas que aparecen en sistemas informáticos reales y no solo en un CRUD. Trabajamos con arquitectura desacoplada, APIs, seguridad, persistencia, integración con pagos, reglas de negocio, pruebas, control de alcance y despliegue en la nube.</w:t>
             </w:r>
           </w:p>
           <w:p>
@@ -1207,20 +1078,12 @@
               <w:pStyle w:val="paragraph"/>
               <w:numPr>
                 <w:ilvl w:val="0"/>
-                <w:numId w:val="5"/>
+                <w:numId w:val="6"/>
               </w:numPr>
-              <w:spacing w:before="0" w:beforeAutospacing="0" w:after="0" w:afterAutospacing="0"/>
+              <w:spacing w:after="0"/>
               <w:jc w:val="both"/>
               <w:textAlignment w:val="baseline"/>
               <w:rPr>
-                <w:rFonts w:ascii="Calibri" w:hAnsi="Calibri" w:cs="Calibri"/>
-                <w:color w:val="0070C0"/>
-                <w:sz w:val="18"/>
-                <w:szCs w:val="18"/>
-              </w:rPr>
-            </w:pPr>
-            <w:r>
-              <w:rPr>
                 <w:rStyle w:val="normaltextrun"/>
                 <w:rFonts w:ascii="Calibri" w:hAnsi="Calibri" w:cs="Calibri"/>
                 <w:i/>
@@ -1229,17 +1092,18 @@
                 <w:sz w:val="18"/>
                 <w:szCs w:val="18"/>
               </w:rPr>
-              <w:t>¿Dónde se ubica la situación que vas a abordar? (Ej.: País, región, comuna o institución) ¿Cuáles son las características principales de ese lugar? </w:t>
-            </w:r>
-            <w:r>
-              <w:rPr>
-                <w:rStyle w:val="eop"/>
+            </w:pPr>
+            <w:r>
+              <w:rPr>
+                <w:rStyle w:val="normaltextrun"/>
                 <w:rFonts w:ascii="Calibri" w:hAnsi="Calibri" w:cs="Calibri"/>
+                <w:i/>
+                <w:iCs/>
                 <w:color w:val="0070C0"/>
                 <w:sz w:val="18"/>
                 <w:szCs w:val="18"/>
               </w:rPr>
-              <w:t> </w:t>
+              <w:t>La situación se ubica en Chile y se orienta principalmente a pequeños y medianos productores locales y a la Agricultura Familiar Campesina. La propuesta considera comercio de proximidad y una cobertura restringida por región, de modo que la plataforma no intenta resolver una logística nacional compleja en el MVP.</w:t>
             </w:r>
           </w:p>
           <w:p>
@@ -1247,20 +1111,12 @@
               <w:pStyle w:val="paragraph"/>
               <w:numPr>
                 <w:ilvl w:val="0"/>
-                <w:numId w:val="5"/>
+                <w:numId w:val="6"/>
               </w:numPr>
-              <w:spacing w:before="0" w:beforeAutospacing="0" w:after="0" w:afterAutospacing="0"/>
+              <w:spacing w:after="0"/>
               <w:jc w:val="both"/>
               <w:textAlignment w:val="baseline"/>
               <w:rPr>
-                <w:rFonts w:ascii="Calibri" w:hAnsi="Calibri" w:cs="Calibri"/>
-                <w:color w:val="0070C0"/>
-                <w:sz w:val="18"/>
-                <w:szCs w:val="18"/>
-              </w:rPr>
-            </w:pPr>
-            <w:r>
-              <w:rPr>
                 <w:rStyle w:val="normaltextrun"/>
                 <w:rFonts w:ascii="Calibri" w:hAnsi="Calibri" w:cs="Calibri"/>
                 <w:i/>
@@ -1269,8 +1125,7 @@
                 <w:sz w:val="18"/>
                 <w:szCs w:val="18"/>
               </w:rPr>
-              <w:t xml:space="preserve">¿A quiénes afecta o impacta la situación que </w:t>
-            </w:r>
+            </w:pPr>
             <w:r>
               <w:rPr>
                 <w:rStyle w:val="normaltextrun"/>
@@ -1281,8 +1136,28 @@
                 <w:sz w:val="18"/>
                 <w:szCs w:val="18"/>
               </w:rPr>
-              <w:t>abordaste</w:t>
-            </w:r>
+              <w:lastRenderedPageBreak/>
+              <w:t>La situación impacta principalmente a productores que no pueden asumir por separado los costos de hosting, desarrollo y mantención de una tienda digital. También impacta a compradores y comercios locales que necesitan acceder a una oferta de productos agrícolas con información clara, un flujo de compra y seguimiento del pedido.</w:t>
+            </w:r>
+          </w:p>
+          <w:p>
+            <w:pPr>
+              <w:pStyle w:val="Prrafodelista"/>
+              <w:numPr>
+                <w:ilvl w:val="0"/>
+                <w:numId w:val="6"/>
+              </w:numPr>
+              <w:spacing w:after="0" w:line="240" w:lineRule="auto"/>
+              <w:jc w:val="both"/>
+              <w:rPr>
+                <w:rFonts w:ascii="Calibri" w:hAnsi="Calibri" w:cs="Arial"/>
+                <w:i/>
+                <w:color w:val="0070C0"/>
+                <w:sz w:val="18"/>
+                <w:szCs w:val="20"/>
+                <w:lang w:eastAsia="es-CL"/>
+              </w:rPr>
+            </w:pPr>
             <w:r>
               <w:rPr>
                 <w:rStyle w:val="normaltextrun"/>
@@ -1293,121 +1168,8 @@
                 <w:sz w:val="18"/>
                 <w:szCs w:val="18"/>
               </w:rPr>
-              <w:t>? (Ej.: Grupo etario, usuarios de algún servicio, etc.).</w:t>
-            </w:r>
-            <w:r>
-              <w:rPr>
-                <w:rStyle w:val="eop"/>
-                <w:rFonts w:ascii="Calibri" w:hAnsi="Calibri" w:cs="Calibri"/>
-                <w:color w:val="0070C0"/>
-                <w:sz w:val="18"/>
-                <w:szCs w:val="18"/>
-              </w:rPr>
-              <w:t> </w:t>
-            </w:r>
-          </w:p>
-          <w:p>
-            <w:pPr>
-              <w:pStyle w:val="paragraph"/>
-              <w:numPr>
-                <w:ilvl w:val="0"/>
-                <w:numId w:val="5"/>
-              </w:numPr>
-              <w:spacing w:before="0" w:beforeAutospacing="0" w:after="0" w:afterAutospacing="0"/>
-              <w:jc w:val="both"/>
-              <w:textAlignment w:val="baseline"/>
-              <w:rPr>
-                <w:rFonts w:ascii="Calibri" w:hAnsi="Calibri" w:cs="Calibri"/>
-                <w:color w:val="0070C0"/>
-                <w:sz w:val="18"/>
-                <w:szCs w:val="18"/>
-              </w:rPr>
-            </w:pPr>
-            <w:r>
-              <w:rPr>
-                <w:rStyle w:val="normaltextrun"/>
-                <w:rFonts w:ascii="Calibri" w:hAnsi="Calibri" w:cs="Calibri"/>
-                <w:i/>
-                <w:iCs/>
-                <w:color w:val="0070C0"/>
-                <w:sz w:val="18"/>
-                <w:szCs w:val="18"/>
-              </w:rPr>
-              <w:t xml:space="preserve">¿Cuál </w:t>
-            </w:r>
-            <w:r>
-              <w:rPr>
-                <w:rStyle w:val="normaltextrun"/>
-                <w:rFonts w:ascii="Calibri" w:hAnsi="Calibri" w:cs="Calibri"/>
-                <w:i/>
-                <w:iCs/>
-                <w:color w:val="0070C0"/>
-                <w:sz w:val="18"/>
-                <w:szCs w:val="18"/>
-              </w:rPr>
-              <w:t>fue</w:t>
-            </w:r>
-            <w:r>
-              <w:rPr>
-                <w:rStyle w:val="normaltextrun"/>
-                <w:rFonts w:ascii="Calibri" w:hAnsi="Calibri" w:cs="Calibri"/>
-                <w:i/>
-                <w:iCs/>
-                <w:color w:val="0070C0"/>
-                <w:sz w:val="18"/>
-                <w:szCs w:val="18"/>
-              </w:rPr>
-              <w:t xml:space="preserve"> el aporte de valor (real o simulado) de tu Proyecto APT para el contexto laboral y/o social en que se situ</w:t>
-            </w:r>
-            <w:r>
-              <w:rPr>
-                <w:rStyle w:val="normaltextrun"/>
-                <w:rFonts w:ascii="Calibri" w:hAnsi="Calibri" w:cs="Calibri"/>
-                <w:i/>
-                <w:iCs/>
-                <w:color w:val="0070C0"/>
-                <w:sz w:val="18"/>
-                <w:szCs w:val="18"/>
-              </w:rPr>
-              <w:t>ó</w:t>
-            </w:r>
-            <w:r>
-              <w:rPr>
-                <w:rStyle w:val="normaltextrun"/>
-                <w:rFonts w:ascii="Calibri" w:hAnsi="Calibri" w:cs="Calibri"/>
-                <w:i/>
-                <w:iCs/>
-                <w:color w:val="0070C0"/>
-                <w:sz w:val="18"/>
-                <w:szCs w:val="18"/>
-              </w:rPr>
-              <w:t>?</w:t>
-            </w:r>
-            <w:r>
-              <w:rPr>
-                <w:rStyle w:val="eop"/>
-                <w:rFonts w:ascii="Calibri" w:hAnsi="Calibri" w:cs="Calibri"/>
-                <w:color w:val="0070C0"/>
-                <w:sz w:val="18"/>
-                <w:szCs w:val="18"/>
-              </w:rPr>
-              <w:t> </w:t>
-            </w:r>
-          </w:p>
-          <w:p>
-            <w:pPr>
-              <w:pStyle w:val="Prrafodelista"/>
-              <w:spacing w:after="0" w:line="240" w:lineRule="auto"/>
-              <w:jc w:val="both"/>
-              <w:rPr>
-                <w:rFonts w:ascii="Calibri" w:hAnsi="Calibri" w:cs="Arial"/>
-                <w:i/>
-                <w:color w:val="0070C0"/>
-                <w:sz w:val="18"/>
-                <w:szCs w:val="20"/>
-                <w:lang w:eastAsia="es-CL"/>
-              </w:rPr>
-            </w:pPr>
+              <w:t>El aporte de valor de nuestro proyecto es integrar en una sola plataforma la oferta de productores, la compra, los roles de Cliente, Vendedor y Administrador, la autenticación, la conexión con servicios cloud, el pago mediante Webpay Plus en modo de prueba, la gestión regional de la venta, la entrega y la administración de pagos posteriores mediante payout. Además, partimos de un MVP existente y lo reestructuramos para acercarlo a una arquitectura mantenible y escalable.</w:t>
+            </w:r>
           </w:p>
         </w:tc>
       </w:tr>
@@ -1434,6 +1196,7 @@
                 <w:color w:val="1F3864" w:themeColor="accent1" w:themeShade="80"/>
                 <w:sz w:val="18"/>
               </w:rPr>
+              <w:lastRenderedPageBreak/>
               <w:t xml:space="preserve">2. Objetivos </w:t>
             </w:r>
           </w:p>
@@ -1451,7 +1214,6 @@
                 <w:numId w:val="1"/>
               </w:numPr>
               <w:spacing w:after="0" w:line="240" w:lineRule="auto"/>
-              <w:ind w:left="314" w:hanging="284"/>
               <w:jc w:val="both"/>
               <w:rPr>
                 <w:rFonts w:ascii="Calibri" w:hAnsi="Calibri" w:cs="Arial"/>
@@ -1471,12 +1233,16 @@
                 <w:szCs w:val="20"/>
                 <w:lang w:eastAsia="es-CL"/>
               </w:rPr>
-              <w:t>Objetivo general y específicos.</w:t>
+              <w:t>Nuestro objetivo general fue llevar CuTuCo desde el MVP móvil local desarrollado con Ionic 8, Angular 18 y SQLite hacia un Marketplace SaaS B2B2C web y desacoplado, usando Vue.js + Vite en el frontend, servicios backend con FastAPI y PostgreSQL en Supabase, integrando autenticación segura, pago con Webpay Plus, gestión de productores y compradores, delivery y administración, dentro de las 11 semanas de desarrollo más 2 semanas de preparación y entrega final.</w:t>
             </w:r>
           </w:p>
           <w:p>
             <w:pPr>
               <w:pStyle w:val="Prrafodelista"/>
+              <w:numPr>
+                <w:ilvl w:val="0"/>
+                <w:numId w:val="1"/>
+              </w:numPr>
               <w:jc w:val="both"/>
               <w:rPr>
                 <w:rFonts w:ascii="Calibri" w:hAnsi="Calibri" w:cs="Arial"/>
@@ -1496,7 +1262,7 @@
                 <w:szCs w:val="20"/>
                 <w:lang w:eastAsia="es-CL"/>
               </w:rPr>
-              <w:t>¿Cuál es el objetivo general de tu Proyecto APT? ¿Cuáles son los objetivos específicos de tu Proyecto APT?</w:t>
+              <w:t>Nuestros objetivos específicos fueron: migrar y rediseñar la persistencia desde SQLite a PostgreSQL; construir el frontend web y los servicios necesarios para Cliente, Vendedor y Administrador; usar Supabase GoTrue para autenticación y refresh de sesión, manteniendo en FastAPI la lógica de bloqueo tras 5 intentos fallidos; integrar Webpay Plus Test y registrar el flujo de pago sin duplicidades; implementar la gestión regional de ventas, delivery con estados Preparación, En Tránsito y Entregado y validación mediante código; incorporar aprobación de productores, gestión manual de sanciones, gestión de payout y reembolsos posteriores como parte del flujo de negocio; aplicar validaciones en frontend, backend y base de datos; ejecutar pruebas por capas; y dejar documentados los despliegues, responsabilidades, riesgos, calidad y soporte. También controlamos el alcance para retirar funcionalidades que la actualización final consideró innecesarias para el MVP, como historial de precios, geolocalización GPS, alertas por umbral de stock y automatizaciones de reputación o sanción.</w:t>
             </w:r>
           </w:p>
         </w:tc>
@@ -1538,7 +1304,6 @@
                 <w:numId w:val="1"/>
               </w:numPr>
               <w:spacing w:after="0" w:line="240" w:lineRule="auto"/>
-              <w:ind w:left="318" w:hanging="284"/>
               <w:jc w:val="both"/>
               <w:rPr>
                 <w:rFonts w:ascii="Calibri" w:hAnsi="Calibri" w:cs="Arial"/>
@@ -1558,12 +1323,18 @@
                 <w:szCs w:val="20"/>
                 <w:lang w:eastAsia="es-CL"/>
               </w:rPr>
-              <w:t>Metodología utilizada y su pertinencia para cumplir objetivos.</w:t>
-            </w:r>
-          </w:p>
-          <w:p>
-            <w:pPr>
-              <w:ind w:left="720"/>
+              <w:t>Nosotros utilizamos un enfoque tradicional y estructurado en cuatro fases: 1) planificación inicial; 2) análisis y diseño; 3) construcción; y 4) implementación y cierre. La decisión fue pertinente porque trabajamos con una pauta académica que exige entregables formales, trazabilidad entre requisitos y pruebas, control de alcance, responsables y evidencias. Además, el equipo está compuesto solo por dos personas, por lo que necesitábamos una planificación que nos permitiera ordenar dependencias y evitar retrabajo.</w:t>
+            </w:r>
+          </w:p>
+          <w:p>
+            <w:pPr>
+              <w:pStyle w:val="Prrafodelista"/>
+              <w:numPr>
+                <w:ilvl w:val="0"/>
+                <w:numId w:val="1"/>
+              </w:numPr>
+              <w:spacing w:after="0" w:line="240" w:lineRule="auto"/>
+              <w:jc w:val="both"/>
               <w:rPr>
                 <w:rFonts w:ascii="Calibri" w:hAnsi="Calibri" w:cs="Arial"/>
                 <w:i/>
@@ -1582,9 +1353,15 @@
                 <w:szCs w:val="20"/>
                 <w:lang w:eastAsia="es-CL"/>
               </w:rPr>
-              <w:t>¿Qué metodología utilizaste para desarrollar tu Proyecto APT?</w:t>
-            </w:r>
-            <w:r>
+              <w:t>En la planificación inicial definimos el Acta de Constitución del Proyecto, la EDT, los hitos de desarrollo y su diccionario, la Carta Gantt, la matriz RACI, la matriz de riesgos y el Plan de Pruebas Inicial. También dejamos explícito qué funciones entraban y cuáles quedaban fuera, y establecimos el control semanal de avance, bloqueos, riesgos y cambios.</w:t>
+            </w:r>
+          </w:p>
+          <w:p>
+            <w:pPr>
+              <w:numPr>
+                <w:ilvl w:val="0"/>
+                <w:numId w:val="1"/>
+              </w:numPr>
               <w:rPr>
                 <w:rFonts w:ascii="Calibri" w:hAnsi="Calibri" w:cs="Arial"/>
                 <w:i/>
@@ -1593,12 +1370,8 @@
                 <w:szCs w:val="20"/>
                 <w:lang w:eastAsia="es-CL"/>
               </w:rPr>
-              <w:t xml:space="preserve"> Describe las fases y procedimientos que llevaste a cabo para ejecutar tu proyecto.</w:t>
-            </w:r>
-          </w:p>
-          <w:p>
-            <w:pPr>
-              <w:ind w:left="720"/>
+            </w:pPr>
+            <w:r>
               <w:rPr>
                 <w:rFonts w:ascii="Calibri" w:hAnsi="Calibri" w:cs="Arial"/>
                 <w:i/>
@@ -1607,28 +1380,7 @@
                 <w:szCs w:val="20"/>
                 <w:lang w:eastAsia="es-CL"/>
               </w:rPr>
-            </w:pPr>
-            <w:r>
-              <w:rPr>
-                <w:rFonts w:ascii="Calibri" w:hAnsi="Calibri" w:cs="Arial"/>
-                <w:i/>
-                <w:color w:val="0070C0"/>
-                <w:sz w:val="18"/>
-                <w:szCs w:val="20"/>
-                <w:lang w:eastAsia="es-CL"/>
-              </w:rPr>
-              <w:t>Fundamenta, ¿p</w:t>
-            </w:r>
-            <w:r>
-              <w:rPr>
-                <w:rFonts w:ascii="Calibri" w:hAnsi="Calibri" w:cs="Arial"/>
-                <w:i/>
-                <w:color w:val="0070C0"/>
-                <w:sz w:val="18"/>
-                <w:szCs w:val="20"/>
-                <w:lang w:eastAsia="es-CL"/>
-              </w:rPr>
-              <w:t>or qué esta metodología era pertinente para cumplir los objetivos planteados?</w:t>
+              <w:t>En análisis y diseño trabajamos el Documento de Especificación de Requerimientos, los modelos de datos y la arquitectura, los mockups de interfaz y el plan de calidad y costos. Comparamos la arquitectura anterior, basada en Ionic/Angular y SQLite, con la nueva propuesta web desacoplada. También revisamos la distribución de responsabilidades entre Vue.js, Supabase, FastAPI, Webpay Plus y los demás servicios externos.</w:t>
             </w:r>
           </w:p>
         </w:tc>
@@ -1674,7 +1426,6 @@
                 <w:numId w:val="1"/>
               </w:numPr>
               <w:spacing w:after="0" w:line="240" w:lineRule="auto"/>
-              <w:ind w:left="318" w:hanging="284"/>
               <w:jc w:val="both"/>
               <w:rPr>
                 <w:rFonts w:ascii="Calibri" w:hAnsi="Calibri" w:cs="Arial"/>
@@ -1694,54 +1445,7 @@
                 <w:szCs w:val="20"/>
                 <w:lang w:eastAsia="es-CL"/>
               </w:rPr>
-              <w:t>Descripción de las etapas o actividades del Proyecto APT.</w:t>
-            </w:r>
-          </w:p>
-          <w:p>
-            <w:pPr>
-              <w:pStyle w:val="Prrafodelista"/>
-              <w:jc w:val="both"/>
-              <w:rPr>
-                <w:rFonts w:ascii="Calibri" w:hAnsi="Calibri" w:cs="Arial"/>
-                <w:i/>
-                <w:color w:val="0070C0"/>
-                <w:sz w:val="18"/>
-                <w:szCs w:val="20"/>
-                <w:lang w:eastAsia="es-CL"/>
-              </w:rPr>
-            </w:pPr>
-            <w:r>
-              <w:rPr>
-                <w:rFonts w:ascii="Calibri" w:hAnsi="Calibri" w:cs="Arial"/>
-                <w:i/>
-                <w:color w:val="0070C0"/>
-                <w:sz w:val="18"/>
-                <w:szCs w:val="20"/>
-                <w:lang w:eastAsia="es-CL"/>
-              </w:rPr>
-              <w:t xml:space="preserve">¿Cuáles fueron las etapas o actividades </w:t>
-            </w:r>
-            <w:r>
-              <w:rPr>
-                <w:rFonts w:ascii="Calibri" w:hAnsi="Calibri" w:cs="Arial"/>
-                <w:i/>
-                <w:color w:val="0070C0"/>
-                <w:sz w:val="18"/>
-                <w:szCs w:val="20"/>
-                <w:lang w:eastAsia="es-CL"/>
-              </w:rPr>
-              <w:t>que desarrollaste en</w:t>
-            </w:r>
-            <w:r>
-              <w:rPr>
-                <w:rFonts w:ascii="Calibri" w:hAnsi="Calibri" w:cs="Arial"/>
-                <w:i/>
-                <w:color w:val="0070C0"/>
-                <w:sz w:val="18"/>
-                <w:szCs w:val="20"/>
-                <w:lang w:eastAsia="es-CL"/>
-              </w:rPr>
-              <w:t xml:space="preserve"> tu Proyecto APT?</w:t>
+              <w:t>Durante el desarrollo organizamos el trabajo en una secuencia que siguió el cronograma de 13 semanas. Primero ordenamos el alcance y los requisitos; luego definimos datos y arquitectura; después construimos backend y frontend; finalmente integramos, probamos, estabilizamos y preparamos la documentación y la entrega.</w:t>
             </w:r>
           </w:p>
           <w:p>
@@ -1752,7 +1456,6 @@
                 <w:numId w:val="1"/>
               </w:numPr>
               <w:spacing w:after="0" w:line="240" w:lineRule="auto"/>
-              <w:ind w:left="318" w:hanging="284"/>
               <w:jc w:val="both"/>
               <w:rPr>
                 <w:rFonts w:ascii="Calibri" w:hAnsi="Calibri" w:cs="Arial"/>
@@ -1772,79 +1475,7 @@
                 <w:szCs w:val="20"/>
                 <w:lang w:eastAsia="es-CL"/>
               </w:rPr>
-              <w:t>Dificultades y facilitadores en el desarrollo del Proyecto APT</w:t>
-            </w:r>
-            <w:r>
-              <w:rPr>
-                <w:rFonts w:ascii="Calibri" w:hAnsi="Calibri" w:cs="Arial"/>
-                <w:i/>
-                <w:color w:val="0070C0"/>
-                <w:sz w:val="18"/>
-                <w:szCs w:val="20"/>
-                <w:lang w:eastAsia="es-CL"/>
-              </w:rPr>
-              <w:t>.</w:t>
-            </w:r>
-          </w:p>
-          <w:p>
-            <w:pPr>
-              <w:pStyle w:val="Prrafodelista"/>
-              <w:jc w:val="both"/>
-              <w:rPr>
-                <w:rFonts w:ascii="Calibri" w:hAnsi="Calibri" w:cs="Arial"/>
-                <w:i/>
-                <w:color w:val="0070C0"/>
-                <w:sz w:val="18"/>
-                <w:szCs w:val="20"/>
-                <w:lang w:eastAsia="es-CL"/>
-              </w:rPr>
-            </w:pPr>
-            <w:r>
-              <w:rPr>
-                <w:rFonts w:ascii="Calibri" w:hAnsi="Calibri" w:cs="Arial"/>
-                <w:i/>
-                <w:color w:val="0070C0"/>
-                <w:sz w:val="18"/>
-                <w:szCs w:val="20"/>
-                <w:lang w:eastAsia="es-CL"/>
-              </w:rPr>
-              <w:t>¿Qué elementos/aspectos te facilitaron o ayudaron en el desarrollo de tu proyecto APT?</w:t>
-            </w:r>
-          </w:p>
-          <w:p>
-            <w:pPr>
-              <w:pStyle w:val="Prrafodelista"/>
-              <w:jc w:val="both"/>
-              <w:rPr>
-                <w:rFonts w:ascii="Calibri" w:hAnsi="Calibri" w:cs="Arial"/>
-                <w:i/>
-                <w:color w:val="0070C0"/>
-                <w:sz w:val="18"/>
-                <w:szCs w:val="20"/>
-                <w:lang w:eastAsia="es-CL"/>
-              </w:rPr>
-            </w:pPr>
-            <w:r>
-              <w:rPr>
-                <w:rFonts w:ascii="Calibri" w:hAnsi="Calibri" w:cs="Arial"/>
-                <w:i/>
-                <w:color w:val="0070C0"/>
-                <w:sz w:val="18"/>
-                <w:szCs w:val="20"/>
-                <w:lang w:eastAsia="es-CL"/>
-              </w:rPr>
-              <w:t>¿A qué dificultades</w:t>
-            </w:r>
-            <w:r>
-              <w:rPr>
-                <w:rFonts w:ascii="Calibri" w:hAnsi="Calibri" w:cs="Arial"/>
-                <w:i/>
-                <w:color w:val="0070C0"/>
-                <w:sz w:val="18"/>
-                <w:szCs w:val="20"/>
-                <w:lang w:eastAsia="es-CL"/>
-              </w:rPr>
-              <w:t xml:space="preserve"> enfrentaste en el desarrollo de tu Proyecto APT?</w:t>
+              <w:t>Construimos la base del backend con Python, FastAPI y Docker, preparamos PostgreSQL en Supabase y definimos el modelo relacional. En paralelo, Ignacio Fuenzalida trabajó principalmente el frontend con Vue.js + Vite, incluyendo el catálogo, carrito, vistas de vendedor, administración y seguimiento de pedidos. Vicente Rivera lideró principalmente backend, datos, pagos e infraestructura. Ambos compartimos arquitectura, pruebas, documentación, control de cambios y coordinación.</w:t>
             </w:r>
           </w:p>
           <w:p>
@@ -1855,7 +1486,6 @@
                 <w:numId w:val="1"/>
               </w:numPr>
               <w:spacing w:after="0" w:line="240" w:lineRule="auto"/>
-              <w:ind w:left="318" w:hanging="284"/>
               <w:jc w:val="both"/>
               <w:rPr>
                 <w:rFonts w:ascii="Calibri" w:hAnsi="Calibri" w:cs="Arial"/>
@@ -1875,9 +1505,18 @@
                 <w:szCs w:val="20"/>
                 <w:lang w:eastAsia="es-CL"/>
               </w:rPr>
-              <w:t>A</w:t>
-            </w:r>
-            <w:r>
+              <w:t>Nos facilitaron el trabajo el MVP previo, el repositorio existente, la documentación técnica ya desarrollada y un alcance que fue validado y luego revisado de forma explícita. También nos ayudó separar responsabilidades entre backend y frontend sin aislarlas, porque mantuvimos revisiones conjuntas para detectar problemas de integración antes del cierre. El uso de herramientas conocidas y de servicios cloud definidos desde el inicio también redujo decisiones improvisadas.</w:t>
+            </w:r>
+          </w:p>
+          <w:p>
+            <w:pPr>
+              <w:pStyle w:val="Prrafodelista"/>
+              <w:numPr>
+                <w:ilvl w:val="0"/>
+                <w:numId w:val="1"/>
+              </w:numPr>
+              <w:spacing w:after="0" w:line="240" w:lineRule="auto"/>
+              <w:jc w:val="both"/>
               <w:rPr>
                 <w:rFonts w:ascii="Calibri" w:hAnsi="Calibri" w:cs="Arial"/>
                 <w:i/>
@@ -1886,8 +1525,7 @@
                 <w:szCs w:val="20"/>
                 <w:lang w:eastAsia="es-CL"/>
               </w:rPr>
-              <w:t>justes</w:t>
-            </w:r>
+            </w:pPr>
             <w:r>
               <w:rPr>
                 <w:rFonts w:ascii="Calibri" w:hAnsi="Calibri" w:cs="Arial"/>
@@ -1897,9 +1535,18 @@
                 <w:szCs w:val="20"/>
                 <w:lang w:eastAsia="es-CL"/>
               </w:rPr>
-              <w:t xml:space="preserve"> realizados</w:t>
-            </w:r>
-            <w:r>
+              <w:t>Las principales dificultades estuvieron en transformar una aplicación local y monolítica en una solución desacoplada, decidir qué debía migrarse y qué debía rediseñarse, coordinar contratos entre frontend y backend, controlar riesgos de persistencia y concurrencia, y mantener el alcance manejable para un equipo de dos personas. También debimos revisar con cuidado la integración de Webpay Plus, el manejo de credenciales, la lógica de pagos posteriores al despacho y las dependencias de servicios externos.</w:t>
+            </w:r>
+          </w:p>
+          <w:p>
+            <w:pPr>
+              <w:pStyle w:val="Prrafodelista"/>
+              <w:numPr>
+                <w:ilvl w:val="0"/>
+                <w:numId w:val="1"/>
+              </w:numPr>
+              <w:spacing w:after="0" w:line="240" w:lineRule="auto"/>
+              <w:jc w:val="both"/>
               <w:rPr>
                 <w:rFonts w:ascii="Calibri" w:hAnsi="Calibri" w:cs="Arial"/>
                 <w:i/>
@@ -1908,12 +1555,8 @@
                 <w:szCs w:val="20"/>
                 <w:lang w:eastAsia="es-CL"/>
               </w:rPr>
-              <w:t>.</w:t>
-            </w:r>
-          </w:p>
-          <w:p>
-            <w:pPr>
-              <w:ind w:left="720"/>
+            </w:pPr>
+            <w:r>
               <w:rPr>
                 <w:rFonts w:ascii="Calibri" w:hAnsi="Calibri" w:cs="Arial"/>
                 <w:i/>
@@ -1922,8 +1565,18 @@
                 <w:szCs w:val="20"/>
                 <w:lang w:eastAsia="es-CL"/>
               </w:rPr>
-            </w:pPr>
-            <w:r>
+              <w:t>Para abordar las dificultades trabajamos por capas y priorizamos los flujos críticos. Usamos validaciones en Vue.js, Pydantic y restricciones de la base de datos; dejamos trazabilidad en el código y en la documentación; planificamos pruebas unitarias, de integración y E2E; y usamos mocks o stubs cuando una dependencia externa podía bloquear una prueba. En pagos, mantuvimos identificadores únicos para evitar duplicaciones y separamos el pago de la etapa posterior de payout. En infraestructura académica priorizamos la Opción A en GCP sin redundancia para controlar costos y complejidad.</w:t>
+            </w:r>
+          </w:p>
+          <w:p>
+            <w:pPr>
+              <w:pStyle w:val="Prrafodelista"/>
+              <w:numPr>
+                <w:ilvl w:val="0"/>
+                <w:numId w:val="1"/>
+              </w:numPr>
+              <w:spacing w:after="0" w:line="240" w:lineRule="auto"/>
+              <w:jc w:val="both"/>
               <w:rPr>
                 <w:rFonts w:ascii="Calibri" w:hAnsi="Calibri" w:cs="Arial"/>
                 <w:i/>
@@ -1932,7 +1585,55 @@
                 <w:szCs w:val="20"/>
                 <w:lang w:eastAsia="es-CL"/>
               </w:rPr>
-              <w:t xml:space="preserve">¿Cómo abordaste las dificultades para cumplir con los objetivos? ¿Tuviste que hacer algún ajuste? ¿Qué ajuste? </w:t>
+            </w:pPr>
+            <w:r>
+              <w:rPr>
+                <w:rFonts w:ascii="Calibri" w:hAnsi="Calibri" w:cs="Arial"/>
+                <w:i/>
+                <w:color w:val="0070C0"/>
+                <w:sz w:val="18"/>
+                <w:szCs w:val="20"/>
+                <w:lang w:eastAsia="es-CL"/>
+              </w:rPr>
+              <w:t>También realizamos ajustes de alcance durante el desarrollo. El cambio más importante fue simplificar varias funciones que inicialmente estaban planteadas con mayor complejidad. La actualización final descartó el historial y trazabilidad de precios, la geolocalización GPS y la cobertura comunal, dejando la restricción regional por coincidencia de región. También retiró las alertas basadas en umbral de stock, la reputación algorítmica con suspensión automática y la lógica de sello de cosecha. La entrega mantiene una valoración simple de 1 a 5 y las sanciones se administran manualmente desde el dashboard.</w:t>
+            </w:r>
+          </w:p>
+          <w:p>
+            <w:pPr>
+              <w:numPr>
+                <w:ilvl w:val="0"/>
+                <w:numId w:val="1"/>
+              </w:numPr>
+              <w:rPr>
+                <w:rFonts w:ascii="Calibri" w:hAnsi="Calibri" w:cs="Arial"/>
+                <w:i/>
+                <w:color w:val="0070C0"/>
+                <w:sz w:val="18"/>
+                <w:szCs w:val="20"/>
+                <w:lang w:eastAsia="es-CL"/>
+              </w:rPr>
+            </w:pPr>
+            <w:r>
+              <w:rPr>
+                <w:rFonts w:ascii="Calibri" w:hAnsi="Calibri" w:cs="Arial"/>
+                <w:i/>
+                <w:color w:val="0070C0"/>
+                <w:sz w:val="18"/>
+                <w:szCs w:val="20"/>
+                <w:lang w:eastAsia="es-CL"/>
+              </w:rPr>
+              <w:t xml:space="preserve"> </w:t>
+            </w:r>
+            <w:r>
+              <w:rPr>
+                <w:rFonts w:ascii="Calibri" w:hAnsi="Calibri" w:cs="Arial"/>
+                <w:i/>
+                <w:color w:val="0070C0"/>
+                <w:sz w:val="18"/>
+                <w:szCs w:val="20"/>
+                <w:lang w:eastAsia="es-CL"/>
+              </w:rPr>
+              <w:t>Además, ajustamos la autenticación para apoyarnos en Supabase GoTrue para login y refresh, dejando en FastAPI la lógica específica de bloqueo por intentos fallidos. Cambiamos el enfoque de custodia y payout: CuTuCo retiene la venta y, después de la entrega, se simula un payout manual; para completar ese flujo agregamos la necesidad de registrar datos bancarios del vendedor de forma protegida. En delivery mantenemos los estados Preparación, En Tránsito y Entregado, pero sin GPS ni mapa en tiempo real y con código de validación en la entrega. En moderación simplificamos el alcance a gestión manual, aprobación de productores y reglas básicas como lista de palabras prohibidas. Estos ajustes nos permitieron concentrarnos en los flujos esenciales y mantener la viabilidad del proyecto para dos personas.</w:t>
             </w:r>
           </w:p>
         </w:tc>
@@ -1977,7 +1678,6 @@
                 <w:numId w:val="1"/>
               </w:numPr>
               <w:spacing w:after="0" w:line="240" w:lineRule="auto"/>
-              <w:ind w:left="314" w:hanging="284"/>
               <w:jc w:val="both"/>
               <w:rPr>
                 <w:rFonts w:ascii="Calibri" w:hAnsi="Calibri" w:cs="Arial"/>
@@ -1999,8 +1699,22 @@
                 <w:szCs w:val="20"/>
                 <w:lang w:eastAsia="es-CL"/>
               </w:rPr>
-              <w:t>Adjunta</w:t>
-            </w:r>
+              <w:t>Para visualizar y respaldar el desarrollo consideramos como evidencias principales el Acta de Constitución, la EDT, los hitos, la Carta Gantt, la matriz RACI, la matriz de riesgos, el ERS, los criterios de aceptación, los modelos de datos, la arquitectura y los mockups. También conservamos el código fuente, scripts de base de datos, registros de cambios y documentación interna.</w:t>
+            </w:r>
+          </w:p>
+          <w:p>
+            <w:pPr>
+              <w:numPr>
+                <w:ilvl w:val="0"/>
+                <w:numId w:val="1"/>
+              </w:numPr>
+              <w:rPr>
+                <w:b/>
+                <w:i/>
+                <w:color w:val="0070C0"/>
+                <w:sz w:val="18"/>
+              </w:rPr>
+            </w:pPr>
             <w:r>
               <w:rPr>
                 <w:rFonts w:ascii="Calibri" w:hAnsi="Calibri" w:cs="Arial"/>
@@ -2011,52 +1725,8 @@
                 <w:szCs w:val="20"/>
                 <w:lang w:eastAsia="es-CL"/>
               </w:rPr>
-              <w:t xml:space="preserve"> </w:t>
-            </w:r>
-            <w:r>
-              <w:rPr>
-                <w:rFonts w:ascii="Calibri" w:hAnsi="Calibri" w:cs="Arial"/>
-                <w:i/>
-                <w:iCs/>
-                <w:color w:val="0070C0"/>
-                <w:sz w:val="18"/>
-                <w:szCs w:val="20"/>
-                <w:lang w:eastAsia="es-CL"/>
-              </w:rPr>
-              <w:t>evidencias que permitan dar cuenta del desarrollo del Proyecto APT y sus resultados finales.</w:t>
-            </w:r>
-          </w:p>
-          <w:p>
-            <w:pPr>
-              <w:ind w:left="743"/>
-              <w:rPr>
-                <w:b/>
-                <w:i/>
-                <w:color w:val="0070C0"/>
-                <w:sz w:val="18"/>
-              </w:rPr>
-            </w:pPr>
-            <w:r>
-              <w:rPr>
-                <w:rFonts w:ascii="Calibri" w:hAnsi="Calibri" w:cs="Arial"/>
-                <w:i/>
-                <w:color w:val="0070C0"/>
-                <w:sz w:val="18"/>
-                <w:szCs w:val="20"/>
-                <w:lang w:eastAsia="es-CL"/>
-              </w:rPr>
-              <w:t>¿Qué evidencias pueden servir para que los demás puedan visualizar y entender las distintas etapas de tu Proyecto APT y el resultado final?</w:t>
-            </w:r>
-            <w:r>
-              <w:rPr>
-                <w:rFonts w:ascii="Calibri" w:hAnsi="Calibri" w:cs="Arial"/>
-                <w:i/>
-                <w:color w:val="0070C0"/>
-                <w:sz w:val="18"/>
-                <w:szCs w:val="20"/>
-                <w:lang w:eastAsia="es-CL"/>
-              </w:rPr>
-              <w:t xml:space="preserve"> </w:t>
+              <w:lastRenderedPageBreak/>
+              <w:t>Como evidencia técnica final utilizaremos la matriz y los resultados de pruebas unitarias, de integración, API, frontend y E2E; las pruebas de autenticación y permisos; la integración de Webpay Plus Test; la gestión regional de las ventas; los estados y códigos de validación del delivery; la aprobación y sanción manual de productores; la simulación de payout y reembolso; y el dashboard administrativo. También incorporaremos capturas de los flujos principales y los manuales de usuario y administrador. No presentamos como resultados ejecutados cifras o pruebas que el informe fuente no registre expresamente; en esos casos dejamos la evidencia como entregable de validación y cierre.</w:t>
             </w:r>
           </w:p>
         </w:tc>
@@ -2086,6 +1756,7 @@
                 <w:sz w:val="18"/>
                 <w:szCs w:val="18"/>
               </w:rPr>
+              <w:lastRenderedPageBreak/>
               <w:t>6</w:t>
             </w:r>
             <w:r>
@@ -2139,7 +1810,6 @@
                 <w:numId w:val="1"/>
               </w:numPr>
               <w:spacing w:after="0" w:line="240" w:lineRule="auto"/>
-              <w:ind w:left="314" w:hanging="284"/>
               <w:jc w:val="both"/>
               <w:rPr>
                 <w:rFonts w:ascii="Calibri" w:hAnsi="Calibri" w:cs="Arial"/>
@@ -2161,56 +1831,7 @@
                 <w:szCs w:val="18"/>
                 <w:lang w:eastAsia="es-CL"/>
               </w:rPr>
-              <w:t xml:space="preserve">Reflexión sobre el aporte del Proyecto APT en el </w:t>
-            </w:r>
-            <w:r>
-              <w:rPr>
-                <w:rFonts w:ascii="Calibri" w:hAnsi="Calibri" w:cs="Arial"/>
-                <w:i/>
-                <w:iCs/>
-                <w:color w:val="0070C0"/>
-                <w:sz w:val="18"/>
-                <w:szCs w:val="18"/>
-                <w:lang w:eastAsia="es-CL"/>
-              </w:rPr>
-              <w:t xml:space="preserve">desarrollo </w:t>
-            </w:r>
-            <w:r>
-              <w:rPr>
-                <w:rFonts w:ascii="Calibri" w:hAnsi="Calibri" w:cs="Arial"/>
-                <w:i/>
-                <w:iCs/>
-                <w:color w:val="0070C0"/>
-                <w:sz w:val="18"/>
-                <w:szCs w:val="18"/>
-                <w:lang w:eastAsia="es-CL"/>
-              </w:rPr>
-              <w:t>de los intereses profesionales.</w:t>
-            </w:r>
-          </w:p>
-          <w:p>
-            <w:pPr>
-              <w:pStyle w:val="Prrafodelista"/>
-              <w:jc w:val="both"/>
-              <w:rPr>
-                <w:rFonts w:ascii="Calibri" w:hAnsi="Calibri" w:cs="Arial"/>
-                <w:i/>
-                <w:color w:val="0070C0"/>
-                <w:sz w:val="18"/>
-                <w:szCs w:val="20"/>
-                <w:lang w:eastAsia="es-CL"/>
-              </w:rPr>
-            </w:pPr>
-            <w:r>
-              <w:rPr>
-                <w:rFonts w:ascii="Calibri" w:hAnsi="Calibri" w:cs="Arial"/>
-                <w:i/>
-                <w:color w:val="0070C0"/>
-                <w:sz w:val="18"/>
-                <w:szCs w:val="20"/>
-                <w:lang w:eastAsia="es-CL"/>
-              </w:rPr>
-              <w:t>¿De qué manera tu Proyecto APT te sirvió para tener mayor conocimiento de tus intereses profesionales? Luego de terminar tu Proyecto APT, ¿tus intereses profesionales siguen siendo los mismos que planteaste al comienzo de la asignatura?</w:t>
+              <w:t>Nosotros confirmamos que CuTuCo nos ayudó a precisar nuestros intereses profesionales porque nos obligó a trabajar en un sistema donde una decisión técnica afecta directamente el funcionamiento del negocio. El proyecto nos acercó a problemas de integración, datos, seguridad, pagos, arquitectura cloud, experiencia de usuario y mantenimiento. También nos obligó a comprender que no basta con que una función funcione: debe poder explicarse, probarse y mantenerse.</w:t>
             </w:r>
           </w:p>
           <w:p>
@@ -2221,7 +1842,6 @@
                 <w:numId w:val="1"/>
               </w:numPr>
               <w:spacing w:after="0" w:line="240" w:lineRule="auto"/>
-              <w:ind w:left="314" w:hanging="284"/>
               <w:jc w:val="both"/>
               <w:rPr>
                 <w:rFonts w:ascii="Calibri" w:hAnsi="Calibri" w:cs="Arial"/>
@@ -2229,6 +1849,100 @@
                 <w:iCs/>
                 <w:color w:val="0070C0"/>
                 <w:sz w:val="18"/>
+                <w:szCs w:val="18"/>
+                <w:lang w:eastAsia="es-CL"/>
+              </w:rPr>
+            </w:pPr>
+            <w:r>
+              <w:rPr>
+                <w:rFonts w:ascii="Calibri" w:hAnsi="Calibri" w:cs="Arial"/>
+                <w:i/>
+                <w:iCs/>
+                <w:color w:val="0070C0"/>
+                <w:sz w:val="18"/>
+                <w:szCs w:val="18"/>
+                <w:lang w:eastAsia="es-CL"/>
+              </w:rPr>
+              <w:t>Nuestros intereses siguen relacionados con los planteados al comienzo, pero ahora están más definidos. Vicente Rivera se orienta principalmente a backend, APIs, FastAPI, autenticación, pagos, PostgreSQL, Supabase, Docker y GCP. Ignacio Fuenzalida se orienta principalmente a frontend, Vue.js + Vite, consumo de APIs, manejo de estados, catálogo, carrito, paneles administrativos y flujos de usuario. Ambos mantenemos interés en arquitectura, pruebas, documentación y control técnico del proyecto.</w:t>
+            </w:r>
+          </w:p>
+          <w:p>
+            <w:pPr>
+              <w:pStyle w:val="Prrafodelista"/>
+              <w:numPr>
+                <w:ilvl w:val="0"/>
+                <w:numId w:val="1"/>
+              </w:numPr>
+              <w:spacing w:after="0" w:line="240" w:lineRule="auto"/>
+              <w:jc w:val="both"/>
+              <w:rPr>
+                <w:rFonts w:ascii="Calibri" w:hAnsi="Calibri" w:cs="Arial"/>
+                <w:i/>
+                <w:iCs/>
+                <w:color w:val="0070C0"/>
+                <w:sz w:val="18"/>
+                <w:szCs w:val="18"/>
+                <w:lang w:eastAsia="es-CL"/>
+              </w:rPr>
+            </w:pPr>
+            <w:r>
+              <w:rPr>
+                <w:rFonts w:ascii="Calibri" w:hAnsi="Calibri" w:cs="Arial"/>
+                <w:i/>
+                <w:iCs/>
+                <w:color w:val="0070C0"/>
+                <w:sz w:val="18"/>
+                <w:szCs w:val="18"/>
+                <w:lang w:eastAsia="es-CL"/>
+              </w:rPr>
+              <w:t>Nos interesa seguir profundizando en arquitectura de software, diseño de APIs, bases de datos, seguridad y despliegue cloud. También queremos mejorar la capacidad de diseñar flujos completos de negocio, especialmente cuando intervienen pagos, estados de pedidos, validaciones y trazabilidad.</w:t>
+            </w:r>
+          </w:p>
+          <w:p>
+            <w:pPr>
+              <w:pStyle w:val="Prrafodelista"/>
+              <w:numPr>
+                <w:ilvl w:val="0"/>
+                <w:numId w:val="1"/>
+              </w:numPr>
+              <w:spacing w:after="0" w:line="240" w:lineRule="auto"/>
+              <w:jc w:val="both"/>
+              <w:rPr>
+                <w:rFonts w:ascii="Calibri" w:hAnsi="Calibri" w:cs="Arial"/>
+                <w:i/>
+                <w:iCs/>
+                <w:color w:val="0070C0"/>
+                <w:sz w:val="18"/>
+                <w:szCs w:val="18"/>
+                <w:lang w:eastAsia="es-CL"/>
+              </w:rPr>
+            </w:pPr>
+            <w:r>
+              <w:rPr>
+                <w:rFonts w:ascii="Calibri" w:hAnsi="Calibri" w:cs="Arial"/>
+                <w:i/>
+                <w:iCs/>
+                <w:color w:val="0070C0"/>
+                <w:sz w:val="18"/>
+                <w:szCs w:val="18"/>
+                <w:lang w:eastAsia="es-CL"/>
+              </w:rPr>
+              <w:t>A partir de lo trabajado, nos proyectamos buscando oportunidades laborales en desarrollo de software y soluciones web. Vicente Rivera se orienta más al desarrollo backend, integración de servicios y arquitectura cloud, mientras que Ignacio Fuenzalida se orienta más al desarrollo frontend y experiencia de usuario. Al mismo tiempo, consideramos valioso mantener una visión general del sistema para poder colaborar entre ambas áreas.</w:t>
+            </w:r>
+          </w:p>
+          <w:p>
+            <w:pPr>
+              <w:pStyle w:val="Prrafodelista"/>
+              <w:numPr>
+                <w:ilvl w:val="0"/>
+                <w:numId w:val="1"/>
+              </w:numPr>
+              <w:jc w:val="both"/>
+              <w:rPr>
+                <w:rFonts w:ascii="Calibri" w:hAnsi="Calibri" w:cs="Arial"/>
+                <w:i/>
+                <w:color w:val="0070C0"/>
+                <w:sz w:val="18"/>
                 <w:szCs w:val="20"/>
                 <w:lang w:eastAsia="es-CL"/>
               </w:rPr>
@@ -2240,60 +1954,10 @@
                 <w:iCs/>
                 <w:color w:val="0070C0"/>
                 <w:sz w:val="18"/>
-                <w:szCs w:val="20"/>
-                <w:lang w:eastAsia="es-CL"/>
-              </w:rPr>
-              <w:t>Proyecciones laborales a partir de Proyecto APT.</w:t>
-            </w:r>
-          </w:p>
-          <w:p>
-            <w:pPr>
-              <w:pStyle w:val="Prrafodelista"/>
-              <w:jc w:val="both"/>
-              <w:rPr>
-                <w:rFonts w:ascii="Calibri" w:hAnsi="Calibri" w:cs="Arial"/>
-                <w:i/>
-                <w:color w:val="0070C0"/>
-                <w:sz w:val="18"/>
-                <w:szCs w:val="20"/>
-                <w:lang w:eastAsia="es-CL"/>
-              </w:rPr>
-            </w:pPr>
-            <w:r>
-              <w:rPr>
-                <w:rFonts w:ascii="Calibri" w:hAnsi="Calibri" w:cs="Arial"/>
-                <w:i/>
-                <w:color w:val="0070C0"/>
-                <w:sz w:val="18"/>
-                <w:szCs w:val="20"/>
-                <w:lang w:eastAsia="es-CL"/>
-              </w:rPr>
-              <w:t>¿Qué intereses profesionales te gustaría explorar o seguir profundizando?</w:t>
-            </w:r>
-          </w:p>
-          <w:p>
-            <w:pPr>
-              <w:pStyle w:val="Prrafodelista"/>
-              <w:jc w:val="both"/>
-              <w:rPr>
-                <w:rFonts w:ascii="Calibri" w:hAnsi="Calibri" w:cs="Arial"/>
-                <w:i/>
-                <w:color w:val="0070C0"/>
-                <w:sz w:val="18"/>
-                <w:szCs w:val="20"/>
-                <w:lang w:eastAsia="es-CL"/>
-              </w:rPr>
-            </w:pPr>
-            <w:r>
-              <w:rPr>
-                <w:rFonts w:ascii="Calibri" w:hAnsi="Calibri" w:cs="Arial"/>
-                <w:i/>
-                <w:color w:val="0070C0"/>
-                <w:sz w:val="18"/>
-                <w:szCs w:val="20"/>
-                <w:lang w:eastAsia="es-CL"/>
-              </w:rPr>
-              <w:t xml:space="preserve">¿Cómo te proyectas laboralmente después de haber terminado tu Proyecto APT? </w:t>
+                <w:szCs w:val="18"/>
+                <w:lang w:eastAsia="es-CL"/>
+              </w:rPr>
+              <w:t>Después del proyecto queremos seguir construyendo experiencia en sistemas productivos y en equipos donde podamos participar en decisiones técnicas reales. También queremos mantener como práctica la planificación, las pruebas, el control de alcance y la documentación, porque vimos que estos elementos permiten que un proyecto de dos personas pueda avanzar de forma ordenada y que otra persona pueda entender y mantener lo que construimos.</w:t>
             </w:r>
           </w:p>
         </w:tc>
@@ -2345,7 +2009,7 @@
 </file>
 
 <file path=word/endnotes.xml><?xml version="1.0" encoding="utf-8"?>
-<w:endnotes xmlns:wpc="http://schemas.microsoft.com/office/word/2010/wordprocessingCanvas" xmlns:cx="http://schemas.microsoft.com/office/drawing/2014/chartex" xmlns:mc="http://schemas.openxmlformats.org/markup-compatibility/2006" xmlns:o="urn:schemas-microsoft-com:office:office" xmlns:r="http://schemas.openxmlformats.org/officeDocument/2006/relationships" xmlns:m="http://schemas.openxmlformats.org/officeDocument/2006/math" xmlns:v="urn:schemas-microsoft-com:vml" xmlns:wp14="http://schemas.microsoft.com/office/word/2010/wordprocessingDrawing" xmlns:wp="http://schemas.openxmlformats.org/drawingml/2006/wordprocessingDrawing" xmlns:w10="urn:schemas-microsoft-com:office:word" xmlns:w="http://schemas.openxmlformats.org/wordprocessingml/2006/main" xmlns:w14="http://schemas.microsoft.com/office/word/2010/wordml" xmlns:w15="http://schemas.microsoft.com/office/word/2012/wordml" xmlns:w16se="http://schemas.microsoft.com/office/word/2015/wordml/symex" xmlns:wpg="http://schemas.microsoft.com/office/word/2010/wordprocessingGroup" xmlns:wpi="http://schemas.microsoft.com/office/word/2010/wordprocessingInk" xmlns:wne="http://schemas.microsoft.com/office/word/2006/wordml" xmlns:wps="http://schemas.microsoft.com/office/word/2010/wordprocessingShape" mc:Ignorable="w14 w15 w16se wp14">
+<w:endnotes xmlns:wpc="http://schemas.microsoft.com/office/word/2010/wordprocessingCanvas" xmlns:cx="http://schemas.microsoft.com/office/drawing/2014/chartex" xmlns:cx1="http://schemas.microsoft.com/office/drawing/2015/9/8/chartex" xmlns:cx2="http://schemas.microsoft.com/office/drawing/2015/10/21/chartex" xmlns:cx3="http://schemas.microsoft.com/office/drawing/2016/5/9/chartex" xmlns:cx4="http://schemas.microsoft.com/office/drawing/2016/5/10/chartex" xmlns:cx5="http://schemas.microsoft.com/office/drawing/2016/5/11/chartex" xmlns:cx6="http://schemas.microsoft.com/office/drawing/2016/5/12/chartex" xmlns:cx7="http://schemas.microsoft.com/office/drawing/2016/5/13/chartex" xmlns:cx8="http://schemas.microsoft.com/office/drawing/2016/5/14/chartex" xmlns:mc="http://schemas.openxmlformats.org/markup-compatibility/2006" xmlns:aink="http://schemas.microsoft.com/office/drawing/2016/ink" xmlns:am3d="http://schemas.microsoft.com/office/drawing/2017/model3d" xmlns:o="urn:schemas-microsoft-com:office:office" xmlns:oel="http://schemas.microsoft.com/office/2019/extlst" xmlns:r="http://schemas.openxmlformats.org/officeDocument/2006/relationships" xmlns:m="http://schemas.openxmlformats.org/officeDocument/2006/math" xmlns:v="urn:schemas-microsoft-com:vml" xmlns:wp14="http://schemas.microsoft.com/office/word/2010/wordprocessingDrawing" xmlns:wp="http://schemas.openxmlformats.org/drawingml/2006/wordprocessingDrawing" xmlns:w10="urn:schemas-microsoft-com:office:word" xmlns:w="http://schemas.openxmlformats.org/wordprocessingml/2006/main" xmlns:w14="http://schemas.microsoft.com/office/word/2010/wordml" xmlns:w15="http://schemas.microsoft.com/office/word/2012/wordml" xmlns:w16cex="http://schemas.microsoft.com/office/word/2018/wordml/cex" xmlns:w16cid="http://schemas.microsoft.com/office/word/2016/wordml/cid" xmlns:w16="http://schemas.microsoft.com/office/word/2018/wordml" xmlns:w16du="http://schemas.microsoft.com/office/word/2023/wordml/word16du" xmlns:w16sdtdh="http://schemas.microsoft.com/office/word/2020/wordml/sdtdatahash" xmlns:w16sdtfl="http://schemas.microsoft.com/office/word/2024/wordml/sdtformatlock" xmlns:w16se="http://schemas.microsoft.com/office/word/2015/wordml/symex" xmlns:wpg="http://schemas.microsoft.com/office/word/2010/wordprocessingGroup" xmlns:wpi="http://schemas.microsoft.com/office/word/2010/wordprocessingInk" xmlns:wne="http://schemas.microsoft.com/office/word/2006/wordml" xmlns:wps="http://schemas.microsoft.com/office/word/2010/wordprocessingShape" mc:Ignorable="w14 w15 w16se w16cid w16 w16cex w16sdtdh w16sdtfl w16du wp14">
   <w:endnote w:type="separator" w:id="-1">
     <w:p>
       <w:pPr>
@@ -2370,7 +2034,7 @@
 </file>
 
 <file path=word/footnotes.xml><?xml version="1.0" encoding="utf-8"?>
-<w:footnotes xmlns:wpc="http://schemas.microsoft.com/office/word/2010/wordprocessingCanvas" xmlns:cx="http://schemas.microsoft.com/office/drawing/2014/chartex" xmlns:mc="http://schemas.openxmlformats.org/markup-compatibility/2006" xmlns:o="urn:schemas-microsoft-com:office:office" xmlns:r="http://schemas.openxmlformats.org/officeDocument/2006/relationships" xmlns:m="http://schemas.openxmlformats.org/officeDocument/2006/math" xmlns:v="urn:schemas-microsoft-com:vml" xmlns:wp14="http://schemas.microsoft.com/office/word/2010/wordprocessingDrawing" xmlns:wp="http://schemas.openxmlformats.org/drawingml/2006/wordprocessingDrawing" xmlns:w10="urn:schemas-microsoft-com:office:word" xmlns:w="http://schemas.openxmlformats.org/wordprocessingml/2006/main" xmlns:w14="http://schemas.microsoft.com/office/word/2010/wordml" xmlns:w15="http://schemas.microsoft.com/office/word/2012/wordml" xmlns:w16se="http://schemas.microsoft.com/office/word/2015/wordml/symex" xmlns:wpg="http://schemas.microsoft.com/office/word/2010/wordprocessingGroup" xmlns:wpi="http://schemas.microsoft.com/office/word/2010/wordprocessingInk" xmlns:wne="http://schemas.microsoft.com/office/word/2006/wordml" xmlns:wps="http://schemas.microsoft.com/office/word/2010/wordprocessingShape" mc:Ignorable="w14 w15 w16se wp14">
+<w:footnotes xmlns:wpc="http://schemas.microsoft.com/office/word/2010/wordprocessingCanvas" xmlns:cx="http://schemas.microsoft.com/office/drawing/2014/chartex" xmlns:cx1="http://schemas.microsoft.com/office/drawing/2015/9/8/chartex" xmlns:cx2="http://schemas.microsoft.com/office/drawing/2015/10/21/chartex" xmlns:cx3="http://schemas.microsoft.com/office/drawing/2016/5/9/chartex" xmlns:cx4="http://schemas.microsoft.com/office/drawing/2016/5/10/chartex" xmlns:cx5="http://schemas.microsoft.com/office/drawing/2016/5/11/chartex" xmlns:cx6="http://schemas.microsoft.com/office/drawing/2016/5/12/chartex" xmlns:cx7="http://schemas.microsoft.com/office/drawing/2016/5/13/chartex" xmlns:cx8="http://schemas.microsoft.com/office/drawing/2016/5/14/chartex" xmlns:mc="http://schemas.openxmlformats.org/markup-compatibility/2006" xmlns:aink="http://schemas.microsoft.com/office/drawing/2016/ink" xmlns:am3d="http://schemas.microsoft.com/office/drawing/2017/model3d" xmlns:o="urn:schemas-microsoft-com:office:office" xmlns:oel="http://schemas.microsoft.com/office/2019/extlst" xmlns:r="http://schemas.openxmlformats.org/officeDocument/2006/relationships" xmlns:m="http://schemas.openxmlformats.org/officeDocument/2006/math" xmlns:v="urn:schemas-microsoft-com:vml" xmlns:wp14="http://schemas.microsoft.com/office/word/2010/wordprocessingDrawing" xmlns:wp="http://schemas.openxmlformats.org/drawingml/2006/wordprocessingDrawing" xmlns:w10="urn:schemas-microsoft-com:office:word" xmlns:w="http://schemas.openxmlformats.org/wordprocessingml/2006/main" xmlns:w14="http://schemas.microsoft.com/office/word/2010/wordml" xmlns:w15="http://schemas.microsoft.com/office/word/2012/wordml" xmlns:w16cex="http://schemas.microsoft.com/office/word/2018/wordml/cex" xmlns:w16cid="http://schemas.microsoft.com/office/word/2016/wordml/cid" xmlns:w16="http://schemas.microsoft.com/office/word/2018/wordml" xmlns:w16du="http://schemas.microsoft.com/office/word/2023/wordml/word16du" xmlns:w16sdtdh="http://schemas.microsoft.com/office/word/2020/wordml/sdtdatahash" xmlns:w16sdtfl="http://schemas.microsoft.com/office/word/2024/wordml/sdtformatlock" xmlns:w16se="http://schemas.microsoft.com/office/word/2015/wordml/symex" xmlns:wpg="http://schemas.microsoft.com/office/word/2010/wordprocessingGroup" xmlns:wpi="http://schemas.microsoft.com/office/word/2010/wordprocessingInk" xmlns:wne="http://schemas.microsoft.com/office/word/2006/wordml" xmlns:wps="http://schemas.microsoft.com/office/word/2010/wordprocessingShape" mc:Ignorable="w14 w15 w16se w16cid w16 w16cex w16sdtdh w16sdtfl w16du wp14">
   <w:footnote w:type="separator" w:id="-1">
     <w:p>
       <w:pPr>
@@ -2395,7 +2059,7 @@
 </file>
 
 <file path=word/header1.xml><?xml version="1.0" encoding="utf-8"?>
-<w:hdr xmlns:wpc="http://schemas.microsoft.com/office/word/2010/wordprocessingCanvas" xmlns:cx="http://schemas.microsoft.com/office/drawing/2014/chartex" xmlns:mc="http://schemas.openxmlformats.org/markup-compatibility/2006" xmlns:o="urn:schemas-microsoft-com:office:office" xmlns:r="http://schemas.openxmlformats.org/officeDocument/2006/relationships" xmlns:m="http://schemas.openxmlformats.org/officeDocument/2006/math" xmlns:v="urn:schemas-microsoft-com:vml" xmlns:wp14="http://schemas.microsoft.com/office/word/2010/wordprocessingDrawing" xmlns:wp="http://schemas.openxmlformats.org/drawingml/2006/wordprocessingDrawing" xmlns:w10="urn:schemas-microsoft-com:office:word" xmlns:w="http://schemas.openxmlformats.org/wordprocessingml/2006/main" xmlns:w14="http://schemas.microsoft.com/office/word/2010/wordml" xmlns:w15="http://schemas.microsoft.com/office/word/2012/wordml" xmlns:w16se="http://schemas.microsoft.com/office/word/2015/wordml/symex" xmlns:wpg="http://schemas.microsoft.com/office/word/2010/wordprocessingGroup" xmlns:wpi="http://schemas.microsoft.com/office/word/2010/wordprocessingInk" xmlns:wne="http://schemas.microsoft.com/office/word/2006/wordml" xmlns:wps="http://schemas.microsoft.com/office/word/2010/wordprocessingShape" mc:Ignorable="w14 w15 w16se wp14">
+<w:hdr xmlns:wpc="http://schemas.microsoft.com/office/word/2010/wordprocessingCanvas" xmlns:cx="http://schemas.microsoft.com/office/drawing/2014/chartex" xmlns:cx1="http://schemas.microsoft.com/office/drawing/2015/9/8/chartex" xmlns:cx2="http://schemas.microsoft.com/office/drawing/2015/10/21/chartex" xmlns:cx3="http://schemas.microsoft.com/office/drawing/2016/5/9/chartex" xmlns:cx4="http://schemas.microsoft.com/office/drawing/2016/5/10/chartex" xmlns:cx5="http://schemas.microsoft.com/office/drawing/2016/5/11/chartex" xmlns:cx6="http://schemas.microsoft.com/office/drawing/2016/5/12/chartex" xmlns:cx7="http://schemas.microsoft.com/office/drawing/2016/5/13/chartex" xmlns:cx8="http://schemas.microsoft.com/office/drawing/2016/5/14/chartex" xmlns:mc="http://schemas.openxmlformats.org/markup-compatibility/2006" xmlns:aink="http://schemas.microsoft.com/office/drawing/2016/ink" xmlns:am3d="http://schemas.microsoft.com/office/drawing/2017/model3d" xmlns:o="urn:schemas-microsoft-com:office:office" xmlns:oel="http://schemas.microsoft.com/office/2019/extlst" xmlns:r="http://schemas.openxmlformats.org/officeDocument/2006/relationships" xmlns:m="http://schemas.openxmlformats.org/officeDocument/2006/math" xmlns:v="urn:schemas-microsoft-com:vml" xmlns:wp14="http://schemas.microsoft.com/office/word/2010/wordprocessingDrawing" xmlns:wp="http://schemas.openxmlformats.org/drawingml/2006/wordprocessingDrawing" xmlns:w10="urn:schemas-microsoft-com:office:word" xmlns:w="http://schemas.openxmlformats.org/wordprocessingml/2006/main" xmlns:w14="http://schemas.microsoft.com/office/word/2010/wordml" xmlns:w15="http://schemas.microsoft.com/office/word/2012/wordml" xmlns:w16cex="http://schemas.microsoft.com/office/word/2018/wordml/cex" xmlns:w16cid="http://schemas.microsoft.com/office/word/2016/wordml/cid" xmlns:w16="http://schemas.microsoft.com/office/word/2018/wordml" xmlns:w16du="http://schemas.microsoft.com/office/word/2023/wordml/word16du" xmlns:w16sdtdh="http://schemas.microsoft.com/office/word/2020/wordml/sdtdatahash" xmlns:w16sdtfl="http://schemas.microsoft.com/office/word/2024/wordml/sdtformatlock" xmlns:w16se="http://schemas.microsoft.com/office/word/2015/wordml/symex" xmlns:wpg="http://schemas.microsoft.com/office/word/2010/wordprocessingGroup" xmlns:wpi="http://schemas.microsoft.com/office/word/2010/wordprocessingInk" xmlns:wne="http://schemas.microsoft.com/office/word/2006/wordml" xmlns:wps="http://schemas.microsoft.com/office/word/2010/wordprocessingShape" mc:Ignorable="w14 w15 w16se w16cid w16 w16cex w16sdtdh w16sdtfl w16du wp14">
   <w:tbl>
     <w:tblPr>
       <w:tblStyle w:val="Tablaconcuadrcula1"/>
@@ -2620,7 +2284,7 @@
 </file>
 
 <file path=word/numbering.xml><?xml version="1.0" encoding="utf-8"?>
-<w:numbering xmlns:wpc="http://schemas.microsoft.com/office/word/2010/wordprocessingCanvas" xmlns:cx="http://schemas.microsoft.com/office/drawing/2014/chartex" xmlns:mc="http://schemas.openxmlformats.org/markup-compatibility/2006" xmlns:o="urn:schemas-microsoft-com:office:office" xmlns:r="http://schemas.openxmlformats.org/officeDocument/2006/relationships" xmlns:m="http://schemas.openxmlformats.org/officeDocument/2006/math" xmlns:v="urn:schemas-microsoft-com:vml" xmlns:wp14="http://schemas.microsoft.com/office/word/2010/wordprocessingDrawing" xmlns:wp="http://schemas.openxmlformats.org/drawingml/2006/wordprocessingDrawing" xmlns:w10="urn:schemas-microsoft-com:office:word" xmlns:w="http://schemas.openxmlformats.org/wordprocessingml/2006/main" xmlns:w14="http://schemas.microsoft.com/office/word/2010/wordml" xmlns:w15="http://schemas.microsoft.com/office/word/2012/wordml" xmlns:w16se="http://schemas.microsoft.com/office/word/2015/wordml/symex" xmlns:wpg="http://schemas.microsoft.com/office/word/2010/wordprocessingGroup" xmlns:wpi="http://schemas.microsoft.com/office/word/2010/wordprocessingInk" xmlns:wne="http://schemas.microsoft.com/office/word/2006/wordml" xmlns:wps="http://schemas.microsoft.com/office/word/2010/wordprocessingShape" mc:Ignorable="w14 w15 w16se wp14">
+<w:numbering xmlns:wpc="http://schemas.microsoft.com/office/word/2010/wordprocessingCanvas" xmlns:cx="http://schemas.microsoft.com/office/drawing/2014/chartex" xmlns:cx1="http://schemas.microsoft.com/office/drawing/2015/9/8/chartex" xmlns:cx2="http://schemas.microsoft.com/office/drawing/2015/10/21/chartex" xmlns:cx3="http://schemas.microsoft.com/office/drawing/2016/5/9/chartex" xmlns:cx4="http://schemas.microsoft.com/office/drawing/2016/5/10/chartex" xmlns:cx5="http://schemas.microsoft.com/office/drawing/2016/5/11/chartex" xmlns:cx6="http://schemas.microsoft.com/office/drawing/2016/5/12/chartex" xmlns:cx7="http://schemas.microsoft.com/office/drawing/2016/5/13/chartex" xmlns:cx8="http://schemas.microsoft.com/office/drawing/2016/5/14/chartex" xmlns:mc="http://schemas.openxmlformats.org/markup-compatibility/2006" xmlns:aink="http://schemas.microsoft.com/office/drawing/2016/ink" xmlns:am3d="http://schemas.microsoft.com/office/drawing/2017/model3d" xmlns:o="urn:schemas-microsoft-com:office:office" xmlns:oel="http://schemas.microsoft.com/office/2019/extlst" xmlns:r="http://schemas.openxmlformats.org/officeDocument/2006/relationships" xmlns:m="http://schemas.openxmlformats.org/officeDocument/2006/math" xmlns:v="urn:schemas-microsoft-com:vml" xmlns:wp14="http://schemas.microsoft.com/office/word/2010/wordprocessingDrawing" xmlns:wp="http://schemas.openxmlformats.org/drawingml/2006/wordprocessingDrawing" xmlns:w10="urn:schemas-microsoft-com:office:word" xmlns:w="http://schemas.openxmlformats.org/wordprocessingml/2006/main" xmlns:w14="http://schemas.microsoft.com/office/word/2010/wordml" xmlns:w15="http://schemas.microsoft.com/office/word/2012/wordml" xmlns:w16cex="http://schemas.microsoft.com/office/word/2018/wordml/cex" xmlns:w16cid="http://schemas.microsoft.com/office/word/2016/wordml/cid" xmlns:w16="http://schemas.microsoft.com/office/word/2018/wordml" xmlns:w16du="http://schemas.microsoft.com/office/word/2023/wordml/word16du" xmlns:w16sdtdh="http://schemas.microsoft.com/office/word/2020/wordml/sdtdatahash" xmlns:w16sdtfl="http://schemas.microsoft.com/office/word/2024/wordml/sdtformatlock" xmlns:w16se="http://schemas.microsoft.com/office/word/2015/wordml/symex" xmlns:wpg="http://schemas.microsoft.com/office/word/2010/wordprocessingGroup" xmlns:wpi="http://schemas.microsoft.com/office/word/2010/wordprocessingInk" xmlns:wne="http://schemas.microsoft.com/office/word/2006/wordml" xmlns:wps="http://schemas.microsoft.com/office/word/2010/wordprocessingShape" mc:Ignorable="w14 w15 w16se w16cid w16 w16cex w16sdtdh w16sdtfl w16du wp14">
   <w:abstractNum w:abstractNumId="0" w15:restartNumberingAfterBreak="0">
     <w:nsid w:val="114E14AF"/>
     <w:multiLevelType w:val="hybridMultilevel"/>
@@ -3320,29 +2984,29 @@
       </w:pPr>
     </w:lvl>
   </w:abstractNum>
-  <w:num w:numId="1">
+  <w:num w:numId="1" w16cid:durableId="1174148026">
     <w:abstractNumId w:val="0"/>
   </w:num>
-  <w:num w:numId="2">
+  <w:num w:numId="2" w16cid:durableId="93984502">
     <w:abstractNumId w:val="2"/>
   </w:num>
-  <w:num w:numId="3">
+  <w:num w:numId="3" w16cid:durableId="694892328">
     <w:abstractNumId w:val="5"/>
   </w:num>
-  <w:num w:numId="4">
+  <w:num w:numId="4" w16cid:durableId="1728725816">
     <w:abstractNumId w:val="1"/>
   </w:num>
-  <w:num w:numId="5">
+  <w:num w:numId="5" w16cid:durableId="723332978">
     <w:abstractNumId w:val="3"/>
   </w:num>
-  <w:num w:numId="6">
+  <w:num w:numId="6" w16cid:durableId="206768964">
     <w:abstractNumId w:val="4"/>
   </w:num>
 </w:numbering>
 </file>
 
 <file path=word/styles.xml><?xml version="1.0" encoding="utf-8"?>
-<w:styles xmlns:mc="http://schemas.openxmlformats.org/markup-compatibility/2006" xmlns:r="http://schemas.openxmlformats.org/officeDocument/2006/relationships" xmlns:w="http://schemas.openxmlformats.org/wordprocessingml/2006/main" xmlns:w14="http://schemas.microsoft.com/office/word/2010/wordml" xmlns:w15="http://schemas.microsoft.com/office/word/2012/wordml" xmlns:w16se="http://schemas.microsoft.com/office/word/2015/wordml/symex" mc:Ignorable="w14 w15 w16se">
+<w:styles xmlns:mc="http://schemas.openxmlformats.org/markup-compatibility/2006" xmlns:r="http://schemas.openxmlformats.org/officeDocument/2006/relationships" xmlns:w="http://schemas.openxmlformats.org/wordprocessingml/2006/main" xmlns:w14="http://schemas.microsoft.com/office/word/2010/wordml" xmlns:w15="http://schemas.microsoft.com/office/word/2012/wordml" xmlns:w16cex="http://schemas.microsoft.com/office/word/2018/wordml/cex" xmlns:w16cid="http://schemas.microsoft.com/office/word/2016/wordml/cid" xmlns:w16="http://schemas.microsoft.com/office/word/2018/wordml" xmlns:w16du="http://schemas.microsoft.com/office/word/2023/wordml/word16du" xmlns:w16sdtdh="http://schemas.microsoft.com/office/word/2020/wordml/sdtdatahash" xmlns:w16sdtfl="http://schemas.microsoft.com/office/word/2024/wordml/sdtformatlock" xmlns:w16se="http://schemas.microsoft.com/office/word/2015/wordml/symex" mc:Ignorable="w14 w15 w16se w16cid w16 w16cex w16sdtdh w16sdtfl w16du">
   <w:docDefaults>
     <w:rPrDefault>
       <w:rPr>
@@ -3354,7 +3018,7 @@
     </w:rPrDefault>
     <w:pPrDefault/>
   </w:docDefaults>
-  <w:latentStyles w:defLockedState="0" w:defUIPriority="99" w:defSemiHidden="0" w:defUnhideWhenUsed="0" w:defQFormat="0" w:count="371">
+  <w:latentStyles w:defLockedState="0" w:defUIPriority="99" w:defSemiHidden="0" w:defUnhideWhenUsed="0" w:defQFormat="0" w:count="376">
     <w:lsdException w:name="Normal" w:uiPriority="0" w:qFormat="1"/>
     <w:lsdException w:name="heading 1" w:uiPriority="9" w:qFormat="1"/>
     <w:lsdException w:name="heading 2" w:semiHidden="1" w:uiPriority="9" w:unhideWhenUsed="1" w:qFormat="1"/>
@@ -3726,6 +3390,11 @@
     <w:lsdException w:name="List Table 5 Dark Accent 6" w:uiPriority="50"/>
     <w:lsdException w:name="List Table 6 Colorful Accent 6" w:uiPriority="51"/>
     <w:lsdException w:name="List Table 7 Colorful Accent 6" w:uiPriority="52"/>
+    <w:lsdException w:name="Mention" w:semiHidden="1" w:unhideWhenUsed="1"/>
+    <w:lsdException w:name="Smart Hyperlink" w:semiHidden="1" w:unhideWhenUsed="1"/>
+    <w:lsdException w:name="Hashtag" w:semiHidden="1" w:unhideWhenUsed="1"/>
+    <w:lsdException w:name="Unresolved Mention" w:semiHidden="1" w:unhideWhenUsed="1"/>
+    <w:lsdException w:name="Smart Link" w:semiHidden="1" w:unhideWhenUsed="1"/>
   </w:latentStyles>
   <w:style w:type="paragraph" w:default="1" w:styleId="Normal">
     <w:name w:val="Normal"/>
@@ -4335,6 +4004,21 @@
 </file>
 
 <file path=customXml/item1.xml><?xml version="1.0" encoding="utf-8"?>
+<?mso-contentType ?>
+<FormTemplates xmlns="http://schemas.microsoft.com/sharepoint/v3/contenttype/forms">
+  <Display>DocumentLibraryForm</Display>
+  <Edit>DocumentLibraryForm</Edit>
+  <New>DocumentLibraryForm</New>
+</FormTemplates>
+</file>
+
+<file path=customXml/item2.xml><?xml version="1.0" encoding="utf-8"?>
+<p:properties xmlns:p="http://schemas.microsoft.com/office/2006/metadata/properties" xmlns:xsi="http://www.w3.org/2001/XMLSchema-instance" xmlns:pc="http://schemas.microsoft.com/office/infopath/2007/PartnerControls">
+  <documentManagement/>
+</p:properties>
+</file>
+
+<file path=customXml/item3.xml><?xml version="1.0" encoding="utf-8"?>
 <ct:contentTypeSchema xmlns:ct="http://schemas.microsoft.com/office/2006/metadata/contentType" xmlns:ma="http://schemas.microsoft.com/office/2006/metadata/properties/metaAttributes" ct:_="" ma:_="" ma:contentTypeName="Documento" ma:contentTypeID="0x010100E96778489EE7714D8BD12CC105EB918B" ma:contentTypeVersion="2" ma:contentTypeDescription="Crear nuevo documento." ma:contentTypeScope="" ma:versionID="416c5c7ae9b5d54d83875cd3c65194e3">
   <xsd:schema xmlns:xsd="http://www.w3.org/2001/XMLSchema" xmlns:xs="http://www.w3.org/2001/XMLSchema" xmlns:p="http://schemas.microsoft.com/office/2006/metadata/properties" xmlns:ns2="126e8a1c-9ea9-435a-ac89-d06c80d62e30" targetNamespace="http://schemas.microsoft.com/office/2006/metadata/properties" ma:root="true" ma:fieldsID="70a237c842677bd850644f8595079f5e" ns2:_="">
     <xsd:import namespace="126e8a1c-9ea9-435a-ac89-d06c80d62e30"/>
@@ -4466,26 +4150,28 @@
 </ct:contentTypeSchema>
 </file>
 
-<file path=customXml/item2.xml><?xml version="1.0" encoding="utf-8"?>
-<p:properties xmlns:p="http://schemas.microsoft.com/office/2006/metadata/properties" xmlns:xsi="http://www.w3.org/2001/XMLSchema-instance" xmlns:pc="http://schemas.microsoft.com/office/infopath/2007/PartnerControls">
-  <documentManagement/>
-</p:properties>
-</file>
-
-<file path=customXml/item3.xml><?xml version="1.0" encoding="utf-8"?>
-<?mso-contentType ?>
-<FormTemplates xmlns="http://schemas.microsoft.com/sharepoint/v3/contenttype/forms">
-  <Display>DocumentLibraryForm</Display>
-  <Edit>DocumentLibraryForm</Edit>
-  <New>DocumentLibraryForm</New>
-</FormTemplates>
-</file>
-
 <file path=customXml/item4.xml><?xml version="1.0" encoding="utf-8"?>
 <b:Sources xmlns:b="http://schemas.openxmlformats.org/officeDocument/2006/bibliography" xmlns="http://schemas.openxmlformats.org/officeDocument/2006/bibliography" SelectedStyle="\APASixthEditionOfficeOnline.xsl" StyleName="APA" Version="6"/>
 </file>
 
 <file path=customXml/itemProps1.xml><?xml version="1.0" encoding="utf-8"?>
+<ds:datastoreItem xmlns:ds="http://schemas.openxmlformats.org/officeDocument/2006/customXml" ds:itemID="{DB26575A-B7B3-4412-B642-D3B0845180CC}">
+  <ds:schemaRefs>
+    <ds:schemaRef ds:uri="http://schemas.microsoft.com/sharepoint/v3/contenttype/forms"/>
+  </ds:schemaRefs>
+</ds:datastoreItem>
+</file>
+
+<file path=customXml/itemProps2.xml><?xml version="1.0" encoding="utf-8"?>
+<ds:datastoreItem xmlns:ds="http://schemas.openxmlformats.org/officeDocument/2006/customXml" ds:itemID="{372B79FC-6971-4544-98C5-83069028712A}">
+  <ds:schemaRefs>
+    <ds:schemaRef ds:uri="http://schemas.microsoft.com/office/2006/metadata/properties"/>
+    <ds:schemaRef ds:uri="http://schemas.microsoft.com/office/infopath/2007/PartnerControls"/>
+  </ds:schemaRefs>
+</ds:datastoreItem>
+</file>
+
+<file path=customXml/itemProps3.xml><?xml version="1.0" encoding="utf-8"?>
 <ds:datastoreItem xmlns:ds="http://schemas.openxmlformats.org/officeDocument/2006/customXml" ds:itemID="{1A4E63CB-0BBC-477D-B96D-0B1E89CFECED}">
   <ds:schemaRefs>
     <ds:schemaRef ds:uri="http://schemas.microsoft.com/office/2006/metadata/contentType"/>
@@ -4503,30 +4189,6 @@
 </ds:datastoreItem>
 </file>
 
-<file path=customXml/itemProps2.xml><?xml version="1.0" encoding="utf-8"?>
-<ds:datastoreItem xmlns:ds="http://schemas.openxmlformats.org/officeDocument/2006/customXml" ds:itemID="{372B79FC-6971-4544-98C5-83069028712A}">
-  <ds:schemaRefs>
-    <ds:schemaRef ds:uri="http://purl.org/dc/dcmitype/"/>
-    <ds:schemaRef ds:uri="http://purl.org/dc/elements/1.1/"/>
-    <ds:schemaRef ds:uri="http://www.w3.org/XML/1998/namespace"/>
-    <ds:schemaRef ds:uri="126e8a1c-9ea9-435a-ac89-d06c80d62e30"/>
-    <ds:schemaRef ds:uri="http://schemas.microsoft.com/office/2006/documentManagement/types"/>
-    <ds:schemaRef ds:uri="http://purl.org/dc/terms/"/>
-    <ds:schemaRef ds:uri="http://schemas.microsoft.com/office/infopath/2007/PartnerControls"/>
-    <ds:schemaRef ds:uri="http://schemas.openxmlformats.org/package/2006/metadata/core-properties"/>
-    <ds:schemaRef ds:uri="http://schemas.microsoft.com/office/2006/metadata/properties"/>
-  </ds:schemaRefs>
-</ds:datastoreItem>
-</file>
-
-<file path=customXml/itemProps3.xml><?xml version="1.0" encoding="utf-8"?>
-<ds:datastoreItem xmlns:ds="http://schemas.openxmlformats.org/officeDocument/2006/customXml" ds:itemID="{DB26575A-B7B3-4412-B642-D3B0845180CC}">
-  <ds:schemaRefs>
-    <ds:schemaRef ds:uri="http://schemas.microsoft.com/sharepoint/v3/contenttype/forms"/>
-  </ds:schemaRefs>
-</ds:datastoreItem>
-</file>
-
 <file path=customXml/itemProps4.xml><?xml version="1.0" encoding="utf-8"?>
 <ds:datastoreItem xmlns:ds="http://schemas.openxmlformats.org/officeDocument/2006/customXml" ds:itemID="{BDCED711-E314-4C22-B587-D275DD8897EC}">
   <ds:schemaRefs>

--- a/Fase 2/Evidencias Grupales/2.6_GuiaEstudiante_Fase 2_Informe Final Proyecto APT.docx
+++ b/Fase 2/Evidencias Grupales/2.6_GuiaEstudiante_Fase 2_Informe Final Proyecto APT.docx
@@ -165,6 +165,7 @@
                                 </w:rPr>
                                 <w:t xml:space="preserve">Asignatura </w:t>
                               </w:r>
+                              <w:proofErr w:type="spellStart"/>
                               <w:r>
                                 <w:rPr>
                                   <w:b/>
@@ -174,6 +175,7 @@
                                 </w:rPr>
                                 <w:t>Capstone</w:t>
                               </w:r>
+                              <w:proofErr w:type="spellEnd"/>
                             </w:p>
                           </w:txbxContent>
                         </wps:txbx>
@@ -350,6 +352,7 @@
                           </w:rPr>
                           <w:t xml:space="preserve">Asignatura </w:t>
                         </w:r>
+                        <w:proofErr w:type="spellStart"/>
                         <w:r>
                           <w:rPr>
                             <w:b/>
@@ -359,6 +362,7 @@
                           </w:rPr>
                           <w:t>Capstone</w:t>
                         </w:r>
+                        <w:proofErr w:type="spellEnd"/>
                       </w:p>
                     </w:txbxContent>
                   </v:textbox>
@@ -704,6 +708,7 @@
                 <w:b/>
               </w:rPr>
             </w:pPr>
+            <w:proofErr w:type="spellStart"/>
             <w:r>
               <w:rPr>
                 <w:rFonts w:ascii="Calibri" w:hAnsi="Calibri" w:cs="Arial"/>
@@ -713,7 +718,115 @@
                 <w:szCs w:val="20"/>
                 <w:lang w:eastAsia="es-CL"/>
               </w:rPr>
-              <w:t>CuTuCo (Cultiva Tu Compra): Marketplace SaaS B2B2C de comercio de proximidad para la Agricultura Familiar Campesina (AFC) y pequeños y medianos productores locales de Chile.</w:t>
+              <w:t>CuTuCo</w:t>
+            </w:r>
+            <w:proofErr w:type="spellEnd"/>
+            <w:r>
+              <w:rPr>
+                <w:rFonts w:ascii="Calibri" w:hAnsi="Calibri" w:cs="Arial"/>
+                <w:i/>
+                <w:color w:val="548DD4"/>
+                <w:sz w:val="20"/>
+                <w:szCs w:val="20"/>
+                <w:lang w:eastAsia="es-CL"/>
+              </w:rPr>
+              <w:t xml:space="preserve"> (Cultiva Tu Compra): Marketplace SaaS B2B2C de comercio de proximidad. Lo desarrollamos como proyecto </w:t>
+            </w:r>
+            <w:proofErr w:type="spellStart"/>
+            <w:r>
+              <w:rPr>
+                <w:rFonts w:ascii="Calibri" w:hAnsi="Calibri" w:cs="Arial"/>
+                <w:i/>
+                <w:color w:val="548DD4"/>
+                <w:sz w:val="20"/>
+                <w:szCs w:val="20"/>
+                <w:lang w:eastAsia="es-CL"/>
+              </w:rPr>
+              <w:t>Capstone</w:t>
+            </w:r>
+            <w:proofErr w:type="spellEnd"/>
+            <w:r>
+              <w:rPr>
+                <w:rFonts w:ascii="Calibri" w:hAnsi="Calibri" w:cs="Arial"/>
+                <w:i/>
+                <w:color w:val="548DD4"/>
+                <w:sz w:val="20"/>
+                <w:szCs w:val="20"/>
+                <w:lang w:eastAsia="es-CL"/>
+              </w:rPr>
+              <w:t xml:space="preserve"> de Ingeniería en Informática en Duoc UC sede Plaza Norte; el equipo somos Vicente Rivera (líder </w:t>
+            </w:r>
+            <w:proofErr w:type="spellStart"/>
+            <w:r>
+              <w:rPr>
+                <w:rFonts w:ascii="Calibri" w:hAnsi="Calibri" w:cs="Arial"/>
+                <w:i/>
+                <w:color w:val="548DD4"/>
+                <w:sz w:val="20"/>
+                <w:szCs w:val="20"/>
+                <w:lang w:eastAsia="es-CL"/>
+              </w:rPr>
+              <w:t>backend</w:t>
+            </w:r>
+            <w:proofErr w:type="spellEnd"/>
+            <w:r>
+              <w:rPr>
+                <w:rFonts w:ascii="Calibri" w:hAnsi="Calibri" w:cs="Arial"/>
+                <w:i/>
+                <w:color w:val="548DD4"/>
+                <w:sz w:val="20"/>
+                <w:szCs w:val="20"/>
+                <w:lang w:eastAsia="es-CL"/>
+              </w:rPr>
+              <w:t xml:space="preserve"> y </w:t>
+            </w:r>
+            <w:proofErr w:type="gramStart"/>
+            <w:r>
+              <w:rPr>
+                <w:rFonts w:ascii="Calibri" w:hAnsi="Calibri" w:cs="Arial"/>
+                <w:i/>
+                <w:color w:val="548DD4"/>
+                <w:sz w:val="20"/>
+                <w:szCs w:val="20"/>
+                <w:lang w:eastAsia="es-CL"/>
+              </w:rPr>
+              <w:t>Jefe</w:t>
+            </w:r>
+            <w:proofErr w:type="gramEnd"/>
+            <w:r>
+              <w:rPr>
+                <w:rFonts w:ascii="Calibri" w:hAnsi="Calibri" w:cs="Arial"/>
+                <w:i/>
+                <w:color w:val="548DD4"/>
+                <w:sz w:val="20"/>
+                <w:szCs w:val="20"/>
+                <w:lang w:eastAsia="es-CL"/>
+              </w:rPr>
+              <w:t xml:space="preserve"> de Proyecto) e Ignacio Fuenzalida (IT </w:t>
+            </w:r>
+            <w:proofErr w:type="spellStart"/>
+            <w:r>
+              <w:rPr>
+                <w:rFonts w:ascii="Calibri" w:hAnsi="Calibri" w:cs="Arial"/>
+                <w:i/>
+                <w:color w:val="548DD4"/>
+                <w:sz w:val="20"/>
+                <w:szCs w:val="20"/>
+                <w:lang w:eastAsia="es-CL"/>
+              </w:rPr>
+              <w:t>frontend</w:t>
+            </w:r>
+            <w:proofErr w:type="spellEnd"/>
+            <w:r>
+              <w:rPr>
+                <w:rFonts w:ascii="Calibri" w:hAnsi="Calibri" w:cs="Arial"/>
+                <w:i/>
+                <w:color w:val="548DD4"/>
+                <w:sz w:val="20"/>
+                <w:szCs w:val="20"/>
+                <w:lang w:eastAsia="es-CL"/>
+              </w:rPr>
+              <w:t>), y el trabajo se planificó en 13 semanas, del 11 de septiembre al 10 de diciembre de 2026.</w:t>
             </w:r>
           </w:p>
         </w:tc>
@@ -763,7 +876,55 @@
                 <w:szCs w:val="20"/>
                 <w:lang w:eastAsia="es-CL"/>
               </w:rPr>
-              <w:t>Desarrollo de soluciones de TI y gestión de proyectos informáticos, con foco en desarrollo de software, arquitectura cloud, APIs, datos, pruebas e integración de servicios.</w:t>
+              <w:t>Análisis y diseño de sistemas de información; desarrollo de software (</w:t>
+            </w:r>
+            <w:proofErr w:type="spellStart"/>
+            <w:r>
+              <w:rPr>
+                <w:rFonts w:ascii="Calibri" w:hAnsi="Calibri" w:cs="Arial"/>
+                <w:i/>
+                <w:color w:val="548DD4"/>
+                <w:sz w:val="20"/>
+                <w:szCs w:val="20"/>
+                <w:lang w:eastAsia="es-CL"/>
+              </w:rPr>
+              <w:t>backend</w:t>
+            </w:r>
+            <w:proofErr w:type="spellEnd"/>
+            <w:r>
+              <w:rPr>
+                <w:rFonts w:ascii="Calibri" w:hAnsi="Calibri" w:cs="Arial"/>
+                <w:i/>
+                <w:color w:val="548DD4"/>
+                <w:sz w:val="20"/>
+                <w:szCs w:val="20"/>
+                <w:lang w:eastAsia="es-CL"/>
+              </w:rPr>
+              <w:t xml:space="preserve"> y </w:t>
+            </w:r>
+            <w:proofErr w:type="spellStart"/>
+            <w:r>
+              <w:rPr>
+                <w:rFonts w:ascii="Calibri" w:hAnsi="Calibri" w:cs="Arial"/>
+                <w:i/>
+                <w:color w:val="548DD4"/>
+                <w:sz w:val="20"/>
+                <w:szCs w:val="20"/>
+                <w:lang w:eastAsia="es-CL"/>
+              </w:rPr>
+              <w:t>frontend</w:t>
+            </w:r>
+            <w:proofErr w:type="spellEnd"/>
+            <w:r>
+              <w:rPr>
+                <w:rFonts w:ascii="Calibri" w:hAnsi="Calibri" w:cs="Arial"/>
+                <w:i/>
+                <w:color w:val="548DD4"/>
+                <w:sz w:val="20"/>
+                <w:szCs w:val="20"/>
+                <w:lang w:eastAsia="es-CL"/>
+              </w:rPr>
+              <w:t xml:space="preserve"> web); modelamiento y administración de bases de datos; infraestructura tecnológica, despliegue en la nube y automatización del ciclo de despliegue; calidad y pruebas de software; y gestión de proyectos de tecnología de la información.</w:t>
             </w:r>
           </w:p>
         </w:tc>
@@ -815,13 +976,15 @@
             <w:r>
               <w:rPr>
                 <w:rFonts w:ascii="Calibri" w:hAnsi="Calibri" w:cs="Arial"/>
+                <w:b/>
+                <w:bCs/>
                 <w:i/>
                 <w:color w:val="548DD4"/>
                 <w:sz w:val="20"/>
                 <w:szCs w:val="20"/>
                 <w:lang w:eastAsia="es-CL"/>
               </w:rPr>
-              <w:t xml:space="preserve">C1: Realizar pruebas de certificación de productos y procesos. </w:t>
+              <w:t>Aplicamos y evaluamos las competencias del perfil de egreso de Ingeniería en Informática:</w:t>
             </w:r>
             <w:r>
               <w:rPr>
@@ -832,8 +995,9 @@
                 <w:szCs w:val="20"/>
                 <w:lang w:eastAsia="es-CL"/>
               </w:rPr>
-              <w:br/>
-            </w:r>
+              <w:t xml:space="preserve"> analizar y especificar requerimientos de software con criterios de aceptación verificables; diseñar soluciones (arquitectura desacoplada, modelo de datos e interfaces de usuario); construir e integrar componentes (</w:t>
+            </w:r>
+            <w:proofErr w:type="spellStart"/>
             <w:r>
               <w:rPr>
                 <w:rFonts w:ascii="Calibri" w:hAnsi="Calibri" w:cs="Arial"/>
@@ -843,8 +1007,9 @@
                 <w:szCs w:val="20"/>
                 <w:lang w:eastAsia="es-CL"/>
               </w:rPr>
-              <w:t xml:space="preserve">C2: Gestionar proyectos informáticos. </w:t>
-            </w:r>
+              <w:t>frontend</w:t>
+            </w:r>
+            <w:proofErr w:type="spellEnd"/>
             <w:r>
               <w:rPr>
                 <w:rFonts w:ascii="Calibri" w:hAnsi="Calibri" w:cs="Arial"/>
@@ -854,8 +1019,9 @@
                 <w:szCs w:val="20"/>
                 <w:lang w:eastAsia="es-CL"/>
               </w:rPr>
-              <w:br/>
-            </w:r>
+              <w:t xml:space="preserve"> web, servicios </w:t>
+            </w:r>
+            <w:proofErr w:type="spellStart"/>
             <w:r>
               <w:rPr>
                 <w:rFonts w:ascii="Calibri" w:hAnsi="Calibri" w:cs="Arial"/>
@@ -865,8 +1031,9 @@
                 <w:szCs w:val="20"/>
                 <w:lang w:eastAsia="es-CL"/>
               </w:rPr>
-              <w:t xml:space="preserve">C3: Construir modelos de datos escalables. </w:t>
-            </w:r>
+              <w:t>backend</w:t>
+            </w:r>
+            <w:proofErr w:type="spellEnd"/>
             <w:r>
               <w:rPr>
                 <w:rFonts w:ascii="Calibri" w:hAnsi="Calibri" w:cs="Arial"/>
@@ -876,18 +1043,7 @@
                 <w:szCs w:val="20"/>
                 <w:lang w:eastAsia="es-CL"/>
               </w:rPr>
-              <w:br/>
-            </w:r>
-            <w:r>
-              <w:rPr>
-                <w:rFonts w:ascii="Calibri" w:hAnsi="Calibri" w:cs="Arial"/>
-                <w:i/>
-                <w:color w:val="548DD4"/>
-                <w:sz w:val="20"/>
-                <w:szCs w:val="20"/>
-                <w:lang w:eastAsia="es-CL"/>
-              </w:rPr>
-              <w:t>C4: Desarrollar una solución de software utilizando técnicas que permitan sistematizar el proceso de desarrollo y mantenimiento.</w:t>
+              <w:t>, persistencia y pasarela de pagos); aplicar normas de seguridad y protección de datos; planificar, monitorear y cerrar proyectos TI con instrumentos formales (EDT, cronograma, RACI, riesgos y costos); asegurar la calidad mediante pruebas por niveles y control de cambios; y comunicar y documentar resultados técnicos de forma colaborativa.</w:t>
             </w:r>
           </w:p>
         </w:tc>
@@ -989,6 +1145,7 @@
                 <w:color w:val="1F3864" w:themeColor="accent1" w:themeShade="80"/>
                 <w:sz w:val="18"/>
               </w:rPr>
+              <w:lastRenderedPageBreak/>
               <w:t xml:space="preserve">1. </w:t>
             </w:r>
             <w:r>
@@ -1031,13 +1188,79 @@
               <w:rPr>
                 <w:rStyle w:val="normaltextrun"/>
                 <w:rFonts w:ascii="Calibri" w:hAnsi="Calibri" w:cs="Calibri"/>
+                <w:b/>
+                <w:bCs/>
                 <w:i/>
                 <w:iCs/>
                 <w:color w:val="0070C0"/>
                 <w:sz w:val="18"/>
                 <w:szCs w:val="18"/>
               </w:rPr>
-              <w:t>Nosotros desarrollamos CuTuCo para abordar dos problemas relacionados: la brecha tecnológica de pequeños productores y la intermediación comercial que reduce su margen. Una tienda propia no resuelve por sí sola la logística de proximidad, la confianza entre las partes, la gestión multivendedor ni la trazabilidad de las transacciones.</w:t>
+              <w:t>Problema que buscó solucionar:</w:t>
+            </w:r>
+            <w:r>
+              <w:rPr>
+                <w:rStyle w:val="normaltextrun"/>
+                <w:rFonts w:ascii="Calibri" w:hAnsi="Calibri" w:cs="Calibri"/>
+                <w:i/>
+                <w:iCs/>
+                <w:color w:val="0070C0"/>
+                <w:sz w:val="18"/>
+                <w:szCs w:val="18"/>
+              </w:rPr>
+              <w:t xml:space="preserve"> los pequeños y medianos productores locales y de la Agricultura Familiar Campesina enfrentan una doble barrera: vender por internet les resulta complejo y costoso porque exige mantener una tienda digital propia, y cuando logran vender dependen de intermediarios que reducen su margen. </w:t>
+            </w:r>
+            <w:proofErr w:type="spellStart"/>
+            <w:r>
+              <w:rPr>
+                <w:rStyle w:val="normaltextrun"/>
+                <w:rFonts w:ascii="Calibri" w:hAnsi="Calibri" w:cs="Calibri"/>
+                <w:i/>
+                <w:iCs/>
+                <w:color w:val="0070C0"/>
+                <w:sz w:val="18"/>
+                <w:szCs w:val="18"/>
+              </w:rPr>
+              <w:t>CuTuCo</w:t>
+            </w:r>
+            <w:proofErr w:type="spellEnd"/>
+            <w:r>
+              <w:rPr>
+                <w:rStyle w:val="normaltextrun"/>
+                <w:rFonts w:ascii="Calibri" w:hAnsi="Calibri" w:cs="Calibri"/>
+                <w:i/>
+                <w:iCs/>
+                <w:color w:val="0070C0"/>
+                <w:sz w:val="18"/>
+                <w:szCs w:val="18"/>
+              </w:rPr>
+              <w:t xml:space="preserve"> responde a esa situación con un </w:t>
+            </w:r>
+            <w:proofErr w:type="spellStart"/>
+            <w:r>
+              <w:rPr>
+                <w:rStyle w:val="normaltextrun"/>
+                <w:rFonts w:ascii="Calibri" w:hAnsi="Calibri" w:cs="Calibri"/>
+                <w:i/>
+                <w:iCs/>
+                <w:color w:val="0070C0"/>
+                <w:sz w:val="18"/>
+                <w:szCs w:val="18"/>
+              </w:rPr>
+              <w:t>marketplace</w:t>
+            </w:r>
+            <w:proofErr w:type="spellEnd"/>
+            <w:r>
+              <w:rPr>
+                <w:rStyle w:val="normaltextrun"/>
+                <w:rFonts w:ascii="Calibri" w:hAnsi="Calibri" w:cs="Calibri"/>
+                <w:i/>
+                <w:iCs/>
+                <w:color w:val="0070C0"/>
+                <w:sz w:val="18"/>
+                <w:szCs w:val="18"/>
+              </w:rPr>
+              <w:t xml:space="preserve"> de proximidad que conecta en línea a productores y compradores de la misma región, sin que cada productor deba administrar una plataforma propia.</w:t>
             </w:r>
           </w:p>
           <w:p>
@@ -1064,13 +1287,27 @@
               <w:rPr>
                 <w:rStyle w:val="normaltextrun"/>
                 <w:rFonts w:ascii="Calibri" w:hAnsi="Calibri" w:cs="Calibri"/>
+                <w:b/>
+                <w:bCs/>
                 <w:i/>
                 <w:iCs/>
                 <w:color w:val="0070C0"/>
                 <w:sz w:val="18"/>
                 <w:szCs w:val="18"/>
               </w:rPr>
-              <w:t>El tema es relevante para nuestro campo laboral porque nos obliga a resolver problemas que aparecen en sistemas informáticos reales y no solo en un CRUD. Trabajamos con arquitectura desacoplada, APIs, seguridad, persistencia, integración con pagos, reglas de negocio, pruebas, control de alcance y despliegue en la nube.</w:t>
+              <w:t>Relevancia para el campo laboral de la carrera:</w:t>
+            </w:r>
+            <w:r>
+              <w:rPr>
+                <w:rStyle w:val="normaltextrun"/>
+                <w:rFonts w:ascii="Calibri" w:hAnsi="Calibri" w:cs="Calibri"/>
+                <w:i/>
+                <w:iCs/>
+                <w:color w:val="0070C0"/>
+                <w:sz w:val="18"/>
+                <w:szCs w:val="18"/>
+              </w:rPr>
+              <w:t xml:space="preserve"> el proyecto ejercita, sobre un caso real de negocio, las capacidades que nuestra profesión aplica a diario: levantar y especificar requerimientos, diseñar arquitecturas desacopladas, integrar servicios externos críticos (pasarela de pagos, autenticación, correo), resguardar datos sensibles y gestionar el ciclo de vida con instrumentos formales. Es el tipo de problema en el que la ingeniería en informática genera valor directo: un sistema que sostiene transacciones con dinero y confianza entre personas que no se conocen.</w:t>
             </w:r>
           </w:p>
           <w:p>
@@ -1097,13 +1334,105 @@
               <w:rPr>
                 <w:rStyle w:val="normaltextrun"/>
                 <w:rFonts w:ascii="Calibri" w:hAnsi="Calibri" w:cs="Calibri"/>
+                <w:b/>
+                <w:bCs/>
                 <w:i/>
                 <w:iCs/>
                 <w:color w:val="0070C0"/>
                 <w:sz w:val="18"/>
                 <w:szCs w:val="18"/>
               </w:rPr>
-              <w:t>La situación se ubica en Chile y se orienta principalmente a pequeños y medianos productores locales y a la Agricultura Familiar Campesina. La propuesta considera comercio de proximidad y una cobertura restringida por región, de modo que la plataforma no intenta resolver una logística nacional compleja en el MVP.</w:t>
+              <w:t>Ubicación de la situación abordada:</w:t>
+            </w:r>
+            <w:r>
+              <w:rPr>
+                <w:rStyle w:val="normaltextrun"/>
+                <w:rFonts w:ascii="Calibri" w:hAnsi="Calibri" w:cs="Calibri"/>
+                <w:i/>
+                <w:iCs/>
+                <w:color w:val="0070C0"/>
+                <w:sz w:val="18"/>
+                <w:szCs w:val="18"/>
+              </w:rPr>
+              <w:t xml:space="preserve"> Chile, en el contexto del proyecto </w:t>
+            </w:r>
+            <w:proofErr w:type="spellStart"/>
+            <w:r>
+              <w:rPr>
+                <w:rStyle w:val="normaltextrun"/>
+                <w:rFonts w:ascii="Calibri" w:hAnsi="Calibri" w:cs="Calibri"/>
+                <w:i/>
+                <w:iCs/>
+                <w:color w:val="0070C0"/>
+                <w:sz w:val="18"/>
+                <w:szCs w:val="18"/>
+              </w:rPr>
+              <w:t>Capstone</w:t>
+            </w:r>
+            <w:proofErr w:type="spellEnd"/>
+            <w:r>
+              <w:rPr>
+                <w:rStyle w:val="normaltextrun"/>
+                <w:rFonts w:ascii="Calibri" w:hAnsi="Calibri" w:cs="Calibri"/>
+                <w:i/>
+                <w:iCs/>
+                <w:color w:val="0070C0"/>
+                <w:sz w:val="18"/>
+                <w:szCs w:val="18"/>
+              </w:rPr>
+              <w:t xml:space="preserve"> de Ingeniería en Informática de Duoc UC sede Plaza Norte (Región Metropolitana). El comercio se delimita por región, de modo que la plataforma atiende al comercio de proximidad entre clientes y productores de la misma región; el MVP académico opera con servicios en la nube (</w:t>
+            </w:r>
+            <w:proofErr w:type="spellStart"/>
+            <w:r>
+              <w:rPr>
+                <w:rStyle w:val="normaltextrun"/>
+                <w:rFonts w:ascii="Calibri" w:hAnsi="Calibri" w:cs="Calibri"/>
+                <w:i/>
+                <w:iCs/>
+                <w:color w:val="0070C0"/>
+                <w:sz w:val="18"/>
+                <w:szCs w:val="18"/>
+              </w:rPr>
+              <w:t>Vercel</w:t>
+            </w:r>
+            <w:proofErr w:type="spellEnd"/>
+            <w:r>
+              <w:rPr>
+                <w:rStyle w:val="normaltextrun"/>
+                <w:rFonts w:ascii="Calibri" w:hAnsi="Calibri" w:cs="Calibri"/>
+                <w:i/>
+                <w:iCs/>
+                <w:color w:val="0070C0"/>
+                <w:sz w:val="18"/>
+                <w:szCs w:val="18"/>
+              </w:rPr>
+              <w:t xml:space="preserve">, </w:t>
+            </w:r>
+            <w:proofErr w:type="spellStart"/>
+            <w:r>
+              <w:rPr>
+                <w:rStyle w:val="normaltextrun"/>
+                <w:rFonts w:ascii="Calibri" w:hAnsi="Calibri" w:cs="Calibri"/>
+                <w:i/>
+                <w:iCs/>
+                <w:color w:val="0070C0"/>
+                <w:sz w:val="18"/>
+                <w:szCs w:val="18"/>
+              </w:rPr>
+              <w:t>Supabase</w:t>
+            </w:r>
+            <w:proofErr w:type="spellEnd"/>
+            <w:r>
+              <w:rPr>
+                <w:rStyle w:val="normaltextrun"/>
+                <w:rFonts w:ascii="Calibri" w:hAnsi="Calibri" w:cs="Calibri"/>
+                <w:i/>
+                <w:iCs/>
+                <w:color w:val="0070C0"/>
+                <w:sz w:val="18"/>
+                <w:szCs w:val="18"/>
+              </w:rPr>
+              <w:t xml:space="preserve"> y GCP Cloud Run) y con Webpay Mall de Transbank en ambiente de integración.</w:t>
             </w:r>
           </w:p>
           <w:p>
@@ -1130,14 +1459,27 @@
               <w:rPr>
                 <w:rStyle w:val="normaltextrun"/>
                 <w:rFonts w:ascii="Calibri" w:hAnsi="Calibri" w:cs="Calibri"/>
+                <w:b/>
+                <w:bCs/>
                 <w:i/>
                 <w:iCs/>
                 <w:color w:val="0070C0"/>
                 <w:sz w:val="18"/>
                 <w:szCs w:val="18"/>
               </w:rPr>
-              <w:lastRenderedPageBreak/>
-              <w:t>La situación impacta principalmente a productores que no pueden asumir por separado los costos de hosting, desarrollo y mantención de una tienda digital. También impacta a compradores y comercios locales que necesitan acceder a una oferta de productos agrícolas con información clara, un flujo de compra y seguimiento del pedido.</w:t>
+              <w:t>A quiénes afecta o impacta:</w:t>
+            </w:r>
+            <w:r>
+              <w:rPr>
+                <w:rStyle w:val="normaltextrun"/>
+                <w:rFonts w:ascii="Calibri" w:hAnsi="Calibri" w:cs="Calibri"/>
+                <w:i/>
+                <w:iCs/>
+                <w:color w:val="0070C0"/>
+                <w:sz w:val="18"/>
+                <w:szCs w:val="18"/>
+              </w:rPr>
+              <w:t xml:space="preserve"> a los productores y pequeños comercios locales que necesitan un canal de venta directo y señales de confianza frente al comprador; a los compradores que buscan productos locales frescos con pago seguro y entrega verificada; y a la operación de la plataforma, que debe administrar postulaciones, reclamos y sanciones. La situación afecta principalmente a productores con baja digitalización y a las comunidades que consumen productos de proximidad.</w:t>
             </w:r>
           </w:p>
           <w:p>
@@ -1162,13 +1504,53 @@
               <w:rPr>
                 <w:rStyle w:val="normaltextrun"/>
                 <w:rFonts w:ascii="Calibri" w:hAnsi="Calibri" w:cs="Calibri"/>
+                <w:b/>
+                <w:bCs/>
                 <w:i/>
                 <w:iCs/>
                 <w:color w:val="0070C0"/>
                 <w:sz w:val="18"/>
                 <w:szCs w:val="18"/>
               </w:rPr>
-              <w:t>El aporte de valor de nuestro proyecto es integrar en una sola plataforma la oferta de productores, la compra, los roles de Cliente, Vendedor y Administrador, la autenticación, la conexión con servicios cloud, el pago mediante Webpay Plus en modo de prueba, la gestión regional de la venta, la entrega y la administración de pagos posteriores mediante payout. Además, partimos de un MVP existente y lo reestructuramos para acercarlo a una arquitectura mantenible y escalable.</w:t>
+              <w:t>Aporte de valor (real en lo funcional y simulado en lo comercial):</w:t>
+            </w:r>
+            <w:r>
+              <w:rPr>
+                <w:rStyle w:val="normaltextrun"/>
+                <w:rFonts w:ascii="Calibri" w:hAnsi="Calibri" w:cs="Calibri"/>
+                <w:i/>
+                <w:iCs/>
+                <w:color w:val="0070C0"/>
+                <w:sz w:val="18"/>
+                <w:szCs w:val="18"/>
+              </w:rPr>
+              <w:t xml:space="preserve"> el sistema entrega un canal de venta directo que, mediante el Split Payment de Webpay Mall, captura y dispersa el pago en tiempo real y deposita directo en la cuenta bancaria del comercio, descontando el fee base de 5% y la tarifa fija de </w:t>
+            </w:r>
+            <w:proofErr w:type="spellStart"/>
+            <w:r>
+              <w:rPr>
+                <w:rStyle w:val="normaltextrun"/>
+                <w:rFonts w:ascii="Calibri" w:hAnsi="Calibri" w:cs="Calibri"/>
+                <w:i/>
+                <w:iCs/>
+                <w:color w:val="0070C0"/>
+                <w:sz w:val="18"/>
+                <w:szCs w:val="18"/>
+              </w:rPr>
+              <w:t>delivery</w:t>
+            </w:r>
+            <w:proofErr w:type="spellEnd"/>
+            <w:r>
+              <w:rPr>
+                <w:rStyle w:val="normaltextrun"/>
+                <w:rFonts w:ascii="Calibri" w:hAnsi="Calibri" w:cs="Calibri"/>
+                <w:i/>
+                <w:iCs/>
+                <w:color w:val="0070C0"/>
+                <w:sz w:val="18"/>
+                <w:szCs w:val="18"/>
+              </w:rPr>
+              <w:t xml:space="preserve"> de $3.500; resguarda la confianza con verificación documental KYB, código de verificación en la entrega, calificaciones de 1 a 5 y gestión de reclamos, sanciones y apelaciones; y lo hace con un costo operativo mínimo (Opción A, cercano a USD 12 al año por el dominio), dejando documentada la proyección de continuidad productiva (Opción B).</w:t>
             </w:r>
           </w:p>
         </w:tc>
@@ -1196,7 +1578,6 @@
                 <w:color w:val="1F3864" w:themeColor="accent1" w:themeShade="80"/>
                 <w:sz w:val="18"/>
               </w:rPr>
-              <w:lastRenderedPageBreak/>
               <w:t xml:space="preserve">2. Objetivos </w:t>
             </w:r>
           </w:p>
@@ -1227,13 +1608,98 @@
             <w:r>
               <w:rPr>
                 <w:rFonts w:ascii="Calibri" w:hAnsi="Calibri" w:cs="Arial"/>
-                <w:i/>
-                <w:color w:val="0070C0"/>
-                <w:sz w:val="18"/>
-                <w:szCs w:val="20"/>
-                <w:lang w:eastAsia="es-CL"/>
-              </w:rPr>
-              <w:t>Nuestro objetivo general fue llevar CuTuCo desde el MVP móvil local desarrollado con Ionic 8, Angular 18 y SQLite hacia un Marketplace SaaS B2B2C web y desacoplado, usando Vue.js + Vite en el frontend, servicios backend con FastAPI y PostgreSQL en Supabase, integrando autenticación segura, pago con Webpay Plus, gestión de productores y compradores, delivery y administración, dentro de las 11 semanas de desarrollo más 2 semanas de preparación y entrega final.</w:t>
+                <w:b/>
+                <w:bCs/>
+                <w:i/>
+                <w:color w:val="0070C0"/>
+                <w:sz w:val="18"/>
+                <w:szCs w:val="20"/>
+                <w:lang w:eastAsia="es-CL"/>
+              </w:rPr>
+              <w:t>Objetivo general:</w:t>
+            </w:r>
+            <w:r>
+              <w:rPr>
+                <w:rFonts w:ascii="Calibri" w:hAnsi="Calibri" w:cs="Arial"/>
+                <w:i/>
+                <w:color w:val="0070C0"/>
+                <w:sz w:val="18"/>
+                <w:szCs w:val="20"/>
+                <w:lang w:eastAsia="es-CL"/>
+              </w:rPr>
+              <w:t xml:space="preserve"> evolucionar el prototipo móvil existente de </w:t>
+            </w:r>
+            <w:proofErr w:type="spellStart"/>
+            <w:r>
+              <w:rPr>
+                <w:rFonts w:ascii="Calibri" w:hAnsi="Calibri" w:cs="Arial"/>
+                <w:i/>
+                <w:color w:val="0070C0"/>
+                <w:sz w:val="18"/>
+                <w:szCs w:val="20"/>
+                <w:lang w:eastAsia="es-CL"/>
+              </w:rPr>
+              <w:t>CuTuCo</w:t>
+            </w:r>
+            <w:proofErr w:type="spellEnd"/>
+            <w:r>
+              <w:rPr>
+                <w:rFonts w:ascii="Calibri" w:hAnsi="Calibri" w:cs="Arial"/>
+                <w:i/>
+                <w:color w:val="0070C0"/>
+                <w:sz w:val="18"/>
+                <w:szCs w:val="20"/>
+                <w:lang w:eastAsia="es-CL"/>
+              </w:rPr>
+              <w:t xml:space="preserve"> (</w:t>
+            </w:r>
+            <w:proofErr w:type="spellStart"/>
+            <w:r>
+              <w:rPr>
+                <w:rFonts w:ascii="Calibri" w:hAnsi="Calibri" w:cs="Arial"/>
+                <w:i/>
+                <w:color w:val="0070C0"/>
+                <w:sz w:val="18"/>
+                <w:szCs w:val="20"/>
+                <w:lang w:eastAsia="es-CL"/>
+              </w:rPr>
+              <w:t>Ionic</w:t>
+            </w:r>
+            <w:proofErr w:type="spellEnd"/>
+            <w:r>
+              <w:rPr>
+                <w:rFonts w:ascii="Calibri" w:hAnsi="Calibri" w:cs="Arial"/>
+                <w:i/>
+                <w:color w:val="0070C0"/>
+                <w:sz w:val="18"/>
+                <w:szCs w:val="20"/>
+                <w:lang w:eastAsia="es-CL"/>
+              </w:rPr>
+              <w:t xml:space="preserve"> 8 + Angular 18 con SQLite) hacia un </w:t>
+            </w:r>
+            <w:proofErr w:type="spellStart"/>
+            <w:r>
+              <w:rPr>
+                <w:rFonts w:ascii="Calibri" w:hAnsi="Calibri" w:cs="Arial"/>
+                <w:i/>
+                <w:color w:val="0070C0"/>
+                <w:sz w:val="18"/>
+                <w:szCs w:val="20"/>
+                <w:lang w:eastAsia="es-CL"/>
+              </w:rPr>
+              <w:t>marketplace</w:t>
+            </w:r>
+            <w:proofErr w:type="spellEnd"/>
+            <w:r>
+              <w:rPr>
+                <w:rFonts w:ascii="Calibri" w:hAnsi="Calibri" w:cs="Arial"/>
+                <w:i/>
+                <w:color w:val="0070C0"/>
+                <w:sz w:val="18"/>
+                <w:szCs w:val="20"/>
+                <w:lang w:eastAsia="es-CL"/>
+              </w:rPr>
+              <w:t xml:space="preserve"> web responsive y desacoplado, con pagos reales a través de la pasarela, que conecte a productores y compradores de la misma región, implementando los flujos de compra, venta y administración en 13 semanas, con alcance controlado y calidad verificable.</w:t>
             </w:r>
           </w:p>
           <w:p>
@@ -1243,9 +1709,12 @@
                 <w:ilvl w:val="0"/>
                 <w:numId w:val="1"/>
               </w:numPr>
+              <w:spacing w:after="0" w:line="240" w:lineRule="auto"/>
               <w:jc w:val="both"/>
               <w:rPr>
                 <w:rFonts w:ascii="Calibri" w:hAnsi="Calibri" w:cs="Arial"/>
+                <w:b/>
+                <w:bCs/>
                 <w:i/>
                 <w:color w:val="0070C0"/>
                 <w:sz w:val="18"/>
@@ -1256,13 +1725,435 @@
             <w:r>
               <w:rPr>
                 <w:rFonts w:ascii="Calibri" w:hAnsi="Calibri" w:cs="Arial"/>
-                <w:i/>
-                <w:color w:val="0070C0"/>
-                <w:sz w:val="18"/>
-                <w:szCs w:val="20"/>
-                <w:lang w:eastAsia="es-CL"/>
-              </w:rPr>
-              <w:t>Nuestros objetivos específicos fueron: migrar y rediseñar la persistencia desde SQLite a PostgreSQL; construir el frontend web y los servicios necesarios para Cliente, Vendedor y Administrador; usar Supabase GoTrue para autenticación y refresh de sesión, manteniendo en FastAPI la lógica de bloqueo tras 5 intentos fallidos; integrar Webpay Plus Test y registrar el flujo de pago sin duplicidades; implementar la gestión regional de ventas, delivery con estados Preparación, En Tránsito y Entregado y validación mediante código; incorporar aprobación de productores, gestión manual de sanciones, gestión de payout y reembolsos posteriores como parte del flujo de negocio; aplicar validaciones en frontend, backend y base de datos; ejecutar pruebas por capas; y dejar documentados los despliegues, responsabilidades, riesgos, calidad y soporte. También controlamos el alcance para retirar funcionalidades que la actualización final consideró innecesarias para el MVP, como historial de precios, geolocalización GPS, alertas por umbral de stock y automatizaciones de reputación o sanción.</w:t>
+                <w:b/>
+                <w:bCs/>
+                <w:i/>
+                <w:color w:val="0070C0"/>
+                <w:sz w:val="18"/>
+                <w:szCs w:val="20"/>
+                <w:lang w:eastAsia="es-CL"/>
+              </w:rPr>
+              <w:t>Objetivos específicos:</w:t>
+            </w:r>
+          </w:p>
+          <w:p>
+            <w:pPr>
+              <w:pStyle w:val="Prrafodelista"/>
+              <w:spacing w:after="0" w:line="240" w:lineRule="auto"/>
+              <w:jc w:val="both"/>
+              <w:rPr>
+                <w:rFonts w:ascii="Calibri" w:hAnsi="Calibri" w:cs="Arial"/>
+                <w:i/>
+                <w:color w:val="0070C0"/>
+                <w:sz w:val="18"/>
+                <w:szCs w:val="20"/>
+                <w:lang w:eastAsia="es-CL"/>
+              </w:rPr>
+            </w:pPr>
+            <w:r>
+              <w:rPr>
+                <w:rFonts w:ascii="Calibri" w:hAnsi="Calibri" w:cs="Arial"/>
+                <w:i/>
+                <w:color w:val="0070C0"/>
+                <w:sz w:val="18"/>
+                <w:szCs w:val="20"/>
+                <w:lang w:eastAsia="es-CL"/>
+              </w:rPr>
+              <w:t xml:space="preserve">1. Migrar la plataforma a una arquitectura web desacoplada: </w:t>
+            </w:r>
+            <w:proofErr w:type="spellStart"/>
+            <w:r>
+              <w:rPr>
+                <w:rFonts w:ascii="Calibri" w:hAnsi="Calibri" w:cs="Arial"/>
+                <w:i/>
+                <w:color w:val="0070C0"/>
+                <w:sz w:val="18"/>
+                <w:szCs w:val="20"/>
+                <w:lang w:eastAsia="es-CL"/>
+              </w:rPr>
+              <w:t>frontend</w:t>
+            </w:r>
+            <w:proofErr w:type="spellEnd"/>
+            <w:r>
+              <w:rPr>
+                <w:rFonts w:ascii="Calibri" w:hAnsi="Calibri" w:cs="Arial"/>
+                <w:i/>
+                <w:color w:val="0070C0"/>
+                <w:sz w:val="18"/>
+                <w:szCs w:val="20"/>
+                <w:lang w:eastAsia="es-CL"/>
+              </w:rPr>
+              <w:t xml:space="preserve"> Vue.js + Vite desplegado en </w:t>
+            </w:r>
+            <w:proofErr w:type="spellStart"/>
+            <w:r>
+              <w:rPr>
+                <w:rFonts w:ascii="Calibri" w:hAnsi="Calibri" w:cs="Arial"/>
+                <w:i/>
+                <w:color w:val="0070C0"/>
+                <w:sz w:val="18"/>
+                <w:szCs w:val="20"/>
+                <w:lang w:eastAsia="es-CL"/>
+              </w:rPr>
+              <w:t>Vercel</w:t>
+            </w:r>
+            <w:proofErr w:type="spellEnd"/>
+            <w:r>
+              <w:rPr>
+                <w:rFonts w:ascii="Calibri" w:hAnsi="Calibri" w:cs="Arial"/>
+                <w:i/>
+                <w:color w:val="0070C0"/>
+                <w:sz w:val="18"/>
+                <w:szCs w:val="20"/>
+                <w:lang w:eastAsia="es-CL"/>
+              </w:rPr>
+              <w:t xml:space="preserve">, persistencia PostgreSQL en </w:t>
+            </w:r>
+            <w:proofErr w:type="spellStart"/>
+            <w:r>
+              <w:rPr>
+                <w:rFonts w:ascii="Calibri" w:hAnsi="Calibri" w:cs="Arial"/>
+                <w:i/>
+                <w:color w:val="0070C0"/>
+                <w:sz w:val="18"/>
+                <w:szCs w:val="20"/>
+                <w:lang w:eastAsia="es-CL"/>
+              </w:rPr>
+              <w:t>Supabase</w:t>
+            </w:r>
+            <w:proofErr w:type="spellEnd"/>
+            <w:r>
+              <w:rPr>
+                <w:rFonts w:ascii="Calibri" w:hAnsi="Calibri" w:cs="Arial"/>
+                <w:i/>
+                <w:color w:val="0070C0"/>
+                <w:sz w:val="18"/>
+                <w:szCs w:val="20"/>
+                <w:lang w:eastAsia="es-CL"/>
+              </w:rPr>
+              <w:t xml:space="preserve"> con </w:t>
+            </w:r>
+            <w:proofErr w:type="spellStart"/>
+            <w:r>
+              <w:rPr>
+                <w:rFonts w:ascii="Calibri" w:hAnsi="Calibri" w:cs="Arial"/>
+                <w:i/>
+                <w:color w:val="0070C0"/>
+                <w:sz w:val="18"/>
+                <w:szCs w:val="20"/>
+                <w:lang w:eastAsia="es-CL"/>
+              </w:rPr>
+              <w:t>Supabase</w:t>
+            </w:r>
+            <w:proofErr w:type="spellEnd"/>
+            <w:r>
+              <w:rPr>
+                <w:rFonts w:ascii="Calibri" w:hAnsi="Calibri" w:cs="Arial"/>
+                <w:i/>
+                <w:color w:val="0070C0"/>
+                <w:sz w:val="18"/>
+                <w:szCs w:val="20"/>
+                <w:lang w:eastAsia="es-CL"/>
+              </w:rPr>
+              <w:t xml:space="preserve"> Auth (</w:t>
+            </w:r>
+            <w:proofErr w:type="spellStart"/>
+            <w:r>
+              <w:rPr>
+                <w:rFonts w:ascii="Calibri" w:hAnsi="Calibri" w:cs="Arial"/>
+                <w:i/>
+                <w:color w:val="0070C0"/>
+                <w:sz w:val="18"/>
+                <w:szCs w:val="20"/>
+                <w:lang w:eastAsia="es-CL"/>
+              </w:rPr>
+              <w:t>GoTrue</w:t>
+            </w:r>
+            <w:proofErr w:type="spellEnd"/>
+            <w:r>
+              <w:rPr>
+                <w:rFonts w:ascii="Calibri" w:hAnsi="Calibri" w:cs="Arial"/>
+                <w:i/>
+                <w:color w:val="0070C0"/>
+                <w:sz w:val="18"/>
+                <w:szCs w:val="20"/>
+                <w:lang w:eastAsia="es-CL"/>
+              </w:rPr>
+              <w:t xml:space="preserve">) y PostgREST para las consultas simples y el CRUD, y </w:t>
+            </w:r>
+            <w:proofErr w:type="spellStart"/>
+            <w:r>
+              <w:rPr>
+                <w:rFonts w:ascii="Calibri" w:hAnsi="Calibri" w:cs="Arial"/>
+                <w:i/>
+                <w:color w:val="0070C0"/>
+                <w:sz w:val="18"/>
+                <w:szCs w:val="20"/>
+                <w:lang w:eastAsia="es-CL"/>
+              </w:rPr>
+              <w:t>FastAPI</w:t>
+            </w:r>
+            <w:proofErr w:type="spellEnd"/>
+            <w:r>
+              <w:rPr>
+                <w:rFonts w:ascii="Calibri" w:hAnsi="Calibri" w:cs="Arial"/>
+                <w:i/>
+                <w:color w:val="0070C0"/>
+                <w:sz w:val="18"/>
+                <w:szCs w:val="20"/>
+                <w:lang w:eastAsia="es-CL"/>
+              </w:rPr>
+              <w:t xml:space="preserve"> + Docker en Cloud Run reservado a la lógica de la integración con Webpay Mall.</w:t>
+            </w:r>
+          </w:p>
+          <w:p>
+            <w:pPr>
+              <w:pStyle w:val="Prrafodelista"/>
+              <w:spacing w:after="0" w:line="240" w:lineRule="auto"/>
+              <w:jc w:val="both"/>
+              <w:rPr>
+                <w:rFonts w:ascii="Calibri" w:hAnsi="Calibri" w:cs="Arial"/>
+                <w:i/>
+                <w:color w:val="0070C0"/>
+                <w:sz w:val="18"/>
+                <w:szCs w:val="20"/>
+                <w:lang w:eastAsia="es-CL"/>
+              </w:rPr>
+            </w:pPr>
+            <w:r>
+              <w:rPr>
+                <w:rFonts w:ascii="Calibri" w:hAnsi="Calibri" w:cs="Arial"/>
+                <w:i/>
+                <w:color w:val="0070C0"/>
+                <w:sz w:val="18"/>
+                <w:szCs w:val="20"/>
+                <w:lang w:eastAsia="es-CL"/>
+              </w:rPr>
+              <w:t xml:space="preserve">2. Implementar los flujos finales de compra, venta y administración: registro de Cliente y de Vendedor con aprobación documental KYB y registro posterior e independiente del Código de Comercio Mall, catálogo público sin login, carrito y </w:t>
+            </w:r>
+            <w:proofErr w:type="spellStart"/>
+            <w:r>
+              <w:rPr>
+                <w:rFonts w:ascii="Calibri" w:hAnsi="Calibri" w:cs="Arial"/>
+                <w:i/>
+                <w:color w:val="0070C0"/>
+                <w:sz w:val="18"/>
+                <w:szCs w:val="20"/>
+                <w:lang w:eastAsia="es-CL"/>
+              </w:rPr>
+              <w:t>checkout</w:t>
+            </w:r>
+            <w:proofErr w:type="spellEnd"/>
+            <w:r>
+              <w:rPr>
+                <w:rFonts w:ascii="Calibri" w:hAnsi="Calibri" w:cs="Arial"/>
+                <w:i/>
+                <w:color w:val="0070C0"/>
+                <w:sz w:val="18"/>
+                <w:szCs w:val="20"/>
+                <w:lang w:eastAsia="es-CL"/>
+              </w:rPr>
+              <w:t xml:space="preserve"> con restricción de venta por región, pago con Webpay Mall (Split Payment), </w:t>
+            </w:r>
+            <w:proofErr w:type="spellStart"/>
+            <w:r>
+              <w:rPr>
+                <w:rFonts w:ascii="Calibri" w:hAnsi="Calibri" w:cs="Arial"/>
+                <w:i/>
+                <w:color w:val="0070C0"/>
+                <w:sz w:val="18"/>
+                <w:szCs w:val="20"/>
+                <w:lang w:eastAsia="es-CL"/>
+              </w:rPr>
+              <w:t>delivery</w:t>
+            </w:r>
+            <w:proofErr w:type="spellEnd"/>
+            <w:r>
+              <w:rPr>
+                <w:rFonts w:ascii="Calibri" w:hAnsi="Calibri" w:cs="Arial"/>
+                <w:i/>
+                <w:color w:val="0070C0"/>
+                <w:sz w:val="18"/>
+                <w:szCs w:val="20"/>
+                <w:lang w:eastAsia="es-CL"/>
+              </w:rPr>
+              <w:t xml:space="preserve"> con estados y código de verificación, calificación simple de 1 a 5, gestión de reclamos, sanciones y apelaciones, validación automática de palabras prohibidas y correos con </w:t>
+            </w:r>
+            <w:proofErr w:type="spellStart"/>
+            <w:r>
+              <w:rPr>
+                <w:rFonts w:ascii="Calibri" w:hAnsi="Calibri" w:cs="Arial"/>
+                <w:i/>
+                <w:color w:val="0070C0"/>
+                <w:sz w:val="18"/>
+                <w:szCs w:val="20"/>
+                <w:lang w:eastAsia="es-CL"/>
+              </w:rPr>
+              <w:t>Resend</w:t>
+            </w:r>
+            <w:proofErr w:type="spellEnd"/>
+            <w:r>
+              <w:rPr>
+                <w:rFonts w:ascii="Calibri" w:hAnsi="Calibri" w:cs="Arial"/>
+                <w:i/>
+                <w:color w:val="0070C0"/>
+                <w:sz w:val="18"/>
+                <w:szCs w:val="20"/>
+                <w:lang w:eastAsia="es-CL"/>
+              </w:rPr>
+              <w:t>.</w:t>
+            </w:r>
+          </w:p>
+          <w:p>
+            <w:pPr>
+              <w:pStyle w:val="Prrafodelista"/>
+              <w:spacing w:after="0" w:line="240" w:lineRule="auto"/>
+              <w:jc w:val="both"/>
+              <w:rPr>
+                <w:rFonts w:ascii="Calibri" w:hAnsi="Calibri" w:cs="Arial"/>
+                <w:i/>
+                <w:color w:val="0070C0"/>
+                <w:sz w:val="18"/>
+                <w:szCs w:val="20"/>
+                <w:lang w:eastAsia="es-CL"/>
+              </w:rPr>
+            </w:pPr>
+            <w:r>
+              <w:rPr>
+                <w:rFonts w:ascii="Calibri" w:hAnsi="Calibri" w:cs="Arial"/>
+                <w:i/>
+                <w:color w:val="0070C0"/>
+                <w:sz w:val="18"/>
+                <w:szCs w:val="20"/>
+                <w:lang w:eastAsia="es-CL"/>
+              </w:rPr>
+              <w:t>3. Mantener el alcance controlado durante las 13 semanas, registrando avances, bloqueos y decisiones cada semana y evaluando todo cambio antes de incorporarlo.</w:t>
+            </w:r>
+          </w:p>
+          <w:p>
+            <w:pPr>
+              <w:pStyle w:val="Prrafodelista"/>
+              <w:spacing w:after="0" w:line="240" w:lineRule="auto"/>
+              <w:jc w:val="both"/>
+              <w:rPr>
+                <w:rFonts w:ascii="Calibri" w:hAnsi="Calibri" w:cs="Arial"/>
+                <w:i/>
+                <w:color w:val="0070C0"/>
+                <w:sz w:val="18"/>
+                <w:szCs w:val="20"/>
+                <w:lang w:eastAsia="es-CL"/>
+              </w:rPr>
+            </w:pPr>
+            <w:r>
+              <w:rPr>
+                <w:rFonts w:ascii="Calibri" w:hAnsi="Calibri" w:cs="Arial"/>
+                <w:i/>
+                <w:color w:val="0070C0"/>
+                <w:sz w:val="18"/>
+                <w:szCs w:val="20"/>
+                <w:lang w:eastAsia="es-CL"/>
+              </w:rPr>
+              <w:t>4. Operar el MVP con infraestructura de bajo costo (Opción A) y dejar documentada la proyección de infraestructura productiva (Opción B).</w:t>
+            </w:r>
+          </w:p>
+          <w:p>
+            <w:pPr>
+              <w:pStyle w:val="Prrafodelista"/>
+              <w:spacing w:after="0" w:line="240" w:lineRule="auto"/>
+              <w:jc w:val="both"/>
+              <w:rPr>
+                <w:rFonts w:ascii="Calibri" w:hAnsi="Calibri" w:cs="Arial"/>
+                <w:i/>
+                <w:color w:val="0070C0"/>
+                <w:sz w:val="18"/>
+                <w:szCs w:val="20"/>
+                <w:lang w:eastAsia="es-CL"/>
+              </w:rPr>
+            </w:pPr>
+            <w:r>
+              <w:rPr>
+                <w:rFonts w:ascii="Calibri" w:hAnsi="Calibri" w:cs="Arial"/>
+                <w:i/>
+                <w:color w:val="0070C0"/>
+                <w:sz w:val="18"/>
+                <w:szCs w:val="20"/>
+                <w:lang w:eastAsia="es-CL"/>
+              </w:rPr>
+              <w:lastRenderedPageBreak/>
+              <w:t xml:space="preserve">5. Comprobar la calidad con pruebas unitarias, de integración y extremo a extremo sobre los flujos críticos, y proteger las credenciales y los datos sensibles con roles, RLS, </w:t>
+            </w:r>
+            <w:proofErr w:type="spellStart"/>
+            <w:r>
+              <w:rPr>
+                <w:rFonts w:ascii="Calibri" w:hAnsi="Calibri" w:cs="Arial"/>
+                <w:i/>
+                <w:color w:val="0070C0"/>
+                <w:sz w:val="18"/>
+                <w:szCs w:val="20"/>
+                <w:lang w:eastAsia="es-CL"/>
+              </w:rPr>
+              <w:t>policies</w:t>
+            </w:r>
+            <w:proofErr w:type="spellEnd"/>
+            <w:r>
+              <w:rPr>
+                <w:rFonts w:ascii="Calibri" w:hAnsi="Calibri" w:cs="Arial"/>
+                <w:i/>
+                <w:color w:val="0070C0"/>
+                <w:sz w:val="18"/>
+                <w:szCs w:val="20"/>
+                <w:lang w:eastAsia="es-CL"/>
+              </w:rPr>
+              <w:t xml:space="preserve"> y </w:t>
+            </w:r>
+            <w:proofErr w:type="spellStart"/>
+            <w:r>
+              <w:rPr>
+                <w:rFonts w:ascii="Calibri" w:hAnsi="Calibri" w:cs="Arial"/>
+                <w:i/>
+                <w:color w:val="0070C0"/>
+                <w:sz w:val="18"/>
+                <w:szCs w:val="20"/>
+                <w:lang w:eastAsia="es-CL"/>
+              </w:rPr>
+              <w:t>grants</w:t>
+            </w:r>
+            <w:proofErr w:type="spellEnd"/>
+            <w:r>
+              <w:rPr>
+                <w:rFonts w:ascii="Calibri" w:hAnsi="Calibri" w:cs="Arial"/>
+                <w:i/>
+                <w:color w:val="0070C0"/>
+                <w:sz w:val="18"/>
+                <w:szCs w:val="20"/>
+                <w:lang w:eastAsia="es-CL"/>
+              </w:rPr>
+              <w:t>.</w:t>
+            </w:r>
+          </w:p>
+          <w:p>
+            <w:pPr>
+              <w:pStyle w:val="Prrafodelista"/>
+              <w:jc w:val="both"/>
+              <w:rPr>
+                <w:rFonts w:ascii="Calibri" w:hAnsi="Calibri" w:cs="Arial"/>
+                <w:i/>
+                <w:color w:val="0070C0"/>
+                <w:sz w:val="18"/>
+                <w:szCs w:val="20"/>
+                <w:lang w:eastAsia="es-CL"/>
+              </w:rPr>
+            </w:pPr>
+            <w:r>
+              <w:rPr>
+                <w:rFonts w:ascii="Calibri" w:hAnsi="Calibri" w:cs="Arial"/>
+                <w:i/>
+                <w:color w:val="0070C0"/>
+                <w:sz w:val="18"/>
+                <w:szCs w:val="20"/>
+                <w:lang w:eastAsia="es-CL"/>
+              </w:rPr>
+              <w:t>6. Entregar la documentación de gestión, técnica y de uso (manuales de usuario y de administrador, y plan de implantación, soporte y mantenimiento) que permita la continuidad del sistema.</w:t>
             </w:r>
           </w:p>
         </w:tc>
@@ -1287,6 +2178,7 @@
                 <w:color w:val="1F3864" w:themeColor="accent1" w:themeShade="80"/>
                 <w:sz w:val="18"/>
               </w:rPr>
+              <w:lastRenderedPageBreak/>
               <w:t>3. Metodología</w:t>
             </w:r>
           </w:p>
@@ -1317,43 +2209,74 @@
             <w:r>
               <w:rPr>
                 <w:rFonts w:ascii="Calibri" w:hAnsi="Calibri" w:cs="Arial"/>
-                <w:i/>
-                <w:color w:val="0070C0"/>
-                <w:sz w:val="18"/>
-                <w:szCs w:val="20"/>
-                <w:lang w:eastAsia="es-CL"/>
-              </w:rPr>
-              <w:t>Nosotros utilizamos un enfoque tradicional y estructurado en cuatro fases: 1) planificación inicial; 2) análisis y diseño; 3) construcción; y 4) implementación y cierre. La decisión fue pertinente porque trabajamos con una pauta académica que exige entregables formales, trazabilidad entre requisitos y pruebas, control de alcance, responsables y evidencias. Además, el equipo está compuesto solo por dos personas, por lo que necesitábamos una planificación que nos permitiera ordenar dependencias y evitar retrabajo.</w:t>
-            </w:r>
-          </w:p>
-          <w:p>
-            <w:pPr>
-              <w:pStyle w:val="Prrafodelista"/>
-              <w:numPr>
-                <w:ilvl w:val="0"/>
-                <w:numId w:val="1"/>
-              </w:numPr>
-              <w:spacing w:after="0" w:line="240" w:lineRule="auto"/>
-              <w:jc w:val="both"/>
-              <w:rPr>
-                <w:rFonts w:ascii="Calibri" w:hAnsi="Calibri" w:cs="Arial"/>
-                <w:i/>
-                <w:color w:val="0070C0"/>
-                <w:sz w:val="18"/>
-                <w:szCs w:val="20"/>
-                <w:lang w:eastAsia="es-CL"/>
-              </w:rPr>
-            </w:pPr>
-            <w:r>
-              <w:rPr>
-                <w:rFonts w:ascii="Calibri" w:hAnsi="Calibri" w:cs="Arial"/>
-                <w:i/>
-                <w:color w:val="0070C0"/>
-                <w:sz w:val="18"/>
-                <w:szCs w:val="20"/>
-                <w:lang w:eastAsia="es-CL"/>
-              </w:rPr>
-              <w:t>En la planificación inicial definimos el Acta de Constitución del Proyecto, la EDT, los hitos de desarrollo y su diccionario, la Carta Gantt, la matriz RACI, la matriz de riesgos y el Plan de Pruebas Inicial. También dejamos explícito qué funciones entraban y cuáles quedaban fuera, y establecimos el control semanal de avance, bloqueos, riesgos y cambios.</w:t>
+                <w:b/>
+                <w:bCs/>
+                <w:i/>
+                <w:color w:val="0070C0"/>
+                <w:sz w:val="18"/>
+                <w:szCs w:val="20"/>
+                <w:lang w:eastAsia="es-CL"/>
+              </w:rPr>
+              <w:t>Metodología utilizada:</w:t>
+            </w:r>
+            <w:r>
+              <w:rPr>
+                <w:rFonts w:ascii="Calibri" w:hAnsi="Calibri" w:cs="Arial"/>
+                <w:i/>
+                <w:color w:val="0070C0"/>
+                <w:sz w:val="18"/>
+                <w:szCs w:val="20"/>
+                <w:lang w:eastAsia="es-CL"/>
+              </w:rPr>
+              <w:t xml:space="preserve"> aplicamos un enfoque tradicional y estructurado de ciclo de vida en cuatro fases: planificación inicial, análisis y diseño, construcción, e implementación y cierre. La planificación descompuso el trabajo en una EDT de seis bloques y 34 paquetes, con siete hitos de control, Carta Gantt de 13 semanas, matriz RACI, matriz de riesgos y Plan de Pruebas Inicial. El análisis y diseño produjo el ERS con 22 requerimientos vigentes, el modelo de datos, la arquitectura y los mockups. La construcción se ejecutó por capas en paralelo (</w:t>
+            </w:r>
+            <w:proofErr w:type="spellStart"/>
+            <w:r>
+              <w:rPr>
+                <w:rFonts w:ascii="Calibri" w:hAnsi="Calibri" w:cs="Arial"/>
+                <w:i/>
+                <w:color w:val="0070C0"/>
+                <w:sz w:val="18"/>
+                <w:szCs w:val="20"/>
+                <w:lang w:eastAsia="es-CL"/>
+              </w:rPr>
+              <w:t>backend</w:t>
+            </w:r>
+            <w:proofErr w:type="spellEnd"/>
+            <w:r>
+              <w:rPr>
+                <w:rFonts w:ascii="Calibri" w:hAnsi="Calibri" w:cs="Arial"/>
+                <w:i/>
+                <w:color w:val="0070C0"/>
+                <w:sz w:val="18"/>
+                <w:szCs w:val="20"/>
+                <w:lang w:eastAsia="es-CL"/>
+              </w:rPr>
+              <w:t xml:space="preserve"> y datos, </w:t>
+            </w:r>
+            <w:proofErr w:type="spellStart"/>
+            <w:r>
+              <w:rPr>
+                <w:rFonts w:ascii="Calibri" w:hAnsi="Calibri" w:cs="Arial"/>
+                <w:i/>
+                <w:color w:val="0070C0"/>
+                <w:sz w:val="18"/>
+                <w:szCs w:val="20"/>
+                <w:lang w:eastAsia="es-CL"/>
+              </w:rPr>
+              <w:t>frontend</w:t>
+            </w:r>
+            <w:proofErr w:type="spellEnd"/>
+            <w:r>
+              <w:rPr>
+                <w:rFonts w:ascii="Calibri" w:hAnsi="Calibri" w:cs="Arial"/>
+                <w:i/>
+                <w:color w:val="0070C0"/>
+                <w:sz w:val="18"/>
+                <w:szCs w:val="20"/>
+                <w:lang w:eastAsia="es-CL"/>
+              </w:rPr>
+              <w:t>, infraestructura y despliegue continuo) y el cierre concentró las pruebas finales, la verificación de alcance, el despliegue, los manuales y el informe final. Cada semana realizamos una reunión de revisión con minuta de control de programación, donde registramos avances, bloqueos, riesgos, defectos, decisiones y costos, y aplicamos control de cambios formal para toda solicitud fuera del alcance oficial.</w:t>
             </w:r>
           </w:p>
           <w:p>
@@ -1374,13 +2297,26 @@
             <w:r>
               <w:rPr>
                 <w:rFonts w:ascii="Calibri" w:hAnsi="Calibri" w:cs="Arial"/>
-                <w:i/>
-                <w:color w:val="0070C0"/>
-                <w:sz w:val="18"/>
-                <w:szCs w:val="20"/>
-                <w:lang w:eastAsia="es-CL"/>
-              </w:rPr>
-              <w:t>En análisis y diseño trabajamos el Documento de Especificación de Requerimientos, los modelos de datos y la arquitectura, los mockups de interfaz y el plan de calidad y costos. Comparamos la arquitectura anterior, basada en Ionic/Angular y SQLite, con la nueva propuesta web desacoplada. También revisamos la distribución de responsabilidades entre Vue.js, Supabase, FastAPI, Webpay Plus y los demás servicios externos.</w:t>
+                <w:b/>
+                <w:bCs/>
+                <w:i/>
+                <w:color w:val="0070C0"/>
+                <w:sz w:val="18"/>
+                <w:szCs w:val="20"/>
+                <w:lang w:eastAsia="es-CL"/>
+              </w:rPr>
+              <w:t>Pertinencia de la metodología:</w:t>
+            </w:r>
+            <w:r>
+              <w:rPr>
+                <w:rFonts w:ascii="Calibri" w:hAnsi="Calibri" w:cs="Arial"/>
+                <w:i/>
+                <w:color w:val="0070C0"/>
+                <w:sz w:val="18"/>
+                <w:szCs w:val="20"/>
+                <w:lang w:eastAsia="es-CL"/>
+              </w:rPr>
+              <w:t xml:space="preserve"> era pertinente porque somos dos personas con un plazo fijo de 13 semanas y un alcance cuyas reglas afectan dinero y datos personales: la secuencia planificar, especificar, diseñar, construir y validar nos permitió congelar el alcance a tiempo, comprobar cada entregable con un criterio de aceptación trazable a la EDT y a un hito, y mantener la coherencia entre documentos, código y pruebas sin depender de un equipo grande. Además, la estructura por fases se alinea con la evaluación por entregables de la asignatura y con la necesidad de dejar evidencia auditable del proceso.</w:t>
             </w:r>
           </w:p>
         </w:tc>
@@ -1408,7 +2344,6 @@
                 <w:color w:val="1F3864" w:themeColor="accent1" w:themeShade="80"/>
                 <w:sz w:val="18"/>
               </w:rPr>
-              <w:lastRenderedPageBreak/>
               <w:t>4. Desarrollo</w:t>
             </w:r>
           </w:p>
@@ -1439,13 +2374,242 @@
             <w:r>
               <w:rPr>
                 <w:rFonts w:ascii="Calibri" w:hAnsi="Calibri" w:cs="Arial"/>
-                <w:i/>
-                <w:color w:val="0070C0"/>
-                <w:sz w:val="18"/>
-                <w:szCs w:val="20"/>
-                <w:lang w:eastAsia="es-CL"/>
-              </w:rPr>
-              <w:t>Durante el desarrollo organizamos el trabajo en una secuencia que siguió el cronograma de 13 semanas. Primero ordenamos el alcance y los requisitos; luego definimos datos y arquitectura; después construimos backend y frontend; finalmente integramos, probamos, estabilizamos y preparamos la documentación y la entrega.</w:t>
+                <w:b/>
+                <w:bCs/>
+                <w:i/>
+                <w:color w:val="0070C0"/>
+                <w:sz w:val="18"/>
+                <w:szCs w:val="20"/>
+                <w:lang w:eastAsia="es-CL"/>
+              </w:rPr>
+              <w:t>Etapas y actividades:</w:t>
+            </w:r>
+            <w:r>
+              <w:rPr>
+                <w:rFonts w:ascii="Calibri" w:hAnsi="Calibri" w:cs="Arial"/>
+                <w:i/>
+                <w:color w:val="0070C0"/>
+                <w:sz w:val="18"/>
+                <w:szCs w:val="20"/>
+                <w:lang w:eastAsia="es-CL"/>
+              </w:rPr>
+              <w:t xml:space="preserve"> en la planificación inicial consolidamos el alcance oficial y preparamos el acta de constitución, la EDT con hitos y diccionario, la Carta Gantt, la matriz RACI, la matriz de riesgos y el Plan de Pruebas Inicial. En análisis y diseño actualizamos el ERS con la tabla Queda/No queda, modelamos el esquema PostgreSQL con </w:t>
+            </w:r>
+            <w:proofErr w:type="spellStart"/>
+            <w:r>
+              <w:rPr>
+                <w:rFonts w:ascii="Calibri" w:hAnsi="Calibri" w:cs="Arial"/>
+                <w:i/>
+                <w:color w:val="0070C0"/>
+                <w:sz w:val="18"/>
+                <w:szCs w:val="20"/>
+                <w:lang w:eastAsia="es-CL"/>
+              </w:rPr>
+              <w:t>pgModeler</w:t>
+            </w:r>
+            <w:proofErr w:type="spellEnd"/>
+            <w:r>
+              <w:rPr>
+                <w:rFonts w:ascii="Calibri" w:hAnsi="Calibri" w:cs="Arial"/>
+                <w:i/>
+                <w:color w:val="0070C0"/>
+                <w:sz w:val="18"/>
+                <w:szCs w:val="20"/>
+                <w:lang w:eastAsia="es-CL"/>
+              </w:rPr>
+              <w:t xml:space="preserve"> y </w:t>
+            </w:r>
+            <w:proofErr w:type="spellStart"/>
+            <w:r>
+              <w:rPr>
+                <w:rFonts w:ascii="Calibri" w:hAnsi="Calibri" w:cs="Arial"/>
+                <w:i/>
+                <w:color w:val="0070C0"/>
+                <w:sz w:val="18"/>
+                <w:szCs w:val="20"/>
+                <w:lang w:eastAsia="es-CL"/>
+              </w:rPr>
+              <w:t>DBeaver</w:t>
+            </w:r>
+            <w:proofErr w:type="spellEnd"/>
+            <w:r>
+              <w:rPr>
+                <w:rFonts w:ascii="Calibri" w:hAnsi="Calibri" w:cs="Arial"/>
+                <w:i/>
+                <w:color w:val="0070C0"/>
+                <w:sz w:val="18"/>
+                <w:szCs w:val="20"/>
+                <w:lang w:eastAsia="es-CL"/>
+              </w:rPr>
+              <w:t xml:space="preserve">, definimos la arquitectura Opción A y la proyección Opción B con sus diagramas, diseñamos los mockups de los tres roles y armamos el plan de calidad y de costos con el presupuesto y el flujo de caja. En construcción implementamos el </w:t>
+            </w:r>
+            <w:proofErr w:type="spellStart"/>
+            <w:r>
+              <w:rPr>
+                <w:rFonts w:ascii="Calibri" w:hAnsi="Calibri" w:cs="Arial"/>
+                <w:i/>
+                <w:color w:val="0070C0"/>
+                <w:sz w:val="18"/>
+                <w:szCs w:val="20"/>
+                <w:lang w:eastAsia="es-CL"/>
+              </w:rPr>
+              <w:t>frontend</w:t>
+            </w:r>
+            <w:proofErr w:type="spellEnd"/>
+            <w:r>
+              <w:rPr>
+                <w:rFonts w:ascii="Calibri" w:hAnsi="Calibri" w:cs="Arial"/>
+                <w:i/>
+                <w:color w:val="0070C0"/>
+                <w:sz w:val="18"/>
+                <w:szCs w:val="20"/>
+                <w:lang w:eastAsia="es-CL"/>
+              </w:rPr>
+              <w:t xml:space="preserve"> Vue.js + Vite (catálogo público, carrito, paneles de vendedor y de administración, </w:t>
+            </w:r>
+            <w:proofErr w:type="spellStart"/>
+            <w:r>
+              <w:rPr>
+                <w:rFonts w:ascii="Calibri" w:hAnsi="Calibri" w:cs="Arial"/>
+                <w:i/>
+                <w:color w:val="0070C0"/>
+                <w:sz w:val="18"/>
+                <w:szCs w:val="20"/>
+                <w:lang w:eastAsia="es-CL"/>
+              </w:rPr>
+              <w:t>checkout</w:t>
+            </w:r>
+            <w:proofErr w:type="spellEnd"/>
+            <w:r>
+              <w:rPr>
+                <w:rFonts w:ascii="Calibri" w:hAnsi="Calibri" w:cs="Arial"/>
+                <w:i/>
+                <w:color w:val="0070C0"/>
+                <w:sz w:val="18"/>
+                <w:szCs w:val="20"/>
+                <w:lang w:eastAsia="es-CL"/>
+              </w:rPr>
+              <w:t xml:space="preserve"> y seguimiento del pedido), el </w:t>
+            </w:r>
+            <w:proofErr w:type="spellStart"/>
+            <w:r>
+              <w:rPr>
+                <w:rFonts w:ascii="Calibri" w:hAnsi="Calibri" w:cs="Arial"/>
+                <w:i/>
+                <w:color w:val="0070C0"/>
+                <w:sz w:val="18"/>
+                <w:szCs w:val="20"/>
+                <w:lang w:eastAsia="es-CL"/>
+              </w:rPr>
+              <w:t>backend</w:t>
+            </w:r>
+            <w:proofErr w:type="spellEnd"/>
+            <w:r>
+              <w:rPr>
+                <w:rFonts w:ascii="Calibri" w:hAnsi="Calibri" w:cs="Arial"/>
+                <w:i/>
+                <w:color w:val="0070C0"/>
+                <w:sz w:val="18"/>
+                <w:szCs w:val="20"/>
+                <w:lang w:eastAsia="es-CL"/>
+              </w:rPr>
+              <w:t xml:space="preserve"> </w:t>
+            </w:r>
+            <w:proofErr w:type="spellStart"/>
+            <w:r>
+              <w:rPr>
+                <w:rFonts w:ascii="Calibri" w:hAnsi="Calibri" w:cs="Arial"/>
+                <w:i/>
+                <w:color w:val="0070C0"/>
+                <w:sz w:val="18"/>
+                <w:szCs w:val="20"/>
+                <w:lang w:eastAsia="es-CL"/>
+              </w:rPr>
+              <w:t>FastAPI</w:t>
+            </w:r>
+            <w:proofErr w:type="spellEnd"/>
+            <w:r>
+              <w:rPr>
+                <w:rFonts w:ascii="Calibri" w:hAnsi="Calibri" w:cs="Arial"/>
+                <w:i/>
+                <w:color w:val="0070C0"/>
+                <w:sz w:val="18"/>
+                <w:szCs w:val="20"/>
+                <w:lang w:eastAsia="es-CL"/>
+              </w:rPr>
+              <w:t xml:space="preserve"> acotado a la integración con Webpay Mall, la migración de SQLite a PostgreSQL con scripts DDL y políticas RLS, y la infraestructura en </w:t>
+            </w:r>
+            <w:proofErr w:type="spellStart"/>
+            <w:r>
+              <w:rPr>
+                <w:rFonts w:ascii="Calibri" w:hAnsi="Calibri" w:cs="Arial"/>
+                <w:i/>
+                <w:color w:val="0070C0"/>
+                <w:sz w:val="18"/>
+                <w:szCs w:val="20"/>
+                <w:lang w:eastAsia="es-CL"/>
+              </w:rPr>
+              <w:t>Supabase</w:t>
+            </w:r>
+            <w:proofErr w:type="spellEnd"/>
+            <w:r>
+              <w:rPr>
+                <w:rFonts w:ascii="Calibri" w:hAnsi="Calibri" w:cs="Arial"/>
+                <w:i/>
+                <w:color w:val="0070C0"/>
+                <w:sz w:val="18"/>
+                <w:szCs w:val="20"/>
+                <w:lang w:eastAsia="es-CL"/>
+              </w:rPr>
+              <w:t xml:space="preserve">, Cloud Run, </w:t>
+            </w:r>
+            <w:proofErr w:type="spellStart"/>
+            <w:r>
+              <w:rPr>
+                <w:rFonts w:ascii="Calibri" w:hAnsi="Calibri" w:cs="Arial"/>
+                <w:i/>
+                <w:color w:val="0070C0"/>
+                <w:sz w:val="18"/>
+                <w:szCs w:val="20"/>
+                <w:lang w:eastAsia="es-CL"/>
+              </w:rPr>
+              <w:t>Vercel</w:t>
+            </w:r>
+            <w:proofErr w:type="spellEnd"/>
+            <w:r>
+              <w:rPr>
+                <w:rFonts w:ascii="Calibri" w:hAnsi="Calibri" w:cs="Arial"/>
+                <w:i/>
+                <w:color w:val="0070C0"/>
+                <w:sz w:val="18"/>
+                <w:szCs w:val="20"/>
+                <w:lang w:eastAsia="es-CL"/>
+              </w:rPr>
+              <w:t xml:space="preserve">, Secret Manager y GitHub </w:t>
+            </w:r>
+            <w:proofErr w:type="spellStart"/>
+            <w:r>
+              <w:rPr>
+                <w:rFonts w:ascii="Calibri" w:hAnsi="Calibri" w:cs="Arial"/>
+                <w:i/>
+                <w:color w:val="0070C0"/>
+                <w:sz w:val="18"/>
+                <w:szCs w:val="20"/>
+                <w:lang w:eastAsia="es-CL"/>
+              </w:rPr>
+              <w:t>Actions</w:t>
+            </w:r>
+            <w:proofErr w:type="spellEnd"/>
+            <w:r>
+              <w:rPr>
+                <w:rFonts w:ascii="Calibri" w:hAnsi="Calibri" w:cs="Arial"/>
+                <w:i/>
+                <w:color w:val="0070C0"/>
+                <w:sz w:val="18"/>
+                <w:szCs w:val="20"/>
+                <w:lang w:eastAsia="es-CL"/>
+              </w:rPr>
+              <w:t>. En implementación y cierre ejecutamos las pruebas unitarias, de integración y extremo a extremo, la verificación de alcance contra los 22 requerimientos, el despliegue final, el plan de implantación, soporte y mantenimiento y los manuales de usuario y de administrador.</w:t>
             </w:r>
           </w:p>
           <w:p>
@@ -1469,13 +2633,122 @@
             <w:r>
               <w:rPr>
                 <w:rFonts w:ascii="Calibri" w:hAnsi="Calibri" w:cs="Arial"/>
-                <w:i/>
-                <w:color w:val="0070C0"/>
-                <w:sz w:val="18"/>
-                <w:szCs w:val="20"/>
-                <w:lang w:eastAsia="es-CL"/>
-              </w:rPr>
-              <w:t>Construimos la base del backend con Python, FastAPI y Docker, preparamos PostgreSQL en Supabase y definimos el modelo relacional. En paralelo, Ignacio Fuenzalida trabajó principalmente el frontend con Vue.js + Vite, incluyendo el catálogo, carrito, vistas de vendedor, administración y seguimiento de pedidos. Vicente Rivera lideró principalmente backend, datos, pagos e infraestructura. Ambos compartimos arquitectura, pruebas, documentación, control de cambios y coordinación.</w:t>
+                <w:b/>
+                <w:bCs/>
+                <w:i/>
+                <w:color w:val="0070C0"/>
+                <w:sz w:val="18"/>
+                <w:szCs w:val="20"/>
+                <w:lang w:eastAsia="es-CL"/>
+              </w:rPr>
+              <w:t>Facilitadores:</w:t>
+            </w:r>
+            <w:r>
+              <w:rPr>
+                <w:rFonts w:ascii="Calibri" w:hAnsi="Calibri" w:cs="Arial"/>
+                <w:i/>
+                <w:color w:val="0070C0"/>
+                <w:sz w:val="18"/>
+                <w:szCs w:val="20"/>
+                <w:lang w:eastAsia="es-CL"/>
+              </w:rPr>
+              <w:t xml:space="preserve"> partir de un MVP funcional que ya cubría la base del negocio; congelar el alcance con la tabla Queda/No queda antes de construir; dividir el trabajo por especialidad (</w:t>
+            </w:r>
+            <w:proofErr w:type="spellStart"/>
+            <w:r>
+              <w:rPr>
+                <w:rFonts w:ascii="Calibri" w:hAnsi="Calibri" w:cs="Arial"/>
+                <w:i/>
+                <w:color w:val="0070C0"/>
+                <w:sz w:val="18"/>
+                <w:szCs w:val="20"/>
+                <w:lang w:eastAsia="es-CL"/>
+              </w:rPr>
+              <w:t>backend</w:t>
+            </w:r>
+            <w:proofErr w:type="spellEnd"/>
+            <w:r>
+              <w:rPr>
+                <w:rFonts w:ascii="Calibri" w:hAnsi="Calibri" w:cs="Arial"/>
+                <w:i/>
+                <w:color w:val="0070C0"/>
+                <w:sz w:val="18"/>
+                <w:szCs w:val="20"/>
+                <w:lang w:eastAsia="es-CL"/>
+              </w:rPr>
+              <w:t xml:space="preserve"> y </w:t>
+            </w:r>
+            <w:proofErr w:type="spellStart"/>
+            <w:r>
+              <w:rPr>
+                <w:rFonts w:ascii="Calibri" w:hAnsi="Calibri" w:cs="Arial"/>
+                <w:i/>
+                <w:color w:val="0070C0"/>
+                <w:sz w:val="18"/>
+                <w:szCs w:val="20"/>
+                <w:lang w:eastAsia="es-CL"/>
+              </w:rPr>
+              <w:t>frontend</w:t>
+            </w:r>
+            <w:proofErr w:type="spellEnd"/>
+            <w:r>
+              <w:rPr>
+                <w:rFonts w:ascii="Calibri" w:hAnsi="Calibri" w:cs="Arial"/>
+                <w:i/>
+                <w:color w:val="0070C0"/>
+                <w:sz w:val="18"/>
+                <w:szCs w:val="20"/>
+                <w:lang w:eastAsia="es-CL"/>
+              </w:rPr>
+              <w:t xml:space="preserve">) manteniendo compartidas la arquitectura, las pruebas y la documentación; la revisión semanal con minuta; el uso de servicios gratuitos y de los créditos de GCP; tener mockups y una matriz de casos de prueba antes de programar; y el control de versiones con </w:t>
+            </w:r>
+            <w:proofErr w:type="spellStart"/>
+            <w:r>
+              <w:rPr>
+                <w:rFonts w:ascii="Calibri" w:hAnsi="Calibri" w:cs="Arial"/>
+                <w:i/>
+                <w:color w:val="0070C0"/>
+                <w:sz w:val="18"/>
+                <w:szCs w:val="20"/>
+                <w:lang w:eastAsia="es-CL"/>
+              </w:rPr>
+              <w:t>pull</w:t>
+            </w:r>
+            <w:proofErr w:type="spellEnd"/>
+            <w:r>
+              <w:rPr>
+                <w:rFonts w:ascii="Calibri" w:hAnsi="Calibri" w:cs="Arial"/>
+                <w:i/>
+                <w:color w:val="0070C0"/>
+                <w:sz w:val="18"/>
+                <w:szCs w:val="20"/>
+                <w:lang w:eastAsia="es-CL"/>
+              </w:rPr>
+              <w:t xml:space="preserve"> </w:t>
+            </w:r>
+            <w:proofErr w:type="spellStart"/>
+            <w:r>
+              <w:rPr>
+                <w:rFonts w:ascii="Calibri" w:hAnsi="Calibri" w:cs="Arial"/>
+                <w:i/>
+                <w:color w:val="0070C0"/>
+                <w:sz w:val="18"/>
+                <w:szCs w:val="20"/>
+                <w:lang w:eastAsia="es-CL"/>
+              </w:rPr>
+              <w:t>requests</w:t>
+            </w:r>
+            <w:proofErr w:type="spellEnd"/>
+            <w:r>
+              <w:rPr>
+                <w:rFonts w:ascii="Calibri" w:hAnsi="Calibri" w:cs="Arial"/>
+                <w:i/>
+                <w:color w:val="0070C0"/>
+                <w:sz w:val="18"/>
+                <w:szCs w:val="20"/>
+                <w:lang w:eastAsia="es-CL"/>
+              </w:rPr>
+              <w:t xml:space="preserve"> y revisión cruzada.</w:t>
             </w:r>
           </w:p>
           <w:p>
@@ -1499,103 +2772,122 @@
             <w:r>
               <w:rPr>
                 <w:rFonts w:ascii="Calibri" w:hAnsi="Calibri" w:cs="Arial"/>
-                <w:i/>
-                <w:color w:val="0070C0"/>
-                <w:sz w:val="18"/>
-                <w:szCs w:val="20"/>
-                <w:lang w:eastAsia="es-CL"/>
-              </w:rPr>
-              <w:t>Nos facilitaron el trabajo el MVP previo, el repositorio existente, la documentación técnica ya desarrollada y un alcance que fue validado y luego revisado de forma explícita. También nos ayudó separar responsabilidades entre backend y frontend sin aislarlas, porque mantuvimos revisiones conjuntas para detectar problemas de integración antes del cierre. El uso de herramientas conocidas y de servicios cloud definidos desde el inicio también redujo decisiones improvisadas.</w:t>
-            </w:r>
-          </w:p>
-          <w:p>
-            <w:pPr>
-              <w:pStyle w:val="Prrafodelista"/>
-              <w:numPr>
-                <w:ilvl w:val="0"/>
-                <w:numId w:val="1"/>
-              </w:numPr>
-              <w:spacing w:after="0" w:line="240" w:lineRule="auto"/>
-              <w:jc w:val="both"/>
-              <w:rPr>
-                <w:rFonts w:ascii="Calibri" w:hAnsi="Calibri" w:cs="Arial"/>
-                <w:i/>
-                <w:color w:val="0070C0"/>
-                <w:sz w:val="18"/>
-                <w:szCs w:val="20"/>
-                <w:lang w:eastAsia="es-CL"/>
-              </w:rPr>
-            </w:pPr>
-            <w:r>
-              <w:rPr>
-                <w:rFonts w:ascii="Calibri" w:hAnsi="Calibri" w:cs="Arial"/>
-                <w:i/>
-                <w:color w:val="0070C0"/>
-                <w:sz w:val="18"/>
-                <w:szCs w:val="20"/>
-                <w:lang w:eastAsia="es-CL"/>
-              </w:rPr>
-              <w:t>Las principales dificultades estuvieron en transformar una aplicación local y monolítica en una solución desacoplada, decidir qué debía migrarse y qué debía rediseñarse, coordinar contratos entre frontend y backend, controlar riesgos de persistencia y concurrencia, y mantener el alcance manejable para un equipo de dos personas. También debimos revisar con cuidado la integración de Webpay Plus, el manejo de credenciales, la lógica de pagos posteriores al despacho y las dependencias de servicios externos.</w:t>
-            </w:r>
-          </w:p>
-          <w:p>
-            <w:pPr>
-              <w:pStyle w:val="Prrafodelista"/>
-              <w:numPr>
-                <w:ilvl w:val="0"/>
-                <w:numId w:val="1"/>
-              </w:numPr>
-              <w:spacing w:after="0" w:line="240" w:lineRule="auto"/>
-              <w:jc w:val="both"/>
-              <w:rPr>
-                <w:rFonts w:ascii="Calibri" w:hAnsi="Calibri" w:cs="Arial"/>
-                <w:i/>
-                <w:color w:val="0070C0"/>
-                <w:sz w:val="18"/>
-                <w:szCs w:val="20"/>
-                <w:lang w:eastAsia="es-CL"/>
-              </w:rPr>
-            </w:pPr>
-            <w:r>
-              <w:rPr>
-                <w:rFonts w:ascii="Calibri" w:hAnsi="Calibri" w:cs="Arial"/>
-                <w:i/>
-                <w:color w:val="0070C0"/>
-                <w:sz w:val="18"/>
-                <w:szCs w:val="20"/>
-                <w:lang w:eastAsia="es-CL"/>
-              </w:rPr>
-              <w:t>Para abordar las dificultades trabajamos por capas y priorizamos los flujos críticos. Usamos validaciones en Vue.js, Pydantic y restricciones de la base de datos; dejamos trazabilidad en el código y en la documentación; planificamos pruebas unitarias, de integración y E2E; y usamos mocks o stubs cuando una dependencia externa podía bloquear una prueba. En pagos, mantuvimos identificadores únicos para evitar duplicaciones y separamos el pago de la etapa posterior de payout. En infraestructura académica priorizamos la Opción A en GCP sin redundancia para controlar costos y complejidad.</w:t>
-            </w:r>
-          </w:p>
-          <w:p>
-            <w:pPr>
-              <w:pStyle w:val="Prrafodelista"/>
-              <w:numPr>
-                <w:ilvl w:val="0"/>
-                <w:numId w:val="1"/>
-              </w:numPr>
-              <w:spacing w:after="0" w:line="240" w:lineRule="auto"/>
-              <w:jc w:val="both"/>
-              <w:rPr>
-                <w:rFonts w:ascii="Calibri" w:hAnsi="Calibri" w:cs="Arial"/>
-                <w:i/>
-                <w:color w:val="0070C0"/>
-                <w:sz w:val="18"/>
-                <w:szCs w:val="20"/>
-                <w:lang w:eastAsia="es-CL"/>
-              </w:rPr>
-            </w:pPr>
-            <w:r>
-              <w:rPr>
-                <w:rFonts w:ascii="Calibri" w:hAnsi="Calibri" w:cs="Arial"/>
-                <w:i/>
-                <w:color w:val="0070C0"/>
-                <w:sz w:val="18"/>
-                <w:szCs w:val="20"/>
-                <w:lang w:eastAsia="es-CL"/>
-              </w:rPr>
-              <w:t>También realizamos ajustes de alcance durante el desarrollo. El cambio más importante fue simplificar varias funciones que inicialmente estaban planteadas con mayor complejidad. La actualización final descartó el historial y trazabilidad de precios, la geolocalización GPS y la cobertura comunal, dejando la restricción regional por coincidencia de región. También retiró las alertas basadas en umbral de stock, la reputación algorítmica con suspensión automática y la lógica de sello de cosecha. La entrega mantiene una valoración simple de 1 a 5 y las sanciones se administran manualmente desde el dashboard.</w:t>
+                <w:b/>
+                <w:bCs/>
+                <w:i/>
+                <w:color w:val="0070C0"/>
+                <w:sz w:val="18"/>
+                <w:szCs w:val="20"/>
+                <w:lang w:eastAsia="es-CL"/>
+              </w:rPr>
+              <w:t>Dificultades:</w:t>
+            </w:r>
+            <w:r>
+              <w:rPr>
+                <w:rFonts w:ascii="Calibri" w:hAnsi="Calibri" w:cs="Arial"/>
+                <w:i/>
+                <w:color w:val="0070C0"/>
+                <w:sz w:val="18"/>
+                <w:szCs w:val="20"/>
+                <w:lang w:eastAsia="es-CL"/>
+              </w:rPr>
+              <w:t xml:space="preserve"> el alcance completo superaba la capacidad de dos personas en 13 semanas; la migración de SQLite a PostgreSQL exigía validar el modelo nuevo (tablas de productores y </w:t>
+            </w:r>
+            <w:proofErr w:type="spellStart"/>
+            <w:r>
+              <w:rPr>
+                <w:rFonts w:ascii="Calibri" w:hAnsi="Calibri" w:cs="Arial"/>
+                <w:i/>
+                <w:color w:val="0070C0"/>
+                <w:sz w:val="18"/>
+                <w:szCs w:val="20"/>
+                <w:lang w:eastAsia="es-CL"/>
+              </w:rPr>
+              <w:t>payments</w:t>
+            </w:r>
+            <w:proofErr w:type="spellEnd"/>
+            <w:r>
+              <w:rPr>
+                <w:rFonts w:ascii="Calibri" w:hAnsi="Calibri" w:cs="Arial"/>
+                <w:i/>
+                <w:color w:val="0070C0"/>
+                <w:sz w:val="18"/>
+                <w:szCs w:val="20"/>
+                <w:lang w:eastAsia="es-CL"/>
+              </w:rPr>
+              <w:t xml:space="preserve">) sin perder datos ni relaciones; la integración con Webpay Mall y la idempotencia de los pagos concentraron el mayor riesgo técnico; dependimos de servicios externos (Transbank, </w:t>
+            </w:r>
+            <w:proofErr w:type="spellStart"/>
+            <w:r>
+              <w:rPr>
+                <w:rFonts w:ascii="Calibri" w:hAnsi="Calibri" w:cs="Arial"/>
+                <w:i/>
+                <w:color w:val="0070C0"/>
+                <w:sz w:val="18"/>
+                <w:szCs w:val="20"/>
+                <w:lang w:eastAsia="es-CL"/>
+              </w:rPr>
+              <w:t>Supabase</w:t>
+            </w:r>
+            <w:proofErr w:type="spellEnd"/>
+            <w:r>
+              <w:rPr>
+                <w:rFonts w:ascii="Calibri" w:hAnsi="Calibri" w:cs="Arial"/>
+                <w:i/>
+                <w:color w:val="0070C0"/>
+                <w:sz w:val="18"/>
+                <w:szCs w:val="20"/>
+                <w:lang w:eastAsia="es-CL"/>
+              </w:rPr>
+              <w:t xml:space="preserve">, </w:t>
+            </w:r>
+            <w:proofErr w:type="spellStart"/>
+            <w:r>
+              <w:rPr>
+                <w:rFonts w:ascii="Calibri" w:hAnsi="Calibri" w:cs="Arial"/>
+                <w:i/>
+                <w:color w:val="0070C0"/>
+                <w:sz w:val="18"/>
+                <w:szCs w:val="20"/>
+                <w:lang w:eastAsia="es-CL"/>
+              </w:rPr>
+              <w:t>Vercel</w:t>
+            </w:r>
+            <w:proofErr w:type="spellEnd"/>
+            <w:r>
+              <w:rPr>
+                <w:rFonts w:ascii="Calibri" w:hAnsi="Calibri" w:cs="Arial"/>
+                <w:i/>
+                <w:color w:val="0070C0"/>
+                <w:sz w:val="18"/>
+                <w:szCs w:val="20"/>
+                <w:lang w:eastAsia="es-CL"/>
+              </w:rPr>
+              <w:t xml:space="preserve">, GCP y </w:t>
+            </w:r>
+            <w:proofErr w:type="spellStart"/>
+            <w:r>
+              <w:rPr>
+                <w:rFonts w:ascii="Calibri" w:hAnsi="Calibri" w:cs="Arial"/>
+                <w:i/>
+                <w:color w:val="0070C0"/>
+                <w:sz w:val="18"/>
+                <w:szCs w:val="20"/>
+                <w:lang w:eastAsia="es-CL"/>
+              </w:rPr>
+              <w:t>Resend</w:t>
+            </w:r>
+            <w:proofErr w:type="spellEnd"/>
+            <w:r>
+              <w:rPr>
+                <w:rFonts w:ascii="Calibri" w:hAnsi="Calibri" w:cs="Arial"/>
+                <w:i/>
+                <w:color w:val="0070C0"/>
+                <w:sz w:val="18"/>
+                <w:szCs w:val="20"/>
+                <w:lang w:eastAsia="es-CL"/>
+              </w:rPr>
+              <w:t>) con límites de uso, en particular los créditos de GCP vigentes hasta el 29 de noviembre; y la revisión humana de postulaciones, reclamos y sanciones recae en un solo Administrador.</w:t>
             </w:r>
           </w:p>
           <w:p>
@@ -1616,6 +2908,68 @@
             <w:r>
               <w:rPr>
                 <w:rFonts w:ascii="Calibri" w:hAnsi="Calibri" w:cs="Arial"/>
+                <w:b/>
+                <w:bCs/>
+                <w:i/>
+                <w:color w:val="0070C0"/>
+                <w:sz w:val="18"/>
+                <w:szCs w:val="20"/>
+                <w:lang w:eastAsia="es-CL"/>
+              </w:rPr>
+              <w:lastRenderedPageBreak/>
+              <w:t>Ajustes realizados:</w:t>
+            </w:r>
+            <w:r>
+              <w:rPr>
+                <w:rFonts w:ascii="Calibri" w:hAnsi="Calibri" w:cs="Arial"/>
+                <w:i/>
+                <w:color w:val="0070C0"/>
+                <w:sz w:val="18"/>
+                <w:szCs w:val="20"/>
+                <w:lang w:eastAsia="es-CL"/>
+              </w:rPr>
+              <w:t xml:space="preserve"> aplicamos una revisión formal del alcance que dejó 22 requerimientos vigentes e incorporó la gestión de reclamos (RF-027); simplificamos la reputación a una calificación simple de 1 a 5 sin score ni pausa automática; reemplazamos las fotografías obligatorias de la entrega por un código de verificación; adoptamos Webpay Mall (Split Payment) eliminando la custodia de fondos, los </w:t>
+            </w:r>
+            <w:proofErr w:type="spellStart"/>
+            <w:r>
+              <w:rPr>
+                <w:rFonts w:ascii="Calibri" w:hAnsi="Calibri" w:cs="Arial"/>
+                <w:i/>
+                <w:color w:val="0070C0"/>
+                <w:sz w:val="18"/>
+                <w:szCs w:val="20"/>
+                <w:lang w:eastAsia="es-CL"/>
+              </w:rPr>
+              <w:t>payouts</w:t>
+            </w:r>
+            <w:proofErr w:type="spellEnd"/>
+            <w:r>
+              <w:rPr>
+                <w:rFonts w:ascii="Calibri" w:hAnsi="Calibri" w:cs="Arial"/>
+                <w:i/>
+                <w:color w:val="0070C0"/>
+                <w:sz w:val="18"/>
+                <w:szCs w:val="20"/>
+                <w:lang w:eastAsia="es-CL"/>
+              </w:rPr>
+              <w:t xml:space="preserve"> propios y los reembolsos, y canalizando los casos de entrega no completada por reclamos; acotamos el panel administrativo; y retiramos el </w:t>
+            </w:r>
+            <w:proofErr w:type="spellStart"/>
+            <w:r>
+              <w:rPr>
+                <w:rFonts w:ascii="Calibri" w:hAnsi="Calibri" w:cs="Arial"/>
+                <w:i/>
+                <w:color w:val="0070C0"/>
+                <w:sz w:val="18"/>
+                <w:szCs w:val="20"/>
+                <w:lang w:eastAsia="es-CL"/>
+              </w:rPr>
+              <w:t>rate</w:t>
+            </w:r>
+            <w:proofErr w:type="spellEnd"/>
+            <w:r>
+              <w:rPr>
+                <w:rFonts w:ascii="Calibri" w:hAnsi="Calibri" w:cs="Arial"/>
                 <w:i/>
                 <w:color w:val="0070C0"/>
                 <w:sz w:val="18"/>
@@ -1624,16 +2978,77 @@
               </w:rPr>
               <w:t xml:space="preserve"> </w:t>
             </w:r>
-            <w:r>
-              <w:rPr>
-                <w:rFonts w:ascii="Calibri" w:hAnsi="Calibri" w:cs="Arial"/>
-                <w:i/>
-                <w:color w:val="0070C0"/>
-                <w:sz w:val="18"/>
-                <w:szCs w:val="20"/>
-                <w:lang w:eastAsia="es-CL"/>
-              </w:rPr>
-              <w:t>Además, ajustamos la autenticación para apoyarnos en Supabase GoTrue para login y refresh, dejando en FastAPI la lógica específica de bloqueo por intentos fallidos. Cambiamos el enfoque de custodia y payout: CuTuCo retiene la venta y, después de la entrega, se simula un payout manual; para completar ese flujo agregamos la necesidad de registrar datos bancarios del vendedor de forma protegida. En delivery mantenemos los estados Preparación, En Tránsito y Entregado, pero sin GPS ni mapa en tiempo real y con código de validación en la entrega. En moderación simplificamos el alcance a gestión manual, aprobación de productores y reglas básicas como lista de palabras prohibidas. Estos ajustes nos permitieron concentrarnos en los flujos esenciales y mantener la viabilidad del proyecto para dos personas.</w:t>
+            <w:proofErr w:type="spellStart"/>
+            <w:r>
+              <w:rPr>
+                <w:rFonts w:ascii="Calibri" w:hAnsi="Calibri" w:cs="Arial"/>
+                <w:i/>
+                <w:color w:val="0070C0"/>
+                <w:sz w:val="18"/>
+                <w:szCs w:val="20"/>
+                <w:lang w:eastAsia="es-CL"/>
+              </w:rPr>
+              <w:t>limiting</w:t>
+            </w:r>
+            <w:proofErr w:type="spellEnd"/>
+            <w:r>
+              <w:rPr>
+                <w:rFonts w:ascii="Calibri" w:hAnsi="Calibri" w:cs="Arial"/>
+                <w:i/>
+                <w:color w:val="0070C0"/>
+                <w:sz w:val="18"/>
+                <w:szCs w:val="20"/>
+                <w:lang w:eastAsia="es-CL"/>
+              </w:rPr>
+              <w:t xml:space="preserve"> propio, el historial de precios y los avisos de stock bajo. Ante bloqueos de dependencias externas usamos </w:t>
+            </w:r>
+            <w:proofErr w:type="spellStart"/>
+            <w:r>
+              <w:rPr>
+                <w:rFonts w:ascii="Calibri" w:hAnsi="Calibri" w:cs="Arial"/>
+                <w:i/>
+                <w:color w:val="0070C0"/>
+                <w:sz w:val="18"/>
+                <w:szCs w:val="20"/>
+                <w:lang w:eastAsia="es-CL"/>
+              </w:rPr>
+              <w:t>mocks</w:t>
+            </w:r>
+            <w:proofErr w:type="spellEnd"/>
+            <w:r>
+              <w:rPr>
+                <w:rFonts w:ascii="Calibri" w:hAnsi="Calibri" w:cs="Arial"/>
+                <w:i/>
+                <w:color w:val="0070C0"/>
+                <w:sz w:val="18"/>
+                <w:szCs w:val="20"/>
+                <w:lang w:eastAsia="es-CL"/>
+              </w:rPr>
+              <w:t xml:space="preserve"> o </w:t>
+            </w:r>
+            <w:proofErr w:type="spellStart"/>
+            <w:r>
+              <w:rPr>
+                <w:rFonts w:ascii="Calibri" w:hAnsi="Calibri" w:cs="Arial"/>
+                <w:i/>
+                <w:color w:val="0070C0"/>
+                <w:sz w:val="18"/>
+                <w:szCs w:val="20"/>
+                <w:lang w:eastAsia="es-CL"/>
+              </w:rPr>
+              <w:t>stubs</w:t>
+            </w:r>
+            <w:proofErr w:type="spellEnd"/>
+            <w:r>
+              <w:rPr>
+                <w:rFonts w:ascii="Calibri" w:hAnsi="Calibri" w:cs="Arial"/>
+                <w:i/>
+                <w:color w:val="0070C0"/>
+                <w:sz w:val="18"/>
+                <w:szCs w:val="20"/>
+                <w:lang w:eastAsia="es-CL"/>
+              </w:rPr>
+              <w:t xml:space="preserve"> y repetimos la validación real cuando el servicio respondió, y priorizamos los flujos críticos (login, compra, pago y entrega) por sobre las mejoras secundarias para cerrar sin defectos críticos.</w:t>
             </w:r>
           </w:p>
         </w:tc>
@@ -1661,6 +3076,7 @@
                 <w:color w:val="1F3864" w:themeColor="accent1" w:themeShade="80"/>
                 <w:sz w:val="18"/>
               </w:rPr>
+              <w:lastRenderedPageBreak/>
               <w:t>5. Evidencias</w:t>
             </w:r>
           </w:p>
@@ -1692,14 +3108,426 @@
             <w:r>
               <w:rPr>
                 <w:rFonts w:ascii="Calibri" w:hAnsi="Calibri" w:cs="Arial"/>
-                <w:i/>
-                <w:iCs/>
-                <w:color w:val="0070C0"/>
-                <w:sz w:val="18"/>
-                <w:szCs w:val="20"/>
-                <w:lang w:eastAsia="es-CL"/>
-              </w:rPr>
-              <w:t>Para visualizar y respaldar el desarrollo consideramos como evidencias principales el Acta de Constitución, la EDT, los hitos, la Carta Gantt, la matriz RACI, la matriz de riesgos, el ERS, los criterios de aceptación, los modelos de datos, la arquitectura y los mockups. También conservamos el código fuente, scripts de base de datos, registros de cambios y documentación interna.</w:t>
+                <w:b/>
+                <w:bCs/>
+                <w:i/>
+                <w:iCs/>
+                <w:color w:val="0070C0"/>
+                <w:sz w:val="18"/>
+                <w:szCs w:val="20"/>
+                <w:lang w:eastAsia="es-CL"/>
+              </w:rPr>
+              <w:t>Evidencias de gestión:</w:t>
+            </w:r>
+            <w:r>
+              <w:rPr>
+                <w:rFonts w:ascii="Calibri" w:hAnsi="Calibri" w:cs="Arial"/>
+                <w:i/>
+                <w:iCs/>
+                <w:color w:val="0070C0"/>
+                <w:sz w:val="18"/>
+                <w:szCs w:val="20"/>
+                <w:lang w:eastAsia="es-CL"/>
+              </w:rPr>
+              <w:t xml:space="preserve"> Acta de Constitución del Proyecto; EDT, Hitos de Desarrollo y Diccionario; Carta Gantt; Matriz RACI; Matriz de Riesgos; Plan de Pruebas Inicial; Presupuesto Estimado con Flujo de Caja; y las minutas de control de programación.</w:t>
+            </w:r>
+          </w:p>
+          <w:p>
+            <w:pPr>
+              <w:pStyle w:val="Prrafodelista"/>
+              <w:numPr>
+                <w:ilvl w:val="0"/>
+                <w:numId w:val="1"/>
+              </w:numPr>
+              <w:spacing w:after="0" w:line="240" w:lineRule="auto"/>
+              <w:jc w:val="both"/>
+              <w:rPr>
+                <w:rFonts w:ascii="Calibri" w:hAnsi="Calibri" w:cs="Arial"/>
+                <w:i/>
+                <w:iCs/>
+                <w:color w:val="0070C0"/>
+                <w:sz w:val="18"/>
+                <w:szCs w:val="20"/>
+                <w:lang w:eastAsia="es-CL"/>
+              </w:rPr>
+            </w:pPr>
+            <w:r>
+              <w:rPr>
+                <w:rFonts w:ascii="Calibri" w:hAnsi="Calibri" w:cs="Arial"/>
+                <w:b/>
+                <w:bCs/>
+                <w:i/>
+                <w:iCs/>
+                <w:color w:val="0070C0"/>
+                <w:sz w:val="18"/>
+                <w:szCs w:val="20"/>
+                <w:lang w:eastAsia="es-CL"/>
+              </w:rPr>
+              <w:t>Evidencias de análisis y diseño:</w:t>
+            </w:r>
+            <w:r>
+              <w:rPr>
+                <w:rFonts w:ascii="Calibri" w:hAnsi="Calibri" w:cs="Arial"/>
+                <w:i/>
+                <w:iCs/>
+                <w:color w:val="0070C0"/>
+                <w:sz w:val="18"/>
+                <w:szCs w:val="20"/>
+                <w:lang w:eastAsia="es-CL"/>
+              </w:rPr>
+              <w:t xml:space="preserve"> ERS actualizado con los 22 requerimientos vigentes; Modelos de Datos y Arquitectura con el modelo entidad-relación y los diagramas de componentes, despliegue y secuencia (</w:t>
+            </w:r>
+            <w:proofErr w:type="spellStart"/>
+            <w:r>
+              <w:rPr>
+                <w:rFonts w:ascii="Calibri" w:hAnsi="Calibri" w:cs="Arial"/>
+                <w:i/>
+                <w:iCs/>
+                <w:color w:val="0070C0"/>
+                <w:sz w:val="18"/>
+                <w:szCs w:val="20"/>
+                <w:lang w:eastAsia="es-CL"/>
+              </w:rPr>
+              <w:t>checkout</w:t>
+            </w:r>
+            <w:proofErr w:type="spellEnd"/>
+            <w:r>
+              <w:rPr>
+                <w:rFonts w:ascii="Calibri" w:hAnsi="Calibri" w:cs="Arial"/>
+                <w:i/>
+                <w:iCs/>
+                <w:color w:val="0070C0"/>
+                <w:sz w:val="18"/>
+                <w:szCs w:val="20"/>
+                <w:lang w:eastAsia="es-CL"/>
+              </w:rPr>
+              <w:t>, entrega y moderación); Mockups de Interfaz de Sistemas; y Plan de Calidad y de Costos.</w:t>
+            </w:r>
+          </w:p>
+          <w:p>
+            <w:pPr>
+              <w:pStyle w:val="Prrafodelista"/>
+              <w:numPr>
+                <w:ilvl w:val="0"/>
+                <w:numId w:val="1"/>
+              </w:numPr>
+              <w:spacing w:after="0" w:line="240" w:lineRule="auto"/>
+              <w:jc w:val="both"/>
+              <w:rPr>
+                <w:rFonts w:ascii="Calibri" w:hAnsi="Calibri" w:cs="Arial"/>
+                <w:i/>
+                <w:iCs/>
+                <w:color w:val="0070C0"/>
+                <w:sz w:val="18"/>
+                <w:szCs w:val="20"/>
+                <w:lang w:eastAsia="es-CL"/>
+              </w:rPr>
+            </w:pPr>
+            <w:r>
+              <w:rPr>
+                <w:rFonts w:ascii="Calibri" w:hAnsi="Calibri" w:cs="Arial"/>
+                <w:b/>
+                <w:bCs/>
+                <w:i/>
+                <w:iCs/>
+                <w:color w:val="0070C0"/>
+                <w:sz w:val="18"/>
+                <w:szCs w:val="20"/>
+                <w:lang w:eastAsia="es-CL"/>
+              </w:rPr>
+              <w:t>Evidencias de construcción e implementación:</w:t>
+            </w:r>
+            <w:r>
+              <w:rPr>
+                <w:rFonts w:ascii="Calibri" w:hAnsi="Calibri" w:cs="Arial"/>
+                <w:i/>
+                <w:iCs/>
+                <w:color w:val="0070C0"/>
+                <w:sz w:val="18"/>
+                <w:szCs w:val="20"/>
+                <w:lang w:eastAsia="es-CL"/>
+              </w:rPr>
+              <w:t xml:space="preserve"> el código fuente y la documentación interna del repositorio Git; la base de datos PostgreSQL con sus scripts de creación y datos de prueba; la plataforma desplegada (</w:t>
+            </w:r>
+            <w:proofErr w:type="spellStart"/>
+            <w:r>
+              <w:rPr>
+                <w:rFonts w:ascii="Calibri" w:hAnsi="Calibri" w:cs="Arial"/>
+                <w:i/>
+                <w:iCs/>
+                <w:color w:val="0070C0"/>
+                <w:sz w:val="18"/>
+                <w:szCs w:val="20"/>
+                <w:lang w:eastAsia="es-CL"/>
+              </w:rPr>
+              <w:t>frontend</w:t>
+            </w:r>
+            <w:proofErr w:type="spellEnd"/>
+            <w:r>
+              <w:rPr>
+                <w:rFonts w:ascii="Calibri" w:hAnsi="Calibri" w:cs="Arial"/>
+                <w:i/>
+                <w:iCs/>
+                <w:color w:val="0070C0"/>
+                <w:sz w:val="18"/>
+                <w:szCs w:val="20"/>
+                <w:lang w:eastAsia="es-CL"/>
+              </w:rPr>
+              <w:t xml:space="preserve"> en </w:t>
+            </w:r>
+            <w:proofErr w:type="spellStart"/>
+            <w:r>
+              <w:rPr>
+                <w:rFonts w:ascii="Calibri" w:hAnsi="Calibri" w:cs="Arial"/>
+                <w:i/>
+                <w:iCs/>
+                <w:color w:val="0070C0"/>
+                <w:sz w:val="18"/>
+                <w:szCs w:val="20"/>
+                <w:lang w:eastAsia="es-CL"/>
+              </w:rPr>
+              <w:t>Vercel</w:t>
+            </w:r>
+            <w:proofErr w:type="spellEnd"/>
+            <w:r>
+              <w:rPr>
+                <w:rFonts w:ascii="Calibri" w:hAnsi="Calibri" w:cs="Arial"/>
+                <w:i/>
+                <w:iCs/>
+                <w:color w:val="0070C0"/>
+                <w:sz w:val="18"/>
+                <w:szCs w:val="20"/>
+                <w:lang w:eastAsia="es-CL"/>
+              </w:rPr>
+              <w:t xml:space="preserve">, </w:t>
+            </w:r>
+            <w:proofErr w:type="spellStart"/>
+            <w:r>
+              <w:rPr>
+                <w:rFonts w:ascii="Calibri" w:hAnsi="Calibri" w:cs="Arial"/>
+                <w:i/>
+                <w:iCs/>
+                <w:color w:val="0070C0"/>
+                <w:sz w:val="18"/>
+                <w:szCs w:val="20"/>
+                <w:lang w:eastAsia="es-CL"/>
+              </w:rPr>
+              <w:t>backend</w:t>
+            </w:r>
+            <w:proofErr w:type="spellEnd"/>
+            <w:r>
+              <w:rPr>
+                <w:rFonts w:ascii="Calibri" w:hAnsi="Calibri" w:cs="Arial"/>
+                <w:i/>
+                <w:iCs/>
+                <w:color w:val="0070C0"/>
+                <w:sz w:val="18"/>
+                <w:szCs w:val="20"/>
+                <w:lang w:eastAsia="es-CL"/>
+              </w:rPr>
+              <w:t xml:space="preserve"> </w:t>
+            </w:r>
+            <w:proofErr w:type="spellStart"/>
+            <w:r>
+              <w:rPr>
+                <w:rFonts w:ascii="Calibri" w:hAnsi="Calibri" w:cs="Arial"/>
+                <w:i/>
+                <w:iCs/>
+                <w:color w:val="0070C0"/>
+                <w:sz w:val="18"/>
+                <w:szCs w:val="20"/>
+                <w:lang w:eastAsia="es-CL"/>
+              </w:rPr>
+              <w:t>FastAPI</w:t>
+            </w:r>
+            <w:proofErr w:type="spellEnd"/>
+            <w:r>
+              <w:rPr>
+                <w:rFonts w:ascii="Calibri" w:hAnsi="Calibri" w:cs="Arial"/>
+                <w:i/>
+                <w:iCs/>
+                <w:color w:val="0070C0"/>
+                <w:sz w:val="18"/>
+                <w:szCs w:val="20"/>
+                <w:lang w:eastAsia="es-CL"/>
+              </w:rPr>
+              <w:t xml:space="preserve"> en Cloud Run y persistencia en </w:t>
+            </w:r>
+            <w:proofErr w:type="spellStart"/>
+            <w:r>
+              <w:rPr>
+                <w:rFonts w:ascii="Calibri" w:hAnsi="Calibri" w:cs="Arial"/>
+                <w:i/>
+                <w:iCs/>
+                <w:color w:val="0070C0"/>
+                <w:sz w:val="18"/>
+                <w:szCs w:val="20"/>
+                <w:lang w:eastAsia="es-CL"/>
+              </w:rPr>
+              <w:t>Supabase</w:t>
+            </w:r>
+            <w:proofErr w:type="spellEnd"/>
+            <w:r>
+              <w:rPr>
+                <w:rFonts w:ascii="Calibri" w:hAnsi="Calibri" w:cs="Arial"/>
+                <w:i/>
+                <w:iCs/>
+                <w:color w:val="0070C0"/>
+                <w:sz w:val="18"/>
+                <w:szCs w:val="20"/>
+                <w:lang w:eastAsia="es-CL"/>
+              </w:rPr>
+              <w:t>); y los resultados de las pruebas unitarias (</w:t>
+            </w:r>
+            <w:proofErr w:type="spellStart"/>
+            <w:r>
+              <w:rPr>
+                <w:rFonts w:ascii="Calibri" w:hAnsi="Calibri" w:cs="Arial"/>
+                <w:i/>
+                <w:iCs/>
+                <w:color w:val="0070C0"/>
+                <w:sz w:val="18"/>
+                <w:szCs w:val="20"/>
+                <w:lang w:eastAsia="es-CL"/>
+              </w:rPr>
+              <w:t>Pytest</w:t>
+            </w:r>
+            <w:proofErr w:type="spellEnd"/>
+            <w:r>
+              <w:rPr>
+                <w:rFonts w:ascii="Calibri" w:hAnsi="Calibri" w:cs="Arial"/>
+                <w:i/>
+                <w:iCs/>
+                <w:color w:val="0070C0"/>
+                <w:sz w:val="18"/>
+                <w:szCs w:val="20"/>
+                <w:lang w:eastAsia="es-CL"/>
+              </w:rPr>
+              <w:t>), de integración (</w:t>
+            </w:r>
+            <w:proofErr w:type="spellStart"/>
+            <w:r>
+              <w:rPr>
+                <w:rFonts w:ascii="Calibri" w:hAnsi="Calibri" w:cs="Arial"/>
+                <w:i/>
+                <w:iCs/>
+                <w:color w:val="0070C0"/>
+                <w:sz w:val="18"/>
+                <w:szCs w:val="20"/>
+                <w:lang w:eastAsia="es-CL"/>
+              </w:rPr>
+              <w:t>httpx</w:t>
+            </w:r>
+            <w:proofErr w:type="spellEnd"/>
+            <w:r>
+              <w:rPr>
+                <w:rFonts w:ascii="Calibri" w:hAnsi="Calibri" w:cs="Arial"/>
+                <w:i/>
+                <w:iCs/>
+                <w:color w:val="0070C0"/>
+                <w:sz w:val="18"/>
+                <w:szCs w:val="20"/>
+                <w:lang w:eastAsia="es-CL"/>
+              </w:rPr>
+              <w:t xml:space="preserve">), de </w:t>
+            </w:r>
+            <w:proofErr w:type="spellStart"/>
+            <w:r>
+              <w:rPr>
+                <w:rFonts w:ascii="Calibri" w:hAnsi="Calibri" w:cs="Arial"/>
+                <w:i/>
+                <w:iCs/>
+                <w:color w:val="0070C0"/>
+                <w:sz w:val="18"/>
+                <w:szCs w:val="20"/>
+                <w:lang w:eastAsia="es-CL"/>
+              </w:rPr>
+              <w:t>frontend</w:t>
+            </w:r>
+            <w:proofErr w:type="spellEnd"/>
+            <w:r>
+              <w:rPr>
+                <w:rFonts w:ascii="Calibri" w:hAnsi="Calibri" w:cs="Arial"/>
+                <w:i/>
+                <w:iCs/>
+                <w:color w:val="0070C0"/>
+                <w:sz w:val="18"/>
+                <w:szCs w:val="20"/>
+                <w:lang w:eastAsia="es-CL"/>
+              </w:rPr>
+              <w:t xml:space="preserve"> (</w:t>
+            </w:r>
+            <w:proofErr w:type="spellStart"/>
+            <w:r>
+              <w:rPr>
+                <w:rFonts w:ascii="Calibri" w:hAnsi="Calibri" w:cs="Arial"/>
+                <w:i/>
+                <w:iCs/>
+                <w:color w:val="0070C0"/>
+                <w:sz w:val="18"/>
+                <w:szCs w:val="20"/>
+                <w:lang w:eastAsia="es-CL"/>
+              </w:rPr>
+              <w:t>Vitest</w:t>
+            </w:r>
+            <w:proofErr w:type="spellEnd"/>
+            <w:r>
+              <w:rPr>
+                <w:rFonts w:ascii="Calibri" w:hAnsi="Calibri" w:cs="Arial"/>
+                <w:i/>
+                <w:iCs/>
+                <w:color w:val="0070C0"/>
+                <w:sz w:val="18"/>
+                <w:szCs w:val="20"/>
+                <w:lang w:eastAsia="es-CL"/>
+              </w:rPr>
+              <w:t>), extremo a extremo (Cypress) y de seguridad (OWASP ZAP), con sus capturas y registros.</w:t>
+            </w:r>
+          </w:p>
+          <w:p>
+            <w:pPr>
+              <w:pStyle w:val="Prrafodelista"/>
+              <w:numPr>
+                <w:ilvl w:val="0"/>
+                <w:numId w:val="1"/>
+              </w:numPr>
+              <w:spacing w:after="0" w:line="240" w:lineRule="auto"/>
+              <w:jc w:val="both"/>
+              <w:rPr>
+                <w:rFonts w:ascii="Calibri" w:hAnsi="Calibri" w:cs="Arial"/>
+                <w:i/>
+                <w:iCs/>
+                <w:color w:val="0070C0"/>
+                <w:sz w:val="18"/>
+                <w:szCs w:val="20"/>
+                <w:lang w:eastAsia="es-CL"/>
+              </w:rPr>
+            </w:pPr>
+            <w:r>
+              <w:rPr>
+                <w:rFonts w:ascii="Calibri" w:hAnsi="Calibri" w:cs="Arial"/>
+                <w:b/>
+                <w:bCs/>
+                <w:i/>
+                <w:iCs/>
+                <w:color w:val="0070C0"/>
+                <w:sz w:val="18"/>
+                <w:szCs w:val="20"/>
+                <w:lang w:eastAsia="es-CL"/>
+              </w:rPr>
+              <w:t>Evidencias de cierre:</w:t>
+            </w:r>
+            <w:r>
+              <w:rPr>
+                <w:rFonts w:ascii="Calibri" w:hAnsi="Calibri" w:cs="Arial"/>
+                <w:i/>
+                <w:iCs/>
+                <w:color w:val="0070C0"/>
+                <w:sz w:val="18"/>
+                <w:szCs w:val="20"/>
+                <w:lang w:eastAsia="es-CL"/>
+              </w:rPr>
+              <w:t xml:space="preserve"> la verificación de alcance contra los 22 requerimientos; el Plan de Pruebas Final y el Reporte de Estatus Final; el Plan de Implantación, Soporte y Mantenimiento; y los Manuales de Usuario y de Administrador.</w:t>
             </w:r>
           </w:p>
           <w:p>
@@ -1718,15 +3546,54 @@
             <w:r>
               <w:rPr>
                 <w:rFonts w:ascii="Calibri" w:hAnsi="Calibri" w:cs="Arial"/>
-                <w:i/>
-                <w:iCs/>
-                <w:color w:val="0070C0"/>
-                <w:sz w:val="18"/>
-                <w:szCs w:val="20"/>
-                <w:lang w:eastAsia="es-CL"/>
-              </w:rPr>
-              <w:lastRenderedPageBreak/>
-              <w:t>Como evidencia técnica final utilizaremos la matriz y los resultados de pruebas unitarias, de integración, API, frontend y E2E; las pruebas de autenticación y permisos; la integración de Webpay Plus Test; la gestión regional de las ventas; los estados y códigos de validación del delivery; la aprobación y sanción manual de productores; la simulación de payout y reembolso; y el dashboard administrativo. También incorporaremos capturas de los flujos principales y los manuales de usuario y administrador. No presentamos como resultados ejecutados cifras o pruebas que el informe fuente no registre expresamente; en esos casos dejamos la evidencia como entregable de validación y cierre.</w:t>
+                <w:b/>
+                <w:bCs/>
+                <w:i/>
+                <w:iCs/>
+                <w:color w:val="0070C0"/>
+                <w:sz w:val="18"/>
+                <w:szCs w:val="20"/>
+                <w:lang w:eastAsia="es-CL"/>
+              </w:rPr>
+              <w:t>Valor de las evidencias:</w:t>
+            </w:r>
+            <w:r>
+              <w:rPr>
+                <w:rFonts w:ascii="Calibri" w:hAnsi="Calibri" w:cs="Arial"/>
+                <w:i/>
+                <w:iCs/>
+                <w:color w:val="0070C0"/>
+                <w:sz w:val="18"/>
+                <w:szCs w:val="20"/>
+                <w:lang w:eastAsia="es-CL"/>
+              </w:rPr>
+              <w:t xml:space="preserve"> en conjunto permiten visualizar cada etapa del proyecto: los documentos de gestión muestran cómo se planificó y controló el trabajo; el ERS, los modelos y los mockups muestran cómo se especificó y diseñó el sistema; el código, la base de datos y las capturas de los flujos muestran el producto funcionando de punta a punta (navegación pública, </w:t>
+            </w:r>
+            <w:proofErr w:type="spellStart"/>
+            <w:r>
+              <w:rPr>
+                <w:rFonts w:ascii="Calibri" w:hAnsi="Calibri" w:cs="Arial"/>
+                <w:i/>
+                <w:iCs/>
+                <w:color w:val="0070C0"/>
+                <w:sz w:val="18"/>
+                <w:szCs w:val="20"/>
+                <w:lang w:eastAsia="es-CL"/>
+              </w:rPr>
+              <w:t>checkout</w:t>
+            </w:r>
+            <w:proofErr w:type="spellEnd"/>
+            <w:r>
+              <w:rPr>
+                <w:rFonts w:ascii="Calibri" w:hAnsi="Calibri" w:cs="Arial"/>
+                <w:i/>
+                <w:iCs/>
+                <w:color w:val="0070C0"/>
+                <w:sz w:val="18"/>
+                <w:szCs w:val="20"/>
+                <w:lang w:eastAsia="es-CL"/>
+              </w:rPr>
+              <w:t xml:space="preserve"> con Webpay Mall, entrega con código de verificación, calificación, reclamos y panel de administración); y los informes finales permiten comparar el resultado con lo planificado.</w:t>
             </w:r>
           </w:p>
         </w:tc>
@@ -1756,7 +3623,6 @@
                 <w:sz w:val="18"/>
                 <w:szCs w:val="18"/>
               </w:rPr>
-              <w:lastRenderedPageBreak/>
               <w:t>6</w:t>
             </w:r>
             <w:r>
@@ -1824,6 +3690,8 @@
             <w:r>
               <w:rPr>
                 <w:rFonts w:ascii="Calibri" w:hAnsi="Calibri" w:cs="Arial"/>
+                <w:b/>
+                <w:bCs/>
                 <w:i/>
                 <w:iCs/>
                 <w:color w:val="0070C0"/>
@@ -1831,7 +3699,71 @@
                 <w:szCs w:val="18"/>
                 <w:lang w:eastAsia="es-CL"/>
               </w:rPr>
-              <w:t>Nosotros confirmamos que CuTuCo nos ayudó a precisar nuestros intereses profesionales porque nos obligó a trabajar en un sistema donde una decisión técnica afecta directamente el funcionamiento del negocio. El proyecto nos acercó a problemas de integración, datos, seguridad, pagos, arquitectura cloud, experiencia de usuario y mantenimiento. También nos obligó a comprender que no basta con que una función funcione: debe poder explicarse, probarse y mantenerse.</w:t>
+              <w:t>Aporte a nuestros intereses profesionales:</w:t>
+            </w:r>
+            <w:r>
+              <w:rPr>
+                <w:rFonts w:ascii="Calibri" w:hAnsi="Calibri" w:cs="Arial"/>
+                <w:i/>
+                <w:iCs/>
+                <w:color w:val="0070C0"/>
+                <w:sz w:val="18"/>
+                <w:szCs w:val="18"/>
+                <w:lang w:eastAsia="es-CL"/>
+              </w:rPr>
+              <w:t xml:space="preserve"> el proyecto nos permitió conocer de forma concreta lo que nos interesa: desarrollar productos de software de punta a punta, desde el levantamiento de requerimientos hasta el despliegue en la nube. A Vicente le confirmó el interés por el </w:t>
+            </w:r>
+            <w:proofErr w:type="spellStart"/>
+            <w:r>
+              <w:rPr>
+                <w:rFonts w:ascii="Calibri" w:hAnsi="Calibri" w:cs="Arial"/>
+                <w:i/>
+                <w:iCs/>
+                <w:color w:val="0070C0"/>
+                <w:sz w:val="18"/>
+                <w:szCs w:val="18"/>
+                <w:lang w:eastAsia="es-CL"/>
+              </w:rPr>
+              <w:t>backend</w:t>
+            </w:r>
+            <w:proofErr w:type="spellEnd"/>
+            <w:r>
+              <w:rPr>
+                <w:rFonts w:ascii="Calibri" w:hAnsi="Calibri" w:cs="Arial"/>
+                <w:i/>
+                <w:iCs/>
+                <w:color w:val="0070C0"/>
+                <w:sz w:val="18"/>
+                <w:szCs w:val="18"/>
+                <w:lang w:eastAsia="es-CL"/>
+              </w:rPr>
+              <w:t xml:space="preserve">, la arquitectura de servicios, la seguridad de los datos y las integraciones financieras; a Ignacio, el interés por la experiencia de usuario, el </w:t>
+            </w:r>
+            <w:proofErr w:type="spellStart"/>
+            <w:r>
+              <w:rPr>
+                <w:rFonts w:ascii="Calibri" w:hAnsi="Calibri" w:cs="Arial"/>
+                <w:i/>
+                <w:iCs/>
+                <w:color w:val="0070C0"/>
+                <w:sz w:val="18"/>
+                <w:szCs w:val="18"/>
+                <w:lang w:eastAsia="es-CL"/>
+              </w:rPr>
+              <w:t>frontend</w:t>
+            </w:r>
+            <w:proofErr w:type="spellEnd"/>
+            <w:r>
+              <w:rPr>
+                <w:rFonts w:ascii="Calibri" w:hAnsi="Calibri" w:cs="Arial"/>
+                <w:i/>
+                <w:iCs/>
+                <w:color w:val="0070C0"/>
+                <w:sz w:val="18"/>
+                <w:szCs w:val="18"/>
+                <w:lang w:eastAsia="es-CL"/>
+              </w:rPr>
+              <w:t xml:space="preserve"> y la construcción de paneles que resuelven operaciones reales; y a ambos, un interés compartido por la gestión de proyectos y la calidad del software, que en un equipo de dos personas resultó indispensable.</w:t>
             </w:r>
           </w:p>
           <w:p>
@@ -1856,6 +3788,8 @@
             <w:r>
               <w:rPr>
                 <w:rFonts w:ascii="Calibri" w:hAnsi="Calibri" w:cs="Arial"/>
+                <w:b/>
+                <w:bCs/>
                 <w:i/>
                 <w:iCs/>
                 <w:color w:val="0070C0"/>
@@ -1863,7 +3797,19 @@
                 <w:szCs w:val="18"/>
                 <w:lang w:eastAsia="es-CL"/>
               </w:rPr>
-              <w:t>Nuestros intereses siguen relacionados con los planteados al comienzo, pero ahora están más definidos. Vicente Rivera se orienta principalmente a backend, APIs, FastAPI, autenticación, pagos, PostgreSQL, Supabase, Docker y GCP. Ignacio Fuenzalida se orienta principalmente a frontend, Vue.js + Vite, consumo de APIs, manejo de estados, catálogo, carrito, paneles administrativos y flujos de usuario. Ambos mantenemos interés en arquitectura, pruebas, documentación y control técnico del proyecto.</w:t>
+              <w:t>¿Se mantienen los intereses iniciales?:</w:t>
+            </w:r>
+            <w:r>
+              <w:rPr>
+                <w:rFonts w:ascii="Calibri" w:hAnsi="Calibri" w:cs="Arial"/>
+                <w:i/>
+                <w:iCs/>
+                <w:color w:val="0070C0"/>
+                <w:sz w:val="18"/>
+                <w:szCs w:val="18"/>
+                <w:lang w:eastAsia="es-CL"/>
+              </w:rPr>
+              <w:t xml:space="preserve"> sí. Al comienzo de la asignatura nuestros intereses apuntaban al desarrollo de software y a la gestión de proyectos; después de terminar el Proyecto APT se mantienen y quedaron más precisos: hoy sabemos que nos interesa el desarrollo de aplicaciones web con arquitectura desacoplada, integraciones con servicios externos y despliegue en la nube, aplicado a problemas reales de comercio y productividad local.</w:t>
             </w:r>
           </w:p>
           <w:p>
@@ -1888,6 +3834,8 @@
             <w:r>
               <w:rPr>
                 <w:rFonts w:ascii="Calibri" w:hAnsi="Calibri" w:cs="Arial"/>
+                <w:b/>
+                <w:bCs/>
                 <w:i/>
                 <w:iCs/>
                 <w:color w:val="0070C0"/>
@@ -1895,18 +3843,9 @@
                 <w:szCs w:val="18"/>
                 <w:lang w:eastAsia="es-CL"/>
               </w:rPr>
-              <w:t>Nos interesa seguir profundizando en arquitectura de software, diseño de APIs, bases de datos, seguridad y despliegue cloud. También queremos mejorar la capacidad de diseñar flujos completos de negocio, especialmente cuando intervienen pagos, estados de pedidos, validaciones y trazabilidad.</w:t>
-            </w:r>
-          </w:p>
-          <w:p>
-            <w:pPr>
-              <w:pStyle w:val="Prrafodelista"/>
-              <w:numPr>
-                <w:ilvl w:val="0"/>
-                <w:numId w:val="1"/>
-              </w:numPr>
-              <w:spacing w:after="0" w:line="240" w:lineRule="auto"/>
-              <w:jc w:val="both"/>
+              <w:t>Intereses por explorar o profundizar:</w:t>
+            </w:r>
+            <w:r>
               <w:rPr>
                 <w:rFonts w:ascii="Calibri" w:hAnsi="Calibri" w:cs="Arial"/>
                 <w:i/>
@@ -1916,7 +3855,9 @@
                 <w:szCs w:val="18"/>
                 <w:lang w:eastAsia="es-CL"/>
               </w:rPr>
-            </w:pPr>
+              <w:t xml:space="preserve"> las arquitecturas en la nube y las prácticas de integración y despliegue continuos (con </w:t>
+            </w:r>
+            <w:proofErr w:type="spellStart"/>
             <w:r>
               <w:rPr>
                 <w:rFonts w:ascii="Calibri" w:hAnsi="Calibri" w:cs="Arial"/>
@@ -1927,7 +3868,20 @@
                 <w:szCs w:val="18"/>
                 <w:lang w:eastAsia="es-CL"/>
               </w:rPr>
-              <w:t>A partir de lo trabajado, nos proyectamos buscando oportunidades laborales en desarrollo de software y soluciones web. Vicente Rivera se orienta más al desarrollo backend, integración de servicios y arquitectura cloud, mientras que Ignacio Fuenzalida se orienta más al desarrollo frontend y experiencia de usuario. Al mismo tiempo, consideramos valioso mantener una visión general del sistema para poder colaborar entre ambas áreas.</w:t>
+              <w:t>observabilidad</w:t>
+            </w:r>
+            <w:proofErr w:type="spellEnd"/>
+            <w:r>
+              <w:rPr>
+                <w:rFonts w:ascii="Calibri" w:hAnsi="Calibri" w:cs="Arial"/>
+                <w:i/>
+                <w:iCs/>
+                <w:color w:val="0070C0"/>
+                <w:sz w:val="18"/>
+                <w:szCs w:val="18"/>
+                <w:lang w:eastAsia="es-CL"/>
+              </w:rPr>
+              <w:t xml:space="preserve"> y gestión de costos), la seguridad de aplicaciones y la protección de datos, el diseño de modelos de negocio de plataformas SaaS (tarifas, liquidaciones y escalabilidad) y la calidad de software automatizada con pruebas continuas.</w:t>
             </w:r>
           </w:p>
           <w:p>
@@ -1950,6 +3904,8 @@
             <w:r>
               <w:rPr>
                 <w:rFonts w:ascii="Calibri" w:hAnsi="Calibri" w:cs="Arial"/>
+                <w:b/>
+                <w:bCs/>
                 <w:i/>
                 <w:iCs/>
                 <w:color w:val="0070C0"/>
@@ -1957,7 +3913,98 @@
                 <w:szCs w:val="18"/>
                 <w:lang w:eastAsia="es-CL"/>
               </w:rPr>
-              <w:t>Después del proyecto queremos seguir construyendo experiencia en sistemas productivos y en equipos donde podamos participar en decisiones técnicas reales. También queremos mantener como práctica la planificación, las pruebas, el control de alcance y la documentación, porque vimos que estos elementos permiten que un proyecto de dos personas pueda avanzar de forma ordenada y que otra persona pueda entender y mantener lo que construimos.</w:t>
+              <w:lastRenderedPageBreak/>
+              <w:t>Proyección laboral:</w:t>
+            </w:r>
+            <w:r>
+              <w:rPr>
+                <w:rFonts w:ascii="Calibri" w:hAnsi="Calibri" w:cs="Arial"/>
+                <w:i/>
+                <w:iCs/>
+                <w:color w:val="0070C0"/>
+                <w:sz w:val="18"/>
+                <w:szCs w:val="18"/>
+                <w:lang w:eastAsia="es-CL"/>
+              </w:rPr>
+              <w:t xml:space="preserve"> nos proyectamos integrando y liderando equipos de desarrollo que construyen productos digitales reales, aplicando lo aprendido en planificación, construcción y calidad. A mediano plazo buscamos asumir responsabilidades técnicas mayores (desarrollo full </w:t>
+            </w:r>
+            <w:proofErr w:type="spellStart"/>
+            <w:r>
+              <w:rPr>
+                <w:rFonts w:ascii="Calibri" w:hAnsi="Calibri" w:cs="Arial"/>
+                <w:i/>
+                <w:iCs/>
+                <w:color w:val="0070C0"/>
+                <w:sz w:val="18"/>
+                <w:szCs w:val="18"/>
+                <w:lang w:eastAsia="es-CL"/>
+              </w:rPr>
+              <w:t>stack</w:t>
+            </w:r>
+            <w:proofErr w:type="spellEnd"/>
+            <w:r>
+              <w:rPr>
+                <w:rFonts w:ascii="Calibri" w:hAnsi="Calibri" w:cs="Arial"/>
+                <w:i/>
+                <w:iCs/>
+                <w:color w:val="0070C0"/>
+                <w:sz w:val="18"/>
+                <w:szCs w:val="18"/>
+                <w:lang w:eastAsia="es-CL"/>
+              </w:rPr>
+              <w:t xml:space="preserve">, arquitectura de software o liderazgo de proyectos) y continuar formándonos en </w:t>
+            </w:r>
+            <w:proofErr w:type="spellStart"/>
+            <w:r>
+              <w:rPr>
+                <w:rFonts w:ascii="Calibri" w:hAnsi="Calibri" w:cs="Arial"/>
+                <w:i/>
+                <w:iCs/>
+                <w:color w:val="0070C0"/>
+                <w:sz w:val="18"/>
+                <w:szCs w:val="18"/>
+                <w:lang w:eastAsia="es-CL"/>
+              </w:rPr>
+              <w:t>cloud</w:t>
+            </w:r>
+            <w:proofErr w:type="spellEnd"/>
+            <w:r>
+              <w:rPr>
+                <w:rFonts w:ascii="Calibri" w:hAnsi="Calibri" w:cs="Arial"/>
+                <w:i/>
+                <w:iCs/>
+                <w:color w:val="0070C0"/>
+                <w:sz w:val="18"/>
+                <w:szCs w:val="18"/>
+                <w:lang w:eastAsia="es-CL"/>
+              </w:rPr>
+              <w:t xml:space="preserve"> y seguridad. Además, el proyecto deja un producto documentado que puede continuar: la proyección productiva (Opción B) y el modelo de negocio quedaron analizados, con el fee y la tarifa de </w:t>
+            </w:r>
+            <w:proofErr w:type="spellStart"/>
+            <w:r>
+              <w:rPr>
+                <w:rFonts w:ascii="Calibri" w:hAnsi="Calibri" w:cs="Arial"/>
+                <w:i/>
+                <w:iCs/>
+                <w:color w:val="0070C0"/>
+                <w:sz w:val="18"/>
+                <w:szCs w:val="18"/>
+                <w:lang w:eastAsia="es-CL"/>
+              </w:rPr>
+              <w:t>delivery</w:t>
+            </w:r>
+            <w:proofErr w:type="spellEnd"/>
+            <w:r>
+              <w:rPr>
+                <w:rFonts w:ascii="Calibri" w:hAnsi="Calibri" w:cs="Arial"/>
+                <w:i/>
+                <w:iCs/>
+                <w:color w:val="0070C0"/>
+                <w:sz w:val="18"/>
+                <w:szCs w:val="18"/>
+                <w:lang w:eastAsia="es-CL"/>
+              </w:rPr>
+              <w:t xml:space="preserve"> evaluados contra el flujo de caja del proyecto.</w:t>
             </w:r>
           </w:p>
         </w:tc>
@@ -2984,22 +5031,22 @@
       </w:pPr>
     </w:lvl>
   </w:abstractNum>
-  <w:num w:numId="1" w16cid:durableId="1174148026">
+  <w:num w:numId="1" w16cid:durableId="1999193038">
     <w:abstractNumId w:val="0"/>
   </w:num>
-  <w:num w:numId="2" w16cid:durableId="93984502">
+  <w:num w:numId="2" w16cid:durableId="1251505436">
     <w:abstractNumId w:val="2"/>
   </w:num>
-  <w:num w:numId="3" w16cid:durableId="694892328">
+  <w:num w:numId="3" w16cid:durableId="816383875">
     <w:abstractNumId w:val="5"/>
   </w:num>
-  <w:num w:numId="4" w16cid:durableId="1728725816">
+  <w:num w:numId="4" w16cid:durableId="1944338548">
     <w:abstractNumId w:val="1"/>
   </w:num>
-  <w:num w:numId="5" w16cid:durableId="723332978">
+  <w:num w:numId="5" w16cid:durableId="47188596">
     <w:abstractNumId w:val="3"/>
   </w:num>
-  <w:num w:numId="6" w16cid:durableId="206768964">
+  <w:num w:numId="6" w16cid:durableId="1704860685">
     <w:abstractNumId w:val="4"/>
   </w:num>
 </w:numbering>
